--- a/ai_automation/m1_automation_using_make_dot_com.docx
+++ b/ai_automation/m1_automation_using_make_dot_com.docx
@@ -6,16 +6,18 @@
       <w:pPr>
         <w:jc w:val="center"/>
         <w:rPr>
-          <w:sz w:val="36"/>
-          <w:szCs w:val="36"/>
-        </w:rPr>
-      </w:pPr>
-      <w:r>
-        <w:rPr>
-          <w:b/>
-          <w:bCs/>
-          <w:sz w:val="44"/>
-          <w:szCs w:val="44"/>
+          <w:rFonts w:ascii="Carlito" w:hAnsi="Carlito" w:cs="Carlito"/>
+          <w:sz w:val="32"/>
+          <w:szCs w:val="32"/>
+        </w:rPr>
+      </w:pPr>
+      <w:r>
+        <w:rPr>
+          <w:rFonts w:ascii="Carlito" w:hAnsi="Carlito" w:cs="Carlito"/>
+          <w:b/>
+          <w:bCs/>
+          <w:sz w:val="40"/>
+          <w:szCs w:val="40"/>
         </w:rPr>
         <w:t>INDEX</w:t>
       </w:r>
@@ -24,30 +26,34 @@
       <w:pPr>
         <w:jc w:val="both"/>
         <w:rPr>
-          <w:sz w:val="36"/>
-          <w:szCs w:val="36"/>
-        </w:rPr>
-      </w:pPr>
-    </w:p>
-    <w:p>
-      <w:pPr>
-        <w:rPr>
-          <w:sz w:val="36"/>
-          <w:szCs w:val="36"/>
-        </w:rPr>
-      </w:pPr>
-    </w:p>
-    <w:p>
-      <w:pPr>
-        <w:rPr>
-          <w:sz w:val="36"/>
-          <w:szCs w:val="36"/>
-        </w:rPr>
-      </w:pPr>
-      <w:r>
-        <w:rPr>
-          <w:sz w:val="36"/>
-          <w:szCs w:val="36"/>
+          <w:rFonts w:ascii="Carlito" w:hAnsi="Carlito" w:cs="Carlito"/>
+          <w:sz w:val="32"/>
+          <w:szCs w:val="32"/>
+        </w:rPr>
+      </w:pPr>
+    </w:p>
+    <w:p>
+      <w:pPr>
+        <w:rPr>
+          <w:rFonts w:ascii="Carlito" w:hAnsi="Carlito" w:cs="Carlito"/>
+          <w:sz w:val="32"/>
+          <w:szCs w:val="32"/>
+        </w:rPr>
+      </w:pPr>
+    </w:p>
+    <w:p>
+      <w:pPr>
+        <w:rPr>
+          <w:rFonts w:ascii="Carlito" w:hAnsi="Carlito" w:cs="Carlito"/>
+          <w:sz w:val="32"/>
+          <w:szCs w:val="32"/>
+        </w:rPr>
+      </w:pPr>
+      <w:r>
+        <w:rPr>
+          <w:rFonts w:ascii="Carlito" w:hAnsi="Carlito" w:cs="Carlito"/>
+          <w:sz w:val="32"/>
+          <w:szCs w:val="32"/>
         </w:rPr>
         <w:br w:type="page"/>
       </w:r>
@@ -56,18 +62,20 @@
       <w:pPr>
         <w:jc w:val="both"/>
         <w:rPr>
-          <w:b/>
-          <w:bCs/>
-          <w:sz w:val="36"/>
-          <w:szCs w:val="36"/>
-        </w:rPr>
-      </w:pPr>
-      <w:r>
-        <w:rPr>
-          <w:b/>
-          <w:bCs/>
-          <w:sz w:val="36"/>
-          <w:szCs w:val="36"/>
+          <w:rFonts w:ascii="Carlito" w:hAnsi="Carlito" w:cs="Carlito"/>
+          <w:b/>
+          <w:bCs/>
+          <w:sz w:val="32"/>
+          <w:szCs w:val="32"/>
+        </w:rPr>
+      </w:pPr>
+      <w:r>
+        <w:rPr>
+          <w:rFonts w:ascii="Carlito" w:hAnsi="Carlito" w:cs="Carlito"/>
+          <w:b/>
+          <w:bCs/>
+          <w:sz w:val="32"/>
+          <w:szCs w:val="32"/>
         </w:rPr>
         <w:lastRenderedPageBreak/>
         <w:t>Create Account in Make.com:</w:t>
@@ -77,14 +85,16 @@
       <w:pPr>
         <w:jc w:val="both"/>
         <w:rPr>
-          <w:sz w:val="36"/>
-          <w:szCs w:val="36"/>
-        </w:rPr>
-      </w:pPr>
-      <w:r>
-        <w:rPr>
-          <w:sz w:val="36"/>
-          <w:szCs w:val="36"/>
+          <w:rFonts w:ascii="Carlito" w:hAnsi="Carlito" w:cs="Carlito"/>
+          <w:sz w:val="32"/>
+          <w:szCs w:val="32"/>
+        </w:rPr>
+      </w:pPr>
+      <w:r>
+        <w:rPr>
+          <w:rFonts w:ascii="Carlito" w:hAnsi="Carlito" w:cs="Carlito"/>
+          <w:sz w:val="32"/>
+          <w:szCs w:val="32"/>
         </w:rPr>
         <w:t># Unlike n8n its free but credit-based system so if we run out of credit our workflow stops. Login as usual</w:t>
       </w:r>
@@ -93,45 +103,50 @@
       <w:pPr>
         <w:jc w:val="both"/>
         <w:rPr>
-          <w:sz w:val="36"/>
-          <w:szCs w:val="36"/>
-        </w:rPr>
-      </w:pPr>
-    </w:p>
-    <w:p>
-      <w:pPr>
-        <w:jc w:val="both"/>
-        <w:rPr>
-          <w:b/>
-          <w:bCs/>
-          <w:sz w:val="36"/>
-          <w:szCs w:val="36"/>
-        </w:rPr>
-      </w:pPr>
-      <w:r>
-        <w:rPr>
-          <w:b/>
-          <w:bCs/>
-          <w:sz w:val="36"/>
-          <w:szCs w:val="36"/>
+          <w:rFonts w:ascii="Carlito" w:hAnsi="Carlito" w:cs="Carlito"/>
+          <w:sz w:val="32"/>
+          <w:szCs w:val="32"/>
+        </w:rPr>
+      </w:pPr>
+    </w:p>
+    <w:p>
+      <w:pPr>
+        <w:jc w:val="both"/>
+        <w:rPr>
+          <w:rFonts w:ascii="Carlito" w:hAnsi="Carlito" w:cs="Carlito"/>
+          <w:b/>
+          <w:bCs/>
+          <w:sz w:val="32"/>
+          <w:szCs w:val="32"/>
+        </w:rPr>
+      </w:pPr>
+      <w:r>
+        <w:rPr>
+          <w:rFonts w:ascii="Carlito" w:hAnsi="Carlito" w:cs="Carlito"/>
+          <w:b/>
+          <w:bCs/>
+          <w:sz w:val="32"/>
+          <w:szCs w:val="32"/>
         </w:rPr>
         <w:t>Meeting Schedule Agent using Make.com (with Google F</w:t>
       </w:r>
       <w:r>
         <w:rPr>
-          <w:b/>
-          <w:bCs/>
-          <w:sz w:val="36"/>
-          <w:szCs w:val="36"/>
+          <w:rFonts w:ascii="Carlito" w:hAnsi="Carlito" w:cs="Carlito"/>
+          <w:b/>
+          <w:bCs/>
+          <w:sz w:val="32"/>
+          <w:szCs w:val="32"/>
         </w:rPr>
         <w:t>orm</w:t>
       </w:r>
       <w:r>
         <w:rPr>
-          <w:b/>
-          <w:bCs/>
-          <w:sz w:val="36"/>
-          <w:szCs w:val="36"/>
+          <w:rFonts w:ascii="Carlito" w:hAnsi="Carlito" w:cs="Carlito"/>
+          <w:b/>
+          <w:bCs/>
+          <w:sz w:val="32"/>
+          <w:szCs w:val="32"/>
         </w:rPr>
         <w:t>):</w:t>
       </w:r>
@@ -140,37 +155,42 @@
       <w:pPr>
         <w:jc w:val="both"/>
         <w:rPr>
-          <w:sz w:val="36"/>
-          <w:szCs w:val="36"/>
-        </w:rPr>
-      </w:pPr>
-      <w:r>
-        <w:rPr>
-          <w:sz w:val="36"/>
-          <w:szCs w:val="36"/>
+          <w:rFonts w:ascii="Carlito" w:hAnsi="Carlito" w:cs="Carlito"/>
+          <w:sz w:val="32"/>
+          <w:szCs w:val="32"/>
+        </w:rPr>
+      </w:pPr>
+      <w:r>
+        <w:rPr>
+          <w:rFonts w:ascii="Carlito" w:hAnsi="Carlito" w:cs="Carlito"/>
+          <w:sz w:val="32"/>
+          <w:szCs w:val="32"/>
         </w:rPr>
         <w:t xml:space="preserve"># First </w:t>
       </w:r>
       <w:r>
         <w:rPr>
-          <w:sz w:val="36"/>
-          <w:szCs w:val="36"/>
+          <w:rFonts w:ascii="Carlito" w:hAnsi="Carlito" w:cs="Carlito"/>
+          <w:sz w:val="32"/>
+          <w:szCs w:val="32"/>
         </w:rPr>
         <w:t xml:space="preserve">go to dashboard and click on </w:t>
       </w:r>
       <w:r>
         <w:rPr>
-          <w:b/>
-          <w:bCs/>
-          <w:sz w:val="36"/>
-          <w:szCs w:val="36"/>
+          <w:rFonts w:ascii="Carlito" w:hAnsi="Carlito" w:cs="Carlito"/>
+          <w:b/>
+          <w:bCs/>
+          <w:sz w:val="32"/>
+          <w:szCs w:val="32"/>
         </w:rPr>
         <w:t>Create Scenario</w:t>
       </w:r>
       <w:r>
         <w:rPr>
-          <w:sz w:val="36"/>
-          <w:szCs w:val="36"/>
+          <w:rFonts w:ascii="Carlito" w:hAnsi="Carlito" w:cs="Carlito"/>
+          <w:sz w:val="32"/>
+          <w:szCs w:val="32"/>
         </w:rPr>
         <w:t>.</w:t>
       </w:r>
@@ -179,23 +199,26 @@
       <w:pPr>
         <w:jc w:val="both"/>
         <w:rPr>
-          <w:sz w:val="36"/>
-          <w:szCs w:val="36"/>
-        </w:rPr>
-      </w:pPr>
-    </w:p>
-    <w:p>
-      <w:pPr>
-        <w:jc w:val="both"/>
-        <w:rPr>
-          <w:sz w:val="36"/>
-          <w:szCs w:val="36"/>
-        </w:rPr>
-      </w:pPr>
-      <w:r>
-        <w:rPr>
-          <w:sz w:val="36"/>
-          <w:szCs w:val="36"/>
+          <w:rFonts w:ascii="Carlito" w:hAnsi="Carlito" w:cs="Carlito"/>
+          <w:sz w:val="32"/>
+          <w:szCs w:val="32"/>
+        </w:rPr>
+      </w:pPr>
+    </w:p>
+    <w:p>
+      <w:pPr>
+        <w:jc w:val="both"/>
+        <w:rPr>
+          <w:rFonts w:ascii="Carlito" w:hAnsi="Carlito" w:cs="Carlito"/>
+          <w:sz w:val="32"/>
+          <w:szCs w:val="32"/>
+        </w:rPr>
+      </w:pPr>
+      <w:r>
+        <w:rPr>
+          <w:rFonts w:ascii="Carlito" w:hAnsi="Carlito" w:cs="Carlito"/>
+          <w:sz w:val="32"/>
+          <w:szCs w:val="32"/>
         </w:rPr>
         <w:t>Step-1, Create Google Form:</w:t>
       </w:r>
@@ -204,123 +227,140 @@
       <w:pPr>
         <w:jc w:val="both"/>
         <w:rPr>
-          <w:sz w:val="36"/>
-          <w:szCs w:val="36"/>
-        </w:rPr>
-      </w:pPr>
-      <w:r>
-        <w:rPr>
-          <w:sz w:val="36"/>
-          <w:szCs w:val="36"/>
+          <w:rFonts w:ascii="Carlito" w:hAnsi="Carlito" w:cs="Carlito"/>
+          <w:sz w:val="32"/>
+          <w:szCs w:val="32"/>
+        </w:rPr>
+      </w:pPr>
+      <w:r>
+        <w:rPr>
+          <w:rFonts w:ascii="Carlito" w:hAnsi="Carlito" w:cs="Carlito"/>
+          <w:sz w:val="32"/>
+          <w:szCs w:val="32"/>
         </w:rPr>
         <w:t># Go to Google Form and create a form where we take info</w:t>
       </w:r>
       <w:r>
         <w:rPr>
-          <w:sz w:val="36"/>
-          <w:szCs w:val="36"/>
+          <w:rFonts w:ascii="Carlito" w:hAnsi="Carlito" w:cs="Carlito"/>
+          <w:sz w:val="32"/>
+          <w:szCs w:val="32"/>
         </w:rPr>
         <w:t xml:space="preserve"> like name, email address, topic of the meeting, date and time. Then</w:t>
       </w:r>
       <w:r>
         <w:rPr>
-          <w:sz w:val="36"/>
-          <w:szCs w:val="36"/>
+          <w:rFonts w:ascii="Carlito" w:hAnsi="Carlito" w:cs="Carlito"/>
+          <w:sz w:val="32"/>
+          <w:szCs w:val="32"/>
         </w:rPr>
         <w:t xml:space="preserve"> publish the</w:t>
       </w:r>
       <w:r>
         <w:rPr>
-          <w:sz w:val="36"/>
-          <w:szCs w:val="36"/>
+          <w:rFonts w:ascii="Carlito" w:hAnsi="Carlito" w:cs="Carlito"/>
+          <w:sz w:val="32"/>
+          <w:szCs w:val="32"/>
         </w:rPr>
         <w:t xml:space="preserve"> form </w:t>
       </w:r>
       <w:r>
         <w:rPr>
-          <w:sz w:val="36"/>
-          <w:szCs w:val="36"/>
+          <w:rFonts w:ascii="Carlito" w:hAnsi="Carlito" w:cs="Carlito"/>
+          <w:sz w:val="32"/>
+          <w:szCs w:val="32"/>
         </w:rPr>
         <w:t>and share shortened link</w:t>
       </w:r>
       <w:r>
         <w:rPr>
-          <w:sz w:val="36"/>
-          <w:szCs w:val="36"/>
+          <w:rFonts w:ascii="Carlito" w:hAnsi="Carlito" w:cs="Carlito"/>
+          <w:sz w:val="32"/>
+          <w:szCs w:val="32"/>
         </w:rPr>
         <w:t xml:space="preserve">. Then in </w:t>
       </w:r>
       <w:r>
         <w:rPr>
-          <w:b/>
-          <w:bCs/>
-          <w:sz w:val="36"/>
-          <w:szCs w:val="36"/>
+          <w:rFonts w:ascii="Carlito" w:hAnsi="Carlito" w:cs="Carlito"/>
+          <w:b/>
+          <w:bCs/>
+          <w:sz w:val="32"/>
+          <w:szCs w:val="32"/>
         </w:rPr>
         <w:t>Responses</w:t>
       </w:r>
       <w:r>
         <w:rPr>
-          <w:sz w:val="36"/>
-          <w:szCs w:val="36"/>
+          <w:rFonts w:ascii="Carlito" w:hAnsi="Carlito" w:cs="Carlito"/>
+          <w:sz w:val="32"/>
+          <w:szCs w:val="32"/>
         </w:rPr>
         <w:t xml:space="preserve"> click on </w:t>
       </w:r>
       <w:r>
         <w:rPr>
-          <w:b/>
-          <w:bCs/>
-          <w:sz w:val="36"/>
-          <w:szCs w:val="36"/>
+          <w:rFonts w:ascii="Carlito" w:hAnsi="Carlito" w:cs="Carlito"/>
+          <w:b/>
+          <w:bCs/>
+          <w:sz w:val="32"/>
+          <w:szCs w:val="32"/>
         </w:rPr>
         <w:t>Link to Sheets</w:t>
       </w:r>
       <w:r>
         <w:rPr>
-          <w:sz w:val="36"/>
-          <w:szCs w:val="36"/>
+          <w:rFonts w:ascii="Carlito" w:hAnsi="Carlito" w:cs="Carlito"/>
+          <w:sz w:val="32"/>
+          <w:szCs w:val="32"/>
         </w:rPr>
         <w:t xml:space="preserve"> </w:t>
       </w:r>
       <w:r>
         <w:rPr>
-          <w:sz w:val="36"/>
-          <w:szCs w:val="36"/>
+          <w:rFonts w:ascii="Carlito" w:hAnsi="Carlito" w:cs="Carlito"/>
+          <w:sz w:val="32"/>
+          <w:szCs w:val="32"/>
         </w:rPr>
         <w:t>and select create new spread sheet and set its name. S</w:t>
       </w:r>
       <w:r>
         <w:rPr>
-          <w:sz w:val="36"/>
-          <w:szCs w:val="36"/>
+          <w:rFonts w:ascii="Carlito" w:hAnsi="Carlito" w:cs="Carlito"/>
+          <w:sz w:val="32"/>
+          <w:szCs w:val="32"/>
         </w:rPr>
         <w:t>o</w:t>
       </w:r>
       <w:r>
         <w:rPr>
-          <w:sz w:val="36"/>
-          <w:szCs w:val="36"/>
+          <w:rFonts w:ascii="Carlito" w:hAnsi="Carlito" w:cs="Carlito"/>
+          <w:sz w:val="32"/>
+          <w:szCs w:val="32"/>
         </w:rPr>
         <w:t>,</w:t>
       </w:r>
       <w:r>
         <w:rPr>
-          <w:sz w:val="36"/>
-          <w:szCs w:val="36"/>
+          <w:rFonts w:ascii="Carlito" w:hAnsi="Carlito" w:cs="Carlito"/>
+          <w:sz w:val="32"/>
+          <w:szCs w:val="32"/>
         </w:rPr>
         <w:t xml:space="preserve"> </w:t>
       </w:r>
       <w:r>
         <w:rPr>
-          <w:sz w:val="36"/>
-          <w:szCs w:val="36"/>
+          <w:rFonts w:ascii="Carlito" w:hAnsi="Carlito" w:cs="Carlito"/>
+          <w:sz w:val="32"/>
+          <w:szCs w:val="32"/>
         </w:rPr>
         <w:t>responses are saved in a Google Sheet</w:t>
       </w:r>
       <w:r>
         <w:rPr>
-          <w:sz w:val="36"/>
-          <w:szCs w:val="36"/>
+          <w:rFonts w:ascii="Carlito" w:hAnsi="Carlito" w:cs="Carlito"/>
+          <w:sz w:val="32"/>
+          <w:szCs w:val="32"/>
         </w:rPr>
         <w:t xml:space="preserve"> (to that name)</w:t>
       </w:r>
@@ -329,51 +369,58 @@
       <w:pPr>
         <w:jc w:val="both"/>
         <w:rPr>
-          <w:sz w:val="36"/>
-          <w:szCs w:val="36"/>
-        </w:rPr>
-      </w:pPr>
-    </w:p>
-    <w:p>
-      <w:pPr>
-        <w:jc w:val="both"/>
-        <w:rPr>
-          <w:sz w:val="36"/>
-          <w:szCs w:val="36"/>
-        </w:rPr>
-      </w:pPr>
-      <w:r>
-        <w:rPr>
-          <w:sz w:val="36"/>
-          <w:szCs w:val="36"/>
+          <w:rFonts w:ascii="Carlito" w:hAnsi="Carlito" w:cs="Carlito"/>
+          <w:sz w:val="32"/>
+          <w:szCs w:val="32"/>
+        </w:rPr>
+      </w:pPr>
+    </w:p>
+    <w:p>
+      <w:pPr>
+        <w:jc w:val="both"/>
+        <w:rPr>
+          <w:rFonts w:ascii="Carlito" w:hAnsi="Carlito" w:cs="Carlito"/>
+          <w:sz w:val="32"/>
+          <w:szCs w:val="32"/>
+        </w:rPr>
+      </w:pPr>
+      <w:r>
+        <w:rPr>
+          <w:rFonts w:ascii="Carlito" w:hAnsi="Carlito" w:cs="Carlito"/>
+          <w:sz w:val="32"/>
+          <w:szCs w:val="32"/>
         </w:rPr>
         <w:t>Step-</w:t>
       </w:r>
       <w:r>
         <w:rPr>
-          <w:sz w:val="36"/>
-          <w:szCs w:val="36"/>
+          <w:rFonts w:ascii="Carlito" w:hAnsi="Carlito" w:cs="Carlito"/>
+          <w:sz w:val="32"/>
+          <w:szCs w:val="32"/>
         </w:rPr>
         <w:t>2</w:t>
       </w:r>
       <w:r>
         <w:rPr>
-          <w:sz w:val="36"/>
-          <w:szCs w:val="36"/>
+          <w:rFonts w:ascii="Carlito" w:hAnsi="Carlito" w:cs="Carlito"/>
+          <w:sz w:val="32"/>
+          <w:szCs w:val="32"/>
         </w:rPr>
         <w:t xml:space="preserve">, Add </w:t>
       </w:r>
       <w:r>
         <w:rPr>
-          <w:sz w:val="36"/>
-          <w:szCs w:val="36"/>
+          <w:rFonts w:ascii="Carlito" w:hAnsi="Carlito" w:cs="Carlito"/>
+          <w:sz w:val="32"/>
+          <w:szCs w:val="32"/>
         </w:rPr>
         <w:t xml:space="preserve">and Set up </w:t>
       </w:r>
       <w:r>
         <w:rPr>
-          <w:sz w:val="36"/>
-          <w:szCs w:val="36"/>
+          <w:rFonts w:ascii="Carlito" w:hAnsi="Carlito" w:cs="Carlito"/>
+          <w:sz w:val="32"/>
+          <w:szCs w:val="32"/>
         </w:rPr>
         <w:t>Google Sheets:</w:t>
       </w:r>
@@ -382,74 +429,84 @@
       <w:pPr>
         <w:jc w:val="both"/>
         <w:rPr>
-          <w:sz w:val="36"/>
-          <w:szCs w:val="36"/>
-        </w:rPr>
-      </w:pPr>
-      <w:r>
-        <w:rPr>
-          <w:sz w:val="36"/>
-          <w:szCs w:val="36"/>
+          <w:rFonts w:ascii="Carlito" w:hAnsi="Carlito" w:cs="Carlito"/>
+          <w:sz w:val="32"/>
+          <w:szCs w:val="32"/>
+        </w:rPr>
+      </w:pPr>
+      <w:r>
+        <w:rPr>
+          <w:rFonts w:ascii="Carlito" w:hAnsi="Carlito" w:cs="Carlito"/>
+          <w:sz w:val="32"/>
+          <w:szCs w:val="32"/>
         </w:rPr>
         <w:t xml:space="preserve"># </w:t>
       </w:r>
       <w:r>
         <w:rPr>
-          <w:sz w:val="36"/>
-          <w:szCs w:val="36"/>
+          <w:rFonts w:ascii="Carlito" w:hAnsi="Carlito" w:cs="Carlito"/>
+          <w:sz w:val="32"/>
+          <w:szCs w:val="32"/>
         </w:rPr>
         <w:t>Then click on “</w:t>
       </w:r>
       <w:r>
         <w:rPr>
-          <w:b/>
-          <w:bCs/>
-          <w:sz w:val="36"/>
-          <w:szCs w:val="36"/>
+          <w:rFonts w:ascii="Carlito" w:hAnsi="Carlito" w:cs="Carlito"/>
+          <w:b/>
+          <w:bCs/>
+          <w:sz w:val="32"/>
+          <w:szCs w:val="32"/>
         </w:rPr>
         <w:t>+</w:t>
       </w:r>
       <w:r>
         <w:rPr>
-          <w:sz w:val="36"/>
-          <w:szCs w:val="36"/>
+          <w:rFonts w:ascii="Carlito" w:hAnsi="Carlito" w:cs="Carlito"/>
+          <w:sz w:val="32"/>
+          <w:szCs w:val="32"/>
         </w:rPr>
         <w:t xml:space="preserve">” plus </w:t>
       </w:r>
       <w:r>
         <w:rPr>
-          <w:sz w:val="36"/>
-          <w:szCs w:val="36"/>
+          <w:rFonts w:ascii="Carlito" w:hAnsi="Carlito" w:cs="Carlito"/>
+          <w:sz w:val="32"/>
+          <w:szCs w:val="32"/>
         </w:rPr>
         <w:t xml:space="preserve">icon and search for </w:t>
       </w:r>
       <w:r>
         <w:rPr>
-          <w:b/>
-          <w:bCs/>
-          <w:sz w:val="36"/>
-          <w:szCs w:val="36"/>
+          <w:rFonts w:ascii="Carlito" w:hAnsi="Carlito" w:cs="Carlito"/>
+          <w:b/>
+          <w:bCs/>
+          <w:sz w:val="32"/>
+          <w:szCs w:val="32"/>
         </w:rPr>
         <w:t>Google Sheets</w:t>
       </w:r>
       <w:r>
         <w:rPr>
-          <w:sz w:val="36"/>
-          <w:szCs w:val="36"/>
+          <w:rFonts w:ascii="Carlito" w:hAnsi="Carlito" w:cs="Carlito"/>
+          <w:sz w:val="32"/>
+          <w:szCs w:val="32"/>
         </w:rPr>
         <w:t xml:space="preserve"> and click on it</w:t>
       </w:r>
       <w:r>
         <w:rPr>
-          <w:sz w:val="36"/>
-          <w:szCs w:val="36"/>
+          <w:rFonts w:ascii="Carlito" w:hAnsi="Carlito" w:cs="Carlito"/>
+          <w:sz w:val="32"/>
+          <w:szCs w:val="32"/>
         </w:rPr>
         <w:t>.</w:t>
       </w:r>
       <w:r>
         <w:rPr>
-          <w:sz w:val="36"/>
-          <w:szCs w:val="36"/>
+          <w:rFonts w:ascii="Carlito" w:hAnsi="Carlito" w:cs="Carlito"/>
+          <w:sz w:val="32"/>
+          <w:szCs w:val="32"/>
         </w:rPr>
         <w:t xml:space="preserve"> We have to login to our account for authorization</w:t>
       </w:r>
@@ -458,69 +515,78 @@
       <w:pPr>
         <w:jc w:val="both"/>
         <w:rPr>
-          <w:sz w:val="36"/>
-          <w:szCs w:val="36"/>
-        </w:rPr>
-      </w:pPr>
-      <w:r>
-        <w:rPr>
-          <w:sz w:val="36"/>
-          <w:szCs w:val="36"/>
+          <w:rFonts w:ascii="Carlito" w:hAnsi="Carlito" w:cs="Carlito"/>
+          <w:sz w:val="32"/>
+          <w:szCs w:val="32"/>
+        </w:rPr>
+      </w:pPr>
+      <w:r>
+        <w:rPr>
+          <w:rFonts w:ascii="Carlito" w:hAnsi="Carlito" w:cs="Carlito"/>
+          <w:sz w:val="32"/>
+          <w:szCs w:val="32"/>
         </w:rPr>
         <w:t xml:space="preserve"># </w:t>
       </w:r>
       <w:r>
         <w:rPr>
-          <w:sz w:val="36"/>
-          <w:szCs w:val="36"/>
+          <w:rFonts w:ascii="Carlito" w:hAnsi="Carlito" w:cs="Carlito"/>
+          <w:sz w:val="32"/>
+          <w:szCs w:val="32"/>
         </w:rPr>
         <w:t xml:space="preserve">Then in </w:t>
       </w:r>
       <w:r>
         <w:rPr>
-          <w:b/>
-          <w:bCs/>
-          <w:sz w:val="36"/>
-          <w:szCs w:val="36"/>
+          <w:rFonts w:ascii="Carlito" w:hAnsi="Carlito" w:cs="Carlito"/>
+          <w:b/>
+          <w:bCs/>
+          <w:sz w:val="32"/>
+          <w:szCs w:val="32"/>
         </w:rPr>
         <w:t>Rows section</w:t>
       </w:r>
       <w:r>
         <w:rPr>
-          <w:sz w:val="36"/>
-          <w:szCs w:val="36"/>
+          <w:rFonts w:ascii="Carlito" w:hAnsi="Carlito" w:cs="Carlito"/>
+          <w:sz w:val="32"/>
+          <w:szCs w:val="32"/>
         </w:rPr>
         <w:t xml:space="preserve">, select </w:t>
       </w:r>
       <w:r>
         <w:rPr>
-          <w:b/>
-          <w:bCs/>
-          <w:sz w:val="36"/>
-          <w:szCs w:val="36"/>
+          <w:rFonts w:ascii="Carlito" w:hAnsi="Carlito" w:cs="Carlito"/>
+          <w:b/>
+          <w:bCs/>
+          <w:sz w:val="32"/>
+          <w:szCs w:val="32"/>
         </w:rPr>
         <w:t>W</w:t>
       </w:r>
       <w:r>
         <w:rPr>
-          <w:b/>
-          <w:bCs/>
-          <w:sz w:val="36"/>
-          <w:szCs w:val="36"/>
+          <w:rFonts w:ascii="Carlito" w:hAnsi="Carlito" w:cs="Carlito"/>
+          <w:b/>
+          <w:bCs/>
+          <w:sz w:val="32"/>
+          <w:szCs w:val="32"/>
         </w:rPr>
         <w:t>atch New Rows</w:t>
       </w:r>
       <w:r>
         <w:rPr>
-          <w:sz w:val="36"/>
-          <w:szCs w:val="36"/>
+          <w:rFonts w:ascii="Carlito" w:hAnsi="Carlito" w:cs="Carlito"/>
+          <w:sz w:val="32"/>
+          <w:szCs w:val="32"/>
         </w:rPr>
         <w:t xml:space="preserve"> (it’s a trigger and runs when new row is added)</w:t>
       </w:r>
       <w:r>
         <w:rPr>
-          <w:sz w:val="36"/>
-          <w:szCs w:val="36"/>
+          <w:rFonts w:ascii="Carlito" w:hAnsi="Carlito" w:cs="Carlito"/>
+          <w:sz w:val="32"/>
+          <w:szCs w:val="32"/>
         </w:rPr>
         <w:t>.</w:t>
       </w:r>
@@ -529,70 +595,68 @@
       <w:pPr>
         <w:jc w:val="both"/>
         <w:rPr>
-          <w:sz w:val="36"/>
-          <w:szCs w:val="36"/>
-        </w:rPr>
-      </w:pPr>
-      <w:r>
-        <w:rPr>
-          <w:sz w:val="36"/>
-          <w:szCs w:val="36"/>
-        </w:rPr>
-        <w:lastRenderedPageBreak/>
+          <w:rFonts w:ascii="Carlito" w:hAnsi="Carlito" w:cs="Carlito"/>
+          <w:sz w:val="32"/>
+          <w:szCs w:val="32"/>
+        </w:rPr>
+      </w:pPr>
+      <w:r>
+        <w:rPr>
+          <w:rFonts w:ascii="Carlito" w:hAnsi="Carlito" w:cs="Carlito"/>
+          <w:sz w:val="32"/>
+          <w:szCs w:val="32"/>
+        </w:rPr>
         <w:t xml:space="preserve"># </w:t>
       </w:r>
       <w:r>
         <w:rPr>
-          <w:sz w:val="36"/>
-          <w:szCs w:val="36"/>
+          <w:rFonts w:ascii="Carlito" w:hAnsi="Carlito" w:cs="Carlito"/>
+          <w:sz w:val="32"/>
+          <w:szCs w:val="32"/>
         </w:rPr>
         <w:t xml:space="preserve">After that </w:t>
       </w:r>
       <w:r>
         <w:rPr>
-          <w:sz w:val="36"/>
-          <w:szCs w:val="36"/>
+          <w:rFonts w:ascii="Carlito" w:hAnsi="Carlito" w:cs="Carlito"/>
+          <w:sz w:val="32"/>
+          <w:szCs w:val="32"/>
         </w:rPr>
         <w:t xml:space="preserve">in </w:t>
       </w:r>
       <w:r>
         <w:rPr>
-          <w:b/>
-          <w:bCs/>
-          <w:sz w:val="36"/>
-          <w:szCs w:val="36"/>
+          <w:rFonts w:ascii="Carlito" w:hAnsi="Carlito" w:cs="Carlito"/>
+          <w:b/>
+          <w:bCs/>
+          <w:sz w:val="32"/>
+          <w:szCs w:val="32"/>
         </w:rPr>
         <w:t>Connection</w:t>
       </w:r>
       <w:r>
         <w:rPr>
-          <w:sz w:val="36"/>
-          <w:szCs w:val="36"/>
+          <w:rFonts w:ascii="Carlito" w:hAnsi="Carlito" w:cs="Carlito"/>
+          <w:sz w:val="32"/>
+          <w:szCs w:val="32"/>
         </w:rPr>
         <w:t xml:space="preserve"> section select</w:t>
       </w:r>
       <w:r>
         <w:rPr>
-          <w:b/>
-          <w:bCs/>
-          <w:sz w:val="36"/>
-          <w:szCs w:val="36"/>
-        </w:rPr>
-        <w:t xml:space="preserve"> My Google Connect</w:t>
-      </w:r>
-      <w:r>
-        <w:rPr>
-          <w:b/>
-          <w:bCs/>
-          <w:sz w:val="36"/>
-          <w:szCs w:val="36"/>
-        </w:rPr>
-        <w:t>ion</w:t>
-      </w:r>
-      <w:r>
-        <w:rPr>
-          <w:sz w:val="36"/>
-          <w:szCs w:val="36"/>
+          <w:rFonts w:ascii="Carlito" w:hAnsi="Carlito" w:cs="Carlito"/>
+          <w:b/>
+          <w:bCs/>
+          <w:sz w:val="32"/>
+          <w:szCs w:val="32"/>
+        </w:rPr>
+        <w:t xml:space="preserve"> My Google Connection</w:t>
+      </w:r>
+      <w:r>
+        <w:rPr>
+          <w:rFonts w:ascii="Carlito" w:hAnsi="Carlito" w:cs="Carlito"/>
+          <w:sz w:val="32"/>
+          <w:szCs w:val="32"/>
         </w:rPr>
         <w:t xml:space="preserve"> (by default). Also:</w:t>
       </w:r>
@@ -606,55 +670,62 @@
         </w:numPr>
         <w:jc w:val="both"/>
         <w:rPr>
-          <w:sz w:val="36"/>
-          <w:szCs w:val="36"/>
-        </w:rPr>
-      </w:pPr>
-      <w:r>
-        <w:rPr>
-          <w:sz w:val="36"/>
-          <w:szCs w:val="36"/>
+          <w:rFonts w:ascii="Carlito" w:hAnsi="Carlito" w:cs="Carlito"/>
+          <w:sz w:val="32"/>
+          <w:szCs w:val="32"/>
+        </w:rPr>
+      </w:pPr>
+      <w:r>
+        <w:rPr>
+          <w:rFonts w:ascii="Carlito" w:hAnsi="Carlito" w:cs="Carlito"/>
+          <w:sz w:val="32"/>
+          <w:szCs w:val="32"/>
         </w:rPr>
         <w:t xml:space="preserve">In </w:t>
       </w:r>
       <w:r>
         <w:rPr>
-          <w:b/>
-          <w:bCs/>
-          <w:sz w:val="36"/>
-          <w:szCs w:val="36"/>
+          <w:rFonts w:ascii="Carlito" w:hAnsi="Carlito" w:cs="Carlito"/>
+          <w:b/>
+          <w:bCs/>
+          <w:sz w:val="32"/>
+          <w:szCs w:val="32"/>
         </w:rPr>
         <w:t>S</w:t>
       </w:r>
       <w:r>
         <w:rPr>
-          <w:b/>
-          <w:bCs/>
-          <w:sz w:val="36"/>
-          <w:szCs w:val="36"/>
+          <w:rFonts w:ascii="Carlito" w:hAnsi="Carlito" w:cs="Carlito"/>
+          <w:b/>
+          <w:bCs/>
+          <w:sz w:val="32"/>
+          <w:szCs w:val="32"/>
         </w:rPr>
         <w:t>earch Method</w:t>
       </w:r>
       <w:r>
         <w:rPr>
-          <w:sz w:val="36"/>
-          <w:szCs w:val="36"/>
+          <w:rFonts w:ascii="Carlito" w:hAnsi="Carlito" w:cs="Carlito"/>
+          <w:sz w:val="32"/>
+          <w:szCs w:val="32"/>
         </w:rPr>
         <w:t xml:space="preserve"> select </w:t>
       </w:r>
       <w:r>
         <w:rPr>
-          <w:b/>
-          <w:bCs/>
-          <w:sz w:val="36"/>
-          <w:szCs w:val="36"/>
+          <w:rFonts w:ascii="Carlito" w:hAnsi="Carlito" w:cs="Carlito"/>
+          <w:b/>
+          <w:bCs/>
+          <w:sz w:val="32"/>
+          <w:szCs w:val="32"/>
         </w:rPr>
         <w:t>Search by path</w:t>
       </w:r>
       <w:r>
         <w:rPr>
-          <w:sz w:val="36"/>
-          <w:szCs w:val="36"/>
+          <w:rFonts w:ascii="Carlito" w:hAnsi="Carlito" w:cs="Carlito"/>
+          <w:sz w:val="32"/>
+          <w:szCs w:val="32"/>
         </w:rPr>
         <w:t xml:space="preserve"> (by default)</w:t>
       </w:r>
@@ -668,46 +739,52 @@
         </w:numPr>
         <w:jc w:val="both"/>
         <w:rPr>
-          <w:sz w:val="36"/>
-          <w:szCs w:val="36"/>
-        </w:rPr>
-      </w:pPr>
-      <w:r>
-        <w:rPr>
-          <w:sz w:val="36"/>
-          <w:szCs w:val="36"/>
+          <w:rFonts w:ascii="Carlito" w:hAnsi="Carlito" w:cs="Carlito"/>
+          <w:sz w:val="32"/>
+          <w:szCs w:val="32"/>
+        </w:rPr>
+      </w:pPr>
+      <w:r>
+        <w:rPr>
+          <w:rFonts w:ascii="Carlito" w:hAnsi="Carlito" w:cs="Carlito"/>
+          <w:sz w:val="32"/>
+          <w:szCs w:val="32"/>
         </w:rPr>
         <w:t>In</w:t>
       </w:r>
       <w:r>
         <w:rPr>
-          <w:b/>
-          <w:bCs/>
-          <w:sz w:val="36"/>
-          <w:szCs w:val="36"/>
+          <w:rFonts w:ascii="Carlito" w:hAnsi="Carlito" w:cs="Carlito"/>
+          <w:b/>
+          <w:bCs/>
+          <w:sz w:val="32"/>
+          <w:szCs w:val="32"/>
         </w:rPr>
         <w:t xml:space="preserve"> Drive</w:t>
       </w:r>
       <w:r>
         <w:rPr>
-          <w:sz w:val="36"/>
-          <w:szCs w:val="36"/>
+          <w:rFonts w:ascii="Carlito" w:hAnsi="Carlito" w:cs="Carlito"/>
+          <w:sz w:val="32"/>
+          <w:szCs w:val="32"/>
         </w:rPr>
         <w:t xml:space="preserve"> select </w:t>
       </w:r>
       <w:r>
         <w:rPr>
-          <w:b/>
-          <w:bCs/>
-          <w:sz w:val="36"/>
-          <w:szCs w:val="36"/>
+          <w:rFonts w:ascii="Carlito" w:hAnsi="Carlito" w:cs="Carlito"/>
+          <w:b/>
+          <w:bCs/>
+          <w:sz w:val="32"/>
+          <w:szCs w:val="32"/>
         </w:rPr>
         <w:t>My Drive</w:t>
       </w:r>
       <w:r>
         <w:rPr>
-          <w:sz w:val="36"/>
-          <w:szCs w:val="36"/>
+          <w:rFonts w:ascii="Carlito" w:hAnsi="Carlito" w:cs="Carlito"/>
+          <w:sz w:val="32"/>
+          <w:szCs w:val="32"/>
         </w:rPr>
         <w:t xml:space="preserve"> (default)</w:t>
       </w:r>
@@ -721,58 +798,66 @@
         </w:numPr>
         <w:jc w:val="both"/>
         <w:rPr>
-          <w:sz w:val="36"/>
-          <w:szCs w:val="36"/>
-        </w:rPr>
-      </w:pPr>
-      <w:r>
-        <w:rPr>
-          <w:sz w:val="36"/>
-          <w:szCs w:val="36"/>
+          <w:rFonts w:ascii="Carlito" w:hAnsi="Carlito" w:cs="Carlito"/>
+          <w:sz w:val="32"/>
+          <w:szCs w:val="32"/>
+        </w:rPr>
+      </w:pPr>
+      <w:r>
+        <w:rPr>
+          <w:rFonts w:ascii="Carlito" w:hAnsi="Carlito" w:cs="Carlito"/>
+          <w:sz w:val="32"/>
+          <w:szCs w:val="32"/>
         </w:rPr>
         <w:t xml:space="preserve">In </w:t>
       </w:r>
       <w:r>
         <w:rPr>
-          <w:b/>
-          <w:bCs/>
-          <w:sz w:val="36"/>
-          <w:szCs w:val="36"/>
+          <w:rFonts w:ascii="Carlito" w:hAnsi="Carlito" w:cs="Carlito"/>
+          <w:b/>
+          <w:bCs/>
+          <w:sz w:val="32"/>
+          <w:szCs w:val="32"/>
         </w:rPr>
         <w:t xml:space="preserve">Spread ID </w:t>
       </w:r>
       <w:r>
         <w:rPr>
-          <w:sz w:val="36"/>
-          <w:szCs w:val="36"/>
+          <w:rFonts w:ascii="Carlito" w:hAnsi="Carlito" w:cs="Carlito"/>
+          <w:sz w:val="32"/>
+          <w:szCs w:val="32"/>
         </w:rPr>
         <w:t xml:space="preserve">select </w:t>
       </w:r>
       <w:r>
         <w:rPr>
-          <w:sz w:val="36"/>
-          <w:szCs w:val="36"/>
+          <w:rFonts w:ascii="Carlito" w:hAnsi="Carlito" w:cs="Carlito"/>
+          <w:sz w:val="32"/>
+          <w:szCs w:val="32"/>
         </w:rPr>
         <w:t>our sheet name (responses</w:t>
       </w:r>
       <w:r>
         <w:rPr>
-          <w:sz w:val="36"/>
-          <w:szCs w:val="36"/>
+          <w:rFonts w:ascii="Carlito" w:hAnsi="Carlito" w:cs="Carlito"/>
+          <w:sz w:val="32"/>
+          <w:szCs w:val="32"/>
         </w:rPr>
         <w:t xml:space="preserve"> sheet which are</w:t>
       </w:r>
       <w:r>
         <w:rPr>
-          <w:sz w:val="36"/>
-          <w:szCs w:val="36"/>
+          <w:rFonts w:ascii="Carlito" w:hAnsi="Carlito" w:cs="Carlito"/>
+          <w:sz w:val="32"/>
+          <w:szCs w:val="32"/>
         </w:rPr>
         <w:t xml:space="preserve"> coming from the form</w:t>
       </w:r>
       <w:r>
         <w:rPr>
-          <w:sz w:val="36"/>
-          <w:szCs w:val="36"/>
+          <w:rFonts w:ascii="Carlito" w:hAnsi="Carlito" w:cs="Carlito"/>
+          <w:sz w:val="32"/>
+          <w:szCs w:val="32"/>
         </w:rPr>
         <w:t>)</w:t>
       </w:r>
@@ -786,64 +871,72 @@
         </w:numPr>
         <w:jc w:val="both"/>
         <w:rPr>
-          <w:sz w:val="36"/>
-          <w:szCs w:val="36"/>
-        </w:rPr>
-      </w:pPr>
-      <w:r>
-        <w:rPr>
-          <w:sz w:val="36"/>
-          <w:szCs w:val="36"/>
+          <w:rFonts w:ascii="Carlito" w:hAnsi="Carlito" w:cs="Carlito"/>
+          <w:sz w:val="32"/>
+          <w:szCs w:val="32"/>
+        </w:rPr>
+      </w:pPr>
+      <w:r>
+        <w:rPr>
+          <w:rFonts w:ascii="Carlito" w:hAnsi="Carlito" w:cs="Carlito"/>
+          <w:sz w:val="32"/>
+          <w:szCs w:val="32"/>
         </w:rPr>
         <w:t xml:space="preserve">In </w:t>
       </w:r>
       <w:r>
         <w:rPr>
-          <w:b/>
-          <w:bCs/>
-          <w:sz w:val="36"/>
-          <w:szCs w:val="36"/>
+          <w:rFonts w:ascii="Carlito" w:hAnsi="Carlito" w:cs="Carlito"/>
+          <w:b/>
+          <w:bCs/>
+          <w:sz w:val="32"/>
+          <w:szCs w:val="32"/>
         </w:rPr>
         <w:t>Sheet Name</w:t>
       </w:r>
       <w:r>
         <w:rPr>
-          <w:sz w:val="36"/>
-          <w:szCs w:val="36"/>
+          <w:rFonts w:ascii="Carlito" w:hAnsi="Carlito" w:cs="Carlito"/>
+          <w:sz w:val="32"/>
+          <w:szCs w:val="32"/>
         </w:rPr>
         <w:t xml:space="preserve"> select </w:t>
       </w:r>
       <w:r>
         <w:rPr>
-          <w:b/>
-          <w:bCs/>
-          <w:sz w:val="36"/>
-          <w:szCs w:val="36"/>
+          <w:rFonts w:ascii="Carlito" w:hAnsi="Carlito" w:cs="Carlito"/>
+          <w:b/>
+          <w:bCs/>
+          <w:sz w:val="32"/>
+          <w:szCs w:val="32"/>
         </w:rPr>
         <w:t>Fo</w:t>
       </w:r>
       <w:r>
         <w:rPr>
-          <w:b/>
-          <w:bCs/>
-          <w:sz w:val="36"/>
-          <w:szCs w:val="36"/>
+          <w:rFonts w:ascii="Carlito" w:hAnsi="Carlito" w:cs="Carlito"/>
+          <w:b/>
+          <w:bCs/>
+          <w:sz w:val="32"/>
+          <w:szCs w:val="32"/>
         </w:rPr>
         <w:t>r</w:t>
       </w:r>
       <w:r>
         <w:rPr>
-          <w:b/>
-          <w:bCs/>
-          <w:sz w:val="36"/>
-          <w:szCs w:val="36"/>
+          <w:rFonts w:ascii="Carlito" w:hAnsi="Carlito" w:cs="Carlito"/>
+          <w:b/>
+          <w:bCs/>
+          <w:sz w:val="32"/>
+          <w:szCs w:val="32"/>
         </w:rPr>
         <w:t>m Responses1</w:t>
       </w:r>
       <w:r>
         <w:rPr>
-          <w:sz w:val="36"/>
-          <w:szCs w:val="36"/>
+          <w:rFonts w:ascii="Carlito" w:hAnsi="Carlito" w:cs="Carlito"/>
+          <w:sz w:val="32"/>
+          <w:szCs w:val="32"/>
         </w:rPr>
         <w:t xml:space="preserve"> (default)</w:t>
       </w:r>
@@ -857,60 +950,69 @@
         </w:numPr>
         <w:jc w:val="both"/>
         <w:rPr>
-          <w:sz w:val="36"/>
-          <w:szCs w:val="36"/>
-        </w:rPr>
-      </w:pPr>
-      <w:r>
-        <w:rPr>
-          <w:sz w:val="36"/>
-          <w:szCs w:val="36"/>
-        </w:rPr>
+          <w:rFonts w:ascii="Carlito" w:hAnsi="Carlito" w:cs="Carlito"/>
+          <w:sz w:val="32"/>
+          <w:szCs w:val="32"/>
+        </w:rPr>
+      </w:pPr>
+      <w:r>
+        <w:rPr>
+          <w:rFonts w:ascii="Carlito" w:hAnsi="Carlito" w:cs="Carlito"/>
+          <w:sz w:val="32"/>
+          <w:szCs w:val="32"/>
+        </w:rPr>
+        <w:lastRenderedPageBreak/>
         <w:t>In</w:t>
       </w:r>
       <w:r>
         <w:rPr>
-          <w:b/>
-          <w:bCs/>
-          <w:sz w:val="36"/>
-          <w:szCs w:val="36"/>
+          <w:rFonts w:ascii="Carlito" w:hAnsi="Carlito" w:cs="Carlito"/>
+          <w:b/>
+          <w:bCs/>
+          <w:sz w:val="32"/>
+          <w:szCs w:val="32"/>
         </w:rPr>
         <w:t xml:space="preserve"> Row with headers</w:t>
       </w:r>
       <w:r>
         <w:rPr>
-          <w:sz w:val="36"/>
-          <w:szCs w:val="36"/>
+          <w:rFonts w:ascii="Carlito" w:hAnsi="Carlito" w:cs="Carlito"/>
+          <w:sz w:val="32"/>
+          <w:szCs w:val="32"/>
         </w:rPr>
         <w:t xml:space="preserve"> select the rows we need from the responses in this case all so</w:t>
       </w:r>
       <w:r>
         <w:rPr>
-          <w:sz w:val="36"/>
-          <w:szCs w:val="36"/>
+          <w:rFonts w:ascii="Carlito" w:hAnsi="Carlito" w:cs="Carlito"/>
+          <w:sz w:val="32"/>
+          <w:szCs w:val="32"/>
         </w:rPr>
         <w:t xml:space="preserve"> A1:Z1 (default) and set</w:t>
       </w:r>
       <w:r>
         <w:rPr>
-          <w:b/>
-          <w:bCs/>
-          <w:sz w:val="36"/>
-          <w:szCs w:val="36"/>
+          <w:rFonts w:ascii="Carlito" w:hAnsi="Carlito" w:cs="Carlito"/>
+          <w:b/>
+          <w:bCs/>
+          <w:sz w:val="32"/>
+          <w:szCs w:val="32"/>
         </w:rPr>
         <w:t xml:space="preserve"> Table Contain Headers</w:t>
       </w:r>
       <w:r>
         <w:rPr>
-          <w:sz w:val="36"/>
-          <w:szCs w:val="36"/>
+          <w:rFonts w:ascii="Carlito" w:hAnsi="Carlito" w:cs="Carlito"/>
+          <w:sz w:val="32"/>
+          <w:szCs w:val="32"/>
         </w:rPr>
         <w:t xml:space="preserve"> to true since </w:t>
       </w:r>
       <w:r>
         <w:rPr>
-          <w:sz w:val="36"/>
-          <w:szCs w:val="36"/>
+          <w:rFonts w:ascii="Carlito" w:hAnsi="Carlito" w:cs="Carlito"/>
+          <w:sz w:val="32"/>
+          <w:szCs w:val="32"/>
         </w:rPr>
         <w:t>we have headers</w:t>
       </w:r>
@@ -924,115 +1026,114 @@
         </w:numPr>
         <w:jc w:val="both"/>
         <w:rPr>
-          <w:sz w:val="36"/>
-          <w:szCs w:val="36"/>
-        </w:rPr>
-      </w:pPr>
-      <w:r>
-        <w:rPr>
-          <w:sz w:val="36"/>
-          <w:szCs w:val="36"/>
+          <w:rFonts w:ascii="Carlito" w:hAnsi="Carlito" w:cs="Carlito"/>
+          <w:sz w:val="32"/>
+          <w:szCs w:val="32"/>
+        </w:rPr>
+      </w:pPr>
+      <w:r>
+        <w:rPr>
+          <w:rFonts w:ascii="Carlito" w:hAnsi="Carlito" w:cs="Carlito"/>
+          <w:sz w:val="32"/>
+          <w:szCs w:val="32"/>
         </w:rPr>
         <w:t xml:space="preserve">In </w:t>
       </w:r>
       <w:r>
         <w:rPr>
-          <w:b/>
-          <w:bCs/>
-          <w:sz w:val="36"/>
-          <w:szCs w:val="36"/>
+          <w:rFonts w:ascii="Carlito" w:hAnsi="Carlito" w:cs="Carlito"/>
+          <w:b/>
+          <w:bCs/>
+          <w:sz w:val="32"/>
+          <w:szCs w:val="32"/>
         </w:rPr>
         <w:t>Limit</w:t>
       </w:r>
       <w:r>
         <w:rPr>
-          <w:sz w:val="36"/>
-          <w:szCs w:val="36"/>
+          <w:rFonts w:ascii="Carlito" w:hAnsi="Carlito" w:cs="Carlito"/>
+          <w:sz w:val="32"/>
+          <w:szCs w:val="32"/>
         </w:rPr>
         <w:t xml:space="preserve"> set </w:t>
       </w:r>
       <w:r>
         <w:rPr>
-          <w:sz w:val="36"/>
-          <w:szCs w:val="36"/>
-        </w:rPr>
-        <w:t xml:space="preserve">10. It means how many rows or email will </w:t>
-      </w:r>
-      <w:r>
-        <w:rPr>
-          <w:sz w:val="36"/>
-          <w:szCs w:val="36"/>
-        </w:rPr>
-        <w:t>agent</w:t>
-      </w:r>
-      <w:r>
-        <w:rPr>
-          <w:sz w:val="36"/>
-          <w:szCs w:val="36"/>
-        </w:rPr>
-        <w:t xml:space="preserve"> take from the sheet for the workflow</w:t>
-      </w:r>
-    </w:p>
-    <w:p>
-      <w:pPr>
-        <w:jc w:val="both"/>
-        <w:rPr>
-          <w:sz w:val="36"/>
-          <w:szCs w:val="36"/>
-        </w:rPr>
-      </w:pPr>
-      <w:r>
-        <w:rPr>
-          <w:sz w:val="36"/>
-          <w:szCs w:val="36"/>
+          <w:rFonts w:ascii="Carlito" w:hAnsi="Carlito" w:cs="Carlito"/>
+          <w:sz w:val="32"/>
+          <w:szCs w:val="32"/>
+        </w:rPr>
+        <w:t>10. It means how many rows or email will agent take from the sheet for the workflow</w:t>
+      </w:r>
+    </w:p>
+    <w:p>
+      <w:pPr>
+        <w:jc w:val="both"/>
+        <w:rPr>
+          <w:rFonts w:ascii="Carlito" w:hAnsi="Carlito" w:cs="Carlito"/>
+          <w:sz w:val="32"/>
+          <w:szCs w:val="32"/>
+        </w:rPr>
+      </w:pPr>
+      <w:r>
+        <w:rPr>
+          <w:rFonts w:ascii="Carlito" w:hAnsi="Carlito" w:cs="Carlito"/>
+          <w:sz w:val="32"/>
+          <w:szCs w:val="32"/>
         </w:rPr>
         <w:t xml:space="preserve"># Then in choose </w:t>
       </w:r>
       <w:r>
         <w:rPr>
-          <w:b/>
-          <w:bCs/>
-          <w:sz w:val="36"/>
-          <w:szCs w:val="36"/>
+          <w:rFonts w:ascii="Carlito" w:hAnsi="Carlito" w:cs="Carlito"/>
+          <w:b/>
+          <w:bCs/>
+          <w:sz w:val="32"/>
+          <w:szCs w:val="32"/>
         </w:rPr>
         <w:t>where</w:t>
       </w:r>
       <w:r>
         <w:rPr>
-          <w:b/>
-          <w:bCs/>
-          <w:sz w:val="36"/>
-          <w:szCs w:val="36"/>
+          <w:rFonts w:ascii="Carlito" w:hAnsi="Carlito" w:cs="Carlito"/>
+          <w:b/>
+          <w:bCs/>
+          <w:sz w:val="32"/>
+          <w:szCs w:val="32"/>
         </w:rPr>
         <w:t xml:space="preserve"> to</w:t>
       </w:r>
       <w:r>
         <w:rPr>
-          <w:b/>
-          <w:bCs/>
-          <w:sz w:val="36"/>
-          <w:szCs w:val="36"/>
+          <w:rFonts w:ascii="Carlito" w:hAnsi="Carlito" w:cs="Carlito"/>
+          <w:b/>
+          <w:bCs/>
+          <w:sz w:val="32"/>
+          <w:szCs w:val="32"/>
         </w:rPr>
         <w:t xml:space="preserve"> start</w:t>
       </w:r>
       <w:r>
         <w:rPr>
-          <w:sz w:val="36"/>
-          <w:szCs w:val="36"/>
+          <w:rFonts w:ascii="Carlito" w:hAnsi="Carlito" w:cs="Carlito"/>
+          <w:sz w:val="32"/>
+          <w:szCs w:val="32"/>
         </w:rPr>
         <w:t xml:space="preserve"> </w:t>
       </w:r>
       <w:r>
         <w:rPr>
-          <w:sz w:val="36"/>
-          <w:szCs w:val="36"/>
+          <w:rFonts w:ascii="Carlito" w:hAnsi="Carlito" w:cs="Carlito"/>
+          <w:sz w:val="32"/>
+          <w:szCs w:val="32"/>
         </w:rPr>
         <w:t xml:space="preserve">select all. Basically, where </w:t>
       </w:r>
       <w:r>
         <w:rPr>
-          <w:sz w:val="36"/>
-          <w:szCs w:val="36"/>
+          <w:rFonts w:ascii="Carlito" w:hAnsi="Carlito" w:cs="Carlito"/>
+          <w:sz w:val="32"/>
+          <w:szCs w:val="32"/>
         </w:rPr>
         <w:t>should it start to process our data for now all</w:t>
       </w:r>
@@ -1041,23 +1142,26 @@
       <w:pPr>
         <w:jc w:val="both"/>
         <w:rPr>
-          <w:sz w:val="36"/>
-          <w:szCs w:val="36"/>
-        </w:rPr>
-      </w:pPr>
-    </w:p>
-    <w:p>
-      <w:pPr>
-        <w:jc w:val="both"/>
-        <w:rPr>
-          <w:sz w:val="36"/>
-          <w:szCs w:val="36"/>
-        </w:rPr>
-      </w:pPr>
-      <w:r>
-        <w:rPr>
-          <w:sz w:val="36"/>
-          <w:szCs w:val="36"/>
+          <w:rFonts w:ascii="Carlito" w:hAnsi="Carlito" w:cs="Carlito"/>
+          <w:sz w:val="32"/>
+          <w:szCs w:val="32"/>
+        </w:rPr>
+      </w:pPr>
+    </w:p>
+    <w:p>
+      <w:pPr>
+        <w:jc w:val="both"/>
+        <w:rPr>
+          <w:rFonts w:ascii="Carlito" w:hAnsi="Carlito" w:cs="Carlito"/>
+          <w:sz w:val="32"/>
+          <w:szCs w:val="32"/>
+        </w:rPr>
+      </w:pPr>
+      <w:r>
+        <w:rPr>
+          <w:rFonts w:ascii="Carlito" w:hAnsi="Carlito" w:cs="Carlito"/>
+          <w:sz w:val="32"/>
+          <w:szCs w:val="32"/>
         </w:rPr>
         <w:t>Step-3, Set up Google Calendar:</w:t>
       </w:r>
@@ -1066,42 +1170,48 @@
       <w:pPr>
         <w:jc w:val="both"/>
         <w:rPr>
-          <w:sz w:val="36"/>
-          <w:szCs w:val="36"/>
-        </w:rPr>
-      </w:pPr>
-      <w:r>
-        <w:rPr>
-          <w:sz w:val="36"/>
-          <w:szCs w:val="36"/>
+          <w:rFonts w:ascii="Carlito" w:hAnsi="Carlito" w:cs="Carlito"/>
+          <w:sz w:val="32"/>
+          <w:szCs w:val="32"/>
+        </w:rPr>
+      </w:pPr>
+      <w:r>
+        <w:rPr>
+          <w:rFonts w:ascii="Carlito" w:hAnsi="Carlito" w:cs="Carlito"/>
+          <w:sz w:val="32"/>
+          <w:szCs w:val="32"/>
         </w:rPr>
         <w:t xml:space="preserve"># Now click on plus icon and add module. Search for </w:t>
       </w:r>
       <w:r>
         <w:rPr>
-          <w:sz w:val="36"/>
-          <w:szCs w:val="36"/>
+          <w:rFonts w:ascii="Carlito" w:hAnsi="Carlito" w:cs="Carlito"/>
+          <w:sz w:val="32"/>
+          <w:szCs w:val="32"/>
         </w:rPr>
         <w:t xml:space="preserve">Google Calendar and login. Then select </w:t>
       </w:r>
       <w:r>
         <w:rPr>
-          <w:sz w:val="36"/>
-          <w:szCs w:val="36"/>
+          <w:rFonts w:ascii="Carlito" w:hAnsi="Carlito" w:cs="Carlito"/>
+          <w:sz w:val="32"/>
+          <w:szCs w:val="32"/>
         </w:rPr>
         <w:t xml:space="preserve">event in this case Create </w:t>
       </w:r>
       <w:r>
         <w:rPr>
-          <w:sz w:val="36"/>
-          <w:szCs w:val="36"/>
+          <w:rFonts w:ascii="Carlito" w:hAnsi="Carlito" w:cs="Carlito"/>
+          <w:sz w:val="32"/>
+          <w:szCs w:val="32"/>
         </w:rPr>
         <w:t>an</w:t>
       </w:r>
       <w:r>
         <w:rPr>
-          <w:sz w:val="36"/>
-          <w:szCs w:val="36"/>
+          <w:rFonts w:ascii="Carlito" w:hAnsi="Carlito" w:cs="Carlito"/>
+          <w:sz w:val="32"/>
+          <w:szCs w:val="32"/>
         </w:rPr>
         <w:t xml:space="preserve"> Event</w:t>
       </w:r>
@@ -1110,37 +1220,42 @@
       <w:pPr>
         <w:jc w:val="both"/>
         <w:rPr>
-          <w:sz w:val="36"/>
-          <w:szCs w:val="36"/>
-        </w:rPr>
-      </w:pPr>
-      <w:r>
-        <w:rPr>
-          <w:sz w:val="36"/>
-          <w:szCs w:val="36"/>
+          <w:rFonts w:ascii="Carlito" w:hAnsi="Carlito" w:cs="Carlito"/>
+          <w:sz w:val="32"/>
+          <w:szCs w:val="32"/>
+        </w:rPr>
+      </w:pPr>
+      <w:r>
+        <w:rPr>
+          <w:rFonts w:ascii="Carlito" w:hAnsi="Carlito" w:cs="Carlito"/>
+          <w:sz w:val="32"/>
+          <w:szCs w:val="32"/>
         </w:rPr>
         <w:t xml:space="preserve"># </w:t>
       </w:r>
       <w:r>
         <w:rPr>
-          <w:sz w:val="36"/>
-          <w:szCs w:val="36"/>
+          <w:rFonts w:ascii="Carlito" w:hAnsi="Carlito" w:cs="Carlito"/>
+          <w:sz w:val="32"/>
+          <w:szCs w:val="32"/>
         </w:rPr>
         <w:t xml:space="preserve">Then in </w:t>
       </w:r>
       <w:r>
         <w:rPr>
-          <w:b/>
-          <w:bCs/>
-          <w:sz w:val="36"/>
-          <w:szCs w:val="36"/>
+          <w:rFonts w:ascii="Carlito" w:hAnsi="Carlito" w:cs="Carlito"/>
+          <w:b/>
+          <w:bCs/>
+          <w:sz w:val="32"/>
+          <w:szCs w:val="32"/>
         </w:rPr>
         <w:t>Create an Event Section</w:t>
       </w:r>
       <w:r>
         <w:rPr>
-          <w:sz w:val="36"/>
-          <w:szCs w:val="36"/>
+          <w:rFonts w:ascii="Carlito" w:hAnsi="Carlito" w:cs="Carlito"/>
+          <w:sz w:val="32"/>
+          <w:szCs w:val="32"/>
         </w:rPr>
         <w:t xml:space="preserve"> select quickly. Turn on the Map toggle and click on it.</w:t>
       </w:r>
@@ -1149,24 +1264,27 @@
       <w:pPr>
         <w:jc w:val="both"/>
         <w:rPr>
-          <w:sz w:val="36"/>
-          <w:szCs w:val="36"/>
-        </w:rPr>
-      </w:pPr>
-      <w:r>
-        <w:rPr>
-          <w:sz w:val="36"/>
-          <w:szCs w:val="36"/>
+          <w:rFonts w:ascii="Carlito" w:hAnsi="Carlito" w:cs="Carlito"/>
+          <w:sz w:val="32"/>
+          <w:szCs w:val="32"/>
+        </w:rPr>
+      </w:pPr>
+      <w:r>
+        <w:rPr>
+          <w:rFonts w:ascii="Carlito" w:hAnsi="Carlito" w:cs="Carlito"/>
+          <w:sz w:val="32"/>
+          <w:szCs w:val="32"/>
         </w:rPr>
         <w:t xml:space="preserve"># Set the Event Id to </w:t>
       </w:r>
       <w:proofErr w:type="spellStart"/>
       <w:r>
         <w:rPr>
-          <w:b/>
-          <w:bCs/>
-          <w:sz w:val="36"/>
-          <w:szCs w:val="36"/>
+          <w:rFonts w:ascii="Carlito" w:hAnsi="Carlito" w:cs="Carlito"/>
+          <w:b/>
+          <w:bCs/>
+          <w:sz w:val="32"/>
+          <w:szCs w:val="32"/>
         </w:rPr>
         <w:t>our_email</w:t>
       </w:r>
@@ -1174,27 +1292,30 @@
       <w:proofErr w:type="gramStart"/>
       <w:r>
         <w:rPr>
-          <w:b/>
-          <w:bCs/>
-          <w:sz w:val="36"/>
-          <w:szCs w:val="36"/>
+          <w:rFonts w:ascii="Carlito" w:hAnsi="Carlito" w:cs="Carlito"/>
+          <w:b/>
+          <w:bCs/>
+          <w:sz w:val="32"/>
+          <w:szCs w:val="32"/>
         </w:rPr>
         <w:t>@..</w:t>
       </w:r>
       <w:proofErr w:type="gramEnd"/>
       <w:r>
         <w:rPr>
-          <w:b/>
-          <w:bCs/>
-          <w:sz w:val="36"/>
-          <w:szCs w:val="36"/>
+          <w:rFonts w:ascii="Carlito" w:hAnsi="Carlito" w:cs="Carlito"/>
+          <w:b/>
+          <w:bCs/>
+          <w:sz w:val="32"/>
+          <w:szCs w:val="32"/>
         </w:rPr>
         <w:t xml:space="preserve"> </w:t>
       </w:r>
       <w:r>
         <w:rPr>
-          <w:sz w:val="36"/>
-          <w:szCs w:val="36"/>
+          <w:rFonts w:ascii="Carlito" w:hAnsi="Carlito" w:cs="Carlito"/>
+          <w:sz w:val="32"/>
+          <w:szCs w:val="32"/>
         </w:rPr>
         <w:t>(Primary Calendar)</w:t>
       </w:r>
@@ -1203,49 +1324,56 @@
       <w:pPr>
         <w:jc w:val="both"/>
         <w:rPr>
-          <w:sz w:val="36"/>
-          <w:szCs w:val="36"/>
-        </w:rPr>
-      </w:pPr>
-      <w:r>
-        <w:rPr>
-          <w:sz w:val="36"/>
-          <w:szCs w:val="36"/>
+          <w:rFonts w:ascii="Carlito" w:hAnsi="Carlito" w:cs="Carlito"/>
+          <w:sz w:val="32"/>
+          <w:szCs w:val="32"/>
+        </w:rPr>
+      </w:pPr>
+      <w:r>
+        <w:rPr>
+          <w:rFonts w:ascii="Carlito" w:hAnsi="Carlito" w:cs="Carlito"/>
+          <w:sz w:val="32"/>
+          <w:szCs w:val="32"/>
         </w:rPr>
         <w:t xml:space="preserve"># </w:t>
       </w:r>
       <w:r>
         <w:rPr>
-          <w:sz w:val="36"/>
-          <w:szCs w:val="36"/>
+          <w:rFonts w:ascii="Carlito" w:hAnsi="Carlito" w:cs="Carlito"/>
+          <w:sz w:val="32"/>
+          <w:szCs w:val="32"/>
         </w:rPr>
         <w:t xml:space="preserve">Then </w:t>
       </w:r>
       <w:r>
         <w:rPr>
-          <w:sz w:val="36"/>
-          <w:szCs w:val="36"/>
+          <w:rFonts w:ascii="Carlito" w:hAnsi="Carlito" w:cs="Carlito"/>
+          <w:sz w:val="32"/>
+          <w:szCs w:val="32"/>
         </w:rPr>
         <w:t xml:space="preserve">using </w:t>
       </w:r>
       <w:r>
         <w:rPr>
-          <w:sz w:val="36"/>
-          <w:szCs w:val="36"/>
+          <w:rFonts w:ascii="Carlito" w:hAnsi="Carlito" w:cs="Carlito"/>
+          <w:sz w:val="32"/>
+          <w:szCs w:val="32"/>
         </w:rPr>
         <w:t>drag-and-drop</w:t>
       </w:r>
       <w:r>
         <w:rPr>
-          <w:sz w:val="36"/>
-          <w:szCs w:val="36"/>
+          <w:rFonts w:ascii="Carlito" w:hAnsi="Carlito" w:cs="Carlito"/>
+          <w:sz w:val="32"/>
+          <w:szCs w:val="32"/>
         </w:rPr>
         <w:t xml:space="preserve"> in</w:t>
       </w:r>
       <w:r>
         <w:rPr>
-          <w:sz w:val="36"/>
-          <w:szCs w:val="36"/>
+          <w:rFonts w:ascii="Carlito" w:hAnsi="Carlito" w:cs="Carlito"/>
+          <w:sz w:val="32"/>
+          <w:szCs w:val="32"/>
         </w:rPr>
         <w:t xml:space="preserve"> event name drop name and topic of the meeting and then save</w:t>
       </w:r>
@@ -1254,598 +1382,675 @@
       <w:pPr>
         <w:jc w:val="both"/>
         <w:rPr>
-          <w:sz w:val="36"/>
-          <w:szCs w:val="36"/>
-        </w:rPr>
-      </w:pPr>
-      <w:r>
-        <w:rPr>
-          <w:sz w:val="36"/>
-          <w:szCs w:val="36"/>
+          <w:rFonts w:ascii="Carlito" w:hAnsi="Carlito" w:cs="Carlito"/>
+          <w:sz w:val="32"/>
+          <w:szCs w:val="32"/>
+        </w:rPr>
+      </w:pPr>
+      <w:r>
+        <w:rPr>
+          <w:rFonts w:ascii="Carlito" w:hAnsi="Carlito" w:cs="Carlito"/>
+          <w:sz w:val="32"/>
+          <w:szCs w:val="32"/>
+        </w:rPr>
+        <w:t># We can also customize it us</w:t>
+      </w:r>
+      <w:r>
+        <w:rPr>
+          <w:rFonts w:ascii="Carlito" w:hAnsi="Carlito" w:cs="Carlito"/>
+          <w:sz w:val="32"/>
+          <w:szCs w:val="32"/>
+        </w:rPr>
+        <w:t>ing</w:t>
+      </w:r>
+      <w:r>
+        <w:rPr>
+          <w:rFonts w:ascii="Carlito" w:hAnsi="Carlito" w:cs="Carlito"/>
+          <w:sz w:val="32"/>
+          <w:szCs w:val="32"/>
+        </w:rPr>
+        <w:t xml:space="preserve"> data from responses using dra</w:t>
+      </w:r>
+      <w:r>
+        <w:rPr>
+          <w:rFonts w:ascii="Carlito" w:hAnsi="Carlito" w:cs="Carlito"/>
+          <w:sz w:val="32"/>
+          <w:szCs w:val="32"/>
+        </w:rPr>
+        <w:t>g</w:t>
+      </w:r>
+      <w:r>
+        <w:rPr>
+          <w:rFonts w:ascii="Carlito" w:hAnsi="Carlito" w:cs="Carlito"/>
+          <w:sz w:val="32"/>
+          <w:szCs w:val="32"/>
+        </w:rPr>
+        <w:t>-and-drop</w:t>
+      </w:r>
+      <w:r>
+        <w:rPr>
+          <w:rFonts w:ascii="Carlito" w:hAnsi="Carlito" w:cs="Carlito"/>
+          <w:sz w:val="32"/>
+          <w:szCs w:val="32"/>
+        </w:rPr>
+        <w:t xml:space="preserve"> (by </w:t>
+      </w:r>
+      <w:r>
+        <w:rPr>
+          <w:rFonts w:ascii="Carlito" w:hAnsi="Carlito" w:cs="Carlito"/>
+          <w:sz w:val="32"/>
+          <w:szCs w:val="32"/>
+        </w:rPr>
+        <w:t>enabling Map</w:t>
+      </w:r>
+      <w:r>
+        <w:rPr>
+          <w:rFonts w:ascii="Carlito" w:hAnsi="Carlito" w:cs="Carlito"/>
+          <w:sz w:val="32"/>
+          <w:szCs w:val="32"/>
+        </w:rPr>
+        <w:t>)</w:t>
+      </w:r>
+    </w:p>
+    <w:p>
+      <w:pPr>
+        <w:jc w:val="both"/>
+        <w:rPr>
+          <w:rFonts w:ascii="Carlito" w:hAnsi="Carlito" w:cs="Carlito"/>
+          <w:sz w:val="32"/>
+          <w:szCs w:val="32"/>
+        </w:rPr>
+      </w:pPr>
+    </w:p>
+    <w:p>
+      <w:pPr>
+        <w:jc w:val="both"/>
+        <w:rPr>
+          <w:rFonts w:ascii="Carlito" w:hAnsi="Carlito" w:cs="Carlito"/>
+          <w:sz w:val="32"/>
+          <w:szCs w:val="32"/>
+        </w:rPr>
+      </w:pPr>
+      <w:r>
+        <w:rPr>
+          <w:rFonts w:ascii="Carlito" w:hAnsi="Carlito" w:cs="Carlito"/>
+          <w:sz w:val="32"/>
+          <w:szCs w:val="32"/>
+        </w:rPr>
+        <w:t>Step-4, Setup Gmail:</w:t>
+      </w:r>
+    </w:p>
+    <w:p>
+      <w:pPr>
+        <w:jc w:val="both"/>
+        <w:rPr>
+          <w:rFonts w:ascii="Carlito" w:hAnsi="Carlito" w:cs="Carlito"/>
+          <w:sz w:val="32"/>
+          <w:szCs w:val="32"/>
+        </w:rPr>
+      </w:pPr>
+      <w:r>
+        <w:rPr>
+          <w:rFonts w:ascii="Carlito" w:hAnsi="Carlito" w:cs="Carlito"/>
+          <w:sz w:val="32"/>
+          <w:szCs w:val="32"/>
+        </w:rPr>
+        <w:t xml:space="preserve"># Add module and search for </w:t>
+      </w:r>
+      <w:r>
+        <w:rPr>
+          <w:rFonts w:ascii="Carlito" w:hAnsi="Carlito" w:cs="Carlito"/>
+          <w:sz w:val="32"/>
+          <w:szCs w:val="32"/>
+        </w:rPr>
+        <w:t xml:space="preserve">Gmail. Then select </w:t>
+      </w:r>
+      <w:r>
+        <w:rPr>
+          <w:rFonts w:ascii="Carlito" w:hAnsi="Carlito" w:cs="Carlito"/>
+          <w:b/>
+          <w:bCs/>
+          <w:sz w:val="32"/>
+          <w:szCs w:val="32"/>
+        </w:rPr>
+        <w:t>Send an email</w:t>
+      </w:r>
+      <w:r>
+        <w:rPr>
+          <w:rFonts w:ascii="Carlito" w:hAnsi="Carlito" w:cs="Carlito"/>
+          <w:sz w:val="32"/>
+          <w:szCs w:val="32"/>
+        </w:rPr>
+        <w:t>.</w:t>
+      </w:r>
+      <w:r>
+        <w:rPr>
+          <w:rFonts w:ascii="Carlito" w:hAnsi="Carlito" w:cs="Carlito"/>
+          <w:sz w:val="32"/>
+          <w:szCs w:val="32"/>
+        </w:rPr>
+        <w:t xml:space="preserve"> We have to login here too</w:t>
+      </w:r>
+    </w:p>
+    <w:p>
+      <w:pPr>
+        <w:jc w:val="both"/>
+        <w:rPr>
+          <w:rFonts w:ascii="Carlito" w:hAnsi="Carlito" w:cs="Carlito"/>
+          <w:sz w:val="32"/>
+          <w:szCs w:val="32"/>
+        </w:rPr>
+      </w:pPr>
+      <w:r>
+        <w:rPr>
+          <w:rFonts w:ascii="Carlito" w:hAnsi="Carlito" w:cs="Carlito"/>
+          <w:sz w:val="32"/>
+          <w:szCs w:val="32"/>
+        </w:rPr>
+        <w:t xml:space="preserve"># Then in </w:t>
+      </w:r>
+      <w:proofErr w:type="gramStart"/>
+      <w:r>
+        <w:rPr>
+          <w:rFonts w:ascii="Carlito" w:hAnsi="Carlito" w:cs="Carlito"/>
+          <w:b/>
+          <w:bCs/>
+          <w:sz w:val="32"/>
+          <w:szCs w:val="32"/>
+        </w:rPr>
+        <w:t>To</w:t>
+      </w:r>
+      <w:proofErr w:type="gramEnd"/>
+      <w:r>
+        <w:rPr>
+          <w:rFonts w:ascii="Carlito" w:hAnsi="Carlito" w:cs="Carlito"/>
+          <w:sz w:val="32"/>
+          <w:szCs w:val="32"/>
+        </w:rPr>
+        <w:t xml:space="preserve"> section enable Map so we can drag-and-drop</w:t>
+      </w:r>
+      <w:r>
+        <w:rPr>
+          <w:rFonts w:ascii="Carlito" w:hAnsi="Carlito" w:cs="Carlito"/>
+          <w:sz w:val="32"/>
+          <w:szCs w:val="32"/>
+        </w:rPr>
+        <w:t xml:space="preserve"> email from responses (to send them an email)</w:t>
+      </w:r>
+      <w:r>
+        <w:rPr>
+          <w:rFonts w:ascii="Carlito" w:hAnsi="Carlito" w:cs="Carlito"/>
+          <w:sz w:val="32"/>
+          <w:szCs w:val="32"/>
+        </w:rPr>
+        <w:t>. Scroll down and drop email from Sheets</w:t>
+      </w:r>
+    </w:p>
+    <w:p>
+      <w:pPr>
+        <w:jc w:val="both"/>
+        <w:rPr>
+          <w:rFonts w:ascii="Carlito" w:hAnsi="Carlito" w:cs="Carlito"/>
+          <w:sz w:val="32"/>
+          <w:szCs w:val="32"/>
+        </w:rPr>
+      </w:pPr>
+      <w:r>
+        <w:rPr>
+          <w:rFonts w:ascii="Carlito" w:hAnsi="Carlito" w:cs="Carlito"/>
+          <w:sz w:val="32"/>
+          <w:szCs w:val="32"/>
         </w:rPr>
         <w:lastRenderedPageBreak/>
-        <w:t># We can also customize it us</w:t>
-      </w:r>
-      <w:r>
-        <w:rPr>
-          <w:sz w:val="36"/>
-          <w:szCs w:val="36"/>
-        </w:rPr>
-        <w:t>ing</w:t>
-      </w:r>
-      <w:r>
-        <w:rPr>
-          <w:sz w:val="36"/>
-          <w:szCs w:val="36"/>
-        </w:rPr>
-        <w:t xml:space="preserve"> data from responses using dra</w:t>
-      </w:r>
-      <w:r>
-        <w:rPr>
-          <w:sz w:val="36"/>
-          <w:szCs w:val="36"/>
-        </w:rPr>
-        <w:t>g</w:t>
-      </w:r>
-      <w:r>
-        <w:rPr>
-          <w:sz w:val="36"/>
-          <w:szCs w:val="36"/>
-        </w:rPr>
-        <w:t>-and-drop</w:t>
-      </w:r>
-      <w:r>
-        <w:rPr>
-          <w:sz w:val="36"/>
-          <w:szCs w:val="36"/>
-        </w:rPr>
-        <w:t xml:space="preserve"> (by </w:t>
-      </w:r>
-      <w:r>
-        <w:rPr>
-          <w:sz w:val="36"/>
-          <w:szCs w:val="36"/>
-        </w:rPr>
-        <w:t>enabling Map</w:t>
-      </w:r>
-      <w:r>
-        <w:rPr>
-          <w:sz w:val="36"/>
-          <w:szCs w:val="36"/>
-        </w:rPr>
-        <w:t>)</w:t>
-      </w:r>
-    </w:p>
-    <w:p>
-      <w:pPr>
-        <w:jc w:val="both"/>
-        <w:rPr>
-          <w:sz w:val="36"/>
-          <w:szCs w:val="36"/>
-        </w:rPr>
-      </w:pPr>
-    </w:p>
-    <w:p>
-      <w:pPr>
-        <w:jc w:val="both"/>
-        <w:rPr>
-          <w:sz w:val="36"/>
-          <w:szCs w:val="36"/>
-        </w:rPr>
-      </w:pPr>
-      <w:r>
-        <w:rPr>
-          <w:sz w:val="36"/>
-          <w:szCs w:val="36"/>
-        </w:rPr>
-        <w:t>Step-4, Setup Gmail:</w:t>
-      </w:r>
-    </w:p>
-    <w:p>
-      <w:pPr>
-        <w:jc w:val="both"/>
-        <w:rPr>
-          <w:sz w:val="36"/>
-          <w:szCs w:val="36"/>
-        </w:rPr>
-      </w:pPr>
-      <w:r>
-        <w:rPr>
-          <w:sz w:val="36"/>
-          <w:szCs w:val="36"/>
-        </w:rPr>
-        <w:t xml:space="preserve"># Add module and search for </w:t>
-      </w:r>
-      <w:r>
-        <w:rPr>
-          <w:sz w:val="36"/>
-          <w:szCs w:val="36"/>
-        </w:rPr>
-        <w:t xml:space="preserve">Gmail. Then select </w:t>
-      </w:r>
-      <w:r>
-        <w:rPr>
-          <w:b/>
-          <w:bCs/>
-          <w:sz w:val="36"/>
-          <w:szCs w:val="36"/>
-        </w:rPr>
-        <w:t>Send an email</w:t>
-      </w:r>
-      <w:r>
-        <w:rPr>
-          <w:sz w:val="36"/>
-          <w:szCs w:val="36"/>
+        <w:t xml:space="preserve"># </w:t>
+      </w:r>
+      <w:r>
+        <w:rPr>
+          <w:rFonts w:ascii="Carlito" w:hAnsi="Carlito" w:cs="Carlito"/>
+          <w:sz w:val="32"/>
+          <w:szCs w:val="32"/>
+        </w:rPr>
+        <w:t xml:space="preserve">In </w:t>
+      </w:r>
+      <w:r>
+        <w:rPr>
+          <w:rFonts w:ascii="Carlito" w:hAnsi="Carlito" w:cs="Carlito"/>
+          <w:b/>
+          <w:bCs/>
+          <w:sz w:val="32"/>
+          <w:szCs w:val="32"/>
+        </w:rPr>
+        <w:t>Subject</w:t>
+      </w:r>
+      <w:r>
+        <w:rPr>
+          <w:rFonts w:ascii="Carlito" w:hAnsi="Carlito" w:cs="Carlito"/>
+          <w:sz w:val="32"/>
+          <w:szCs w:val="32"/>
+        </w:rPr>
+        <w:t xml:space="preserve"> section drag-and-drop topic of meeting and customize it by adding some texts</w:t>
+      </w:r>
+    </w:p>
+    <w:p>
+      <w:pPr>
+        <w:jc w:val="both"/>
+        <w:rPr>
+          <w:rFonts w:ascii="Carlito" w:hAnsi="Carlito" w:cs="Carlito"/>
+          <w:sz w:val="32"/>
+          <w:szCs w:val="32"/>
+        </w:rPr>
+      </w:pPr>
+      <w:r>
+        <w:rPr>
+          <w:rFonts w:ascii="Carlito" w:hAnsi="Carlito" w:cs="Carlito"/>
+          <w:sz w:val="32"/>
+          <w:szCs w:val="32"/>
+        </w:rPr>
+        <w:t># In</w:t>
+      </w:r>
+      <w:r>
+        <w:rPr>
+          <w:rFonts w:ascii="Carlito" w:hAnsi="Carlito" w:cs="Carlito"/>
+          <w:b/>
+          <w:bCs/>
+          <w:sz w:val="32"/>
+          <w:szCs w:val="32"/>
+        </w:rPr>
+        <w:t xml:space="preserve"> Body type</w:t>
+      </w:r>
+      <w:r>
+        <w:rPr>
+          <w:rFonts w:ascii="Carlito" w:hAnsi="Carlito" w:cs="Carlito"/>
+          <w:sz w:val="32"/>
+          <w:szCs w:val="32"/>
+        </w:rPr>
+        <w:t xml:space="preserve"> select </w:t>
+      </w:r>
+      <w:r>
+        <w:rPr>
+          <w:rFonts w:ascii="Carlito" w:hAnsi="Carlito" w:cs="Carlito"/>
+          <w:sz w:val="32"/>
+          <w:szCs w:val="32"/>
+        </w:rPr>
+        <w:t>Raw HTML</w:t>
+      </w:r>
+      <w:r>
+        <w:rPr>
+          <w:rFonts w:ascii="Carlito" w:hAnsi="Carlito" w:cs="Carlito"/>
+          <w:sz w:val="32"/>
+          <w:szCs w:val="32"/>
+        </w:rPr>
+        <w:t xml:space="preserve">. Then in </w:t>
+      </w:r>
+      <w:r>
+        <w:rPr>
+          <w:rFonts w:ascii="Carlito" w:hAnsi="Carlito" w:cs="Carlito"/>
+          <w:b/>
+          <w:bCs/>
+          <w:sz w:val="32"/>
+          <w:szCs w:val="32"/>
+        </w:rPr>
+        <w:t>Body contents</w:t>
+      </w:r>
+      <w:r>
+        <w:rPr>
+          <w:rFonts w:ascii="Carlito" w:hAnsi="Carlito" w:cs="Carlito"/>
+          <w:sz w:val="32"/>
+          <w:szCs w:val="32"/>
+        </w:rPr>
+        <w:t xml:space="preserve"> enable map and drag-and-drop</w:t>
+      </w:r>
+      <w:r>
+        <w:rPr>
+          <w:rFonts w:ascii="Carlito" w:hAnsi="Carlito" w:cs="Carlito"/>
+          <w:sz w:val="32"/>
+          <w:szCs w:val="32"/>
+        </w:rPr>
+        <w:t xml:space="preserve"> data from sheets and customize it.</w:t>
+      </w:r>
+      <w:r>
+        <w:rPr>
+          <w:rFonts w:ascii="Carlito" w:hAnsi="Carlito" w:cs="Carlito"/>
+          <w:sz w:val="32"/>
+          <w:szCs w:val="32"/>
+        </w:rPr>
+        <w:t xml:space="preserve"> We can also drop data from calendar</w:t>
+      </w:r>
+    </w:p>
+    <w:p>
+      <w:pPr>
+        <w:jc w:val="both"/>
+        <w:rPr>
+          <w:rFonts w:ascii="Carlito" w:hAnsi="Carlito" w:cs="Carlito"/>
+          <w:sz w:val="32"/>
+          <w:szCs w:val="32"/>
+        </w:rPr>
+      </w:pPr>
+      <w:r>
+        <w:rPr>
+          <w:rFonts w:ascii="Carlito" w:hAnsi="Carlito" w:cs="Carlito"/>
+          <w:sz w:val="32"/>
+          <w:szCs w:val="32"/>
+        </w:rPr>
+        <w:t xml:space="preserve"># </w:t>
+      </w:r>
+      <w:r>
+        <w:rPr>
+          <w:rFonts w:ascii="Carlito" w:hAnsi="Carlito" w:cs="Carlito"/>
+          <w:sz w:val="32"/>
+          <w:szCs w:val="32"/>
+        </w:rPr>
+        <w:t>Then hit save</w:t>
+      </w:r>
+    </w:p>
+    <w:p>
+      <w:pPr>
+        <w:jc w:val="both"/>
+        <w:rPr>
+          <w:rFonts w:ascii="Carlito" w:hAnsi="Carlito" w:cs="Carlito"/>
+          <w:sz w:val="32"/>
+          <w:szCs w:val="32"/>
+        </w:rPr>
+      </w:pPr>
+    </w:p>
+    <w:p>
+      <w:pPr>
+        <w:jc w:val="both"/>
+        <w:rPr>
+          <w:rFonts w:ascii="Carlito" w:hAnsi="Carlito" w:cs="Carlito"/>
+          <w:sz w:val="32"/>
+          <w:szCs w:val="32"/>
+        </w:rPr>
+      </w:pPr>
+      <w:r>
+        <w:rPr>
+          <w:rFonts w:ascii="Carlito" w:hAnsi="Carlito" w:cs="Carlito"/>
+          <w:sz w:val="32"/>
+          <w:szCs w:val="32"/>
+        </w:rPr>
+        <w:t>Run</w:t>
+      </w:r>
+      <w:r>
+        <w:rPr>
+          <w:rFonts w:ascii="Carlito" w:hAnsi="Carlito" w:cs="Carlito"/>
+          <w:sz w:val="32"/>
+          <w:szCs w:val="32"/>
+        </w:rPr>
+        <w:t xml:space="preserve"> and Save</w:t>
+      </w:r>
+      <w:r>
+        <w:rPr>
+          <w:rFonts w:ascii="Carlito" w:hAnsi="Carlito" w:cs="Carlito"/>
+          <w:sz w:val="32"/>
+          <w:szCs w:val="32"/>
+        </w:rPr>
+        <w:t>:</w:t>
+      </w:r>
+    </w:p>
+    <w:p>
+      <w:pPr>
+        <w:jc w:val="both"/>
+        <w:rPr>
+          <w:rFonts w:ascii="Carlito" w:hAnsi="Carlito" w:cs="Carlito"/>
+          <w:sz w:val="32"/>
+          <w:szCs w:val="32"/>
+        </w:rPr>
+      </w:pPr>
+      <w:r>
+        <w:rPr>
+          <w:rFonts w:ascii="Carlito" w:hAnsi="Carlito" w:cs="Carlito"/>
+          <w:sz w:val="32"/>
+          <w:szCs w:val="32"/>
+        </w:rPr>
+        <w:t xml:space="preserve"># Click on the play button to execute it once. </w:t>
+      </w:r>
+      <w:r>
+        <w:rPr>
+          <w:rFonts w:ascii="Carlito" w:hAnsi="Carlito" w:cs="Carlito"/>
+          <w:sz w:val="32"/>
+          <w:szCs w:val="32"/>
+        </w:rPr>
+        <w:t>And save it by clicking on the save icon</w:t>
+      </w:r>
+      <w:r>
+        <w:rPr>
+          <w:rFonts w:ascii="Carlito" w:hAnsi="Carlito" w:cs="Carlito"/>
+          <w:sz w:val="32"/>
+          <w:szCs w:val="32"/>
         </w:rPr>
         <w:t>.</w:t>
       </w:r>
-      <w:r>
-        <w:rPr>
-          <w:sz w:val="36"/>
-          <w:szCs w:val="36"/>
-        </w:rPr>
-        <w:t xml:space="preserve"> We have to login here too</w:t>
-      </w:r>
-    </w:p>
-    <w:p>
-      <w:pPr>
-        <w:jc w:val="both"/>
-        <w:rPr>
-          <w:sz w:val="36"/>
-          <w:szCs w:val="36"/>
-        </w:rPr>
-      </w:pPr>
-      <w:r>
-        <w:rPr>
-          <w:sz w:val="36"/>
-          <w:szCs w:val="36"/>
+    </w:p>
+    <w:p>
+      <w:pPr>
+        <w:jc w:val="both"/>
+        <w:rPr>
+          <w:rFonts w:ascii="Carlito" w:hAnsi="Carlito" w:cs="Carlito"/>
+          <w:sz w:val="32"/>
+          <w:szCs w:val="32"/>
+        </w:rPr>
+      </w:pPr>
+      <w:r>
+        <w:rPr>
+          <w:rFonts w:ascii="Carlito" w:hAnsi="Carlito" w:cs="Carlito"/>
+          <w:sz w:val="32"/>
+          <w:szCs w:val="32"/>
+        </w:rPr>
+        <w:t># We can also click on bulb icon to see the workflow simulation.</w:t>
+      </w:r>
+    </w:p>
+    <w:p>
+      <w:pPr>
+        <w:jc w:val="both"/>
+        <w:rPr>
+          <w:rFonts w:ascii="Carlito" w:hAnsi="Carlito" w:cs="Carlito"/>
+          <w:sz w:val="32"/>
+          <w:szCs w:val="32"/>
+        </w:rPr>
+      </w:pPr>
+      <w:r>
+        <w:rPr>
+          <w:rFonts w:ascii="Carlito" w:hAnsi="Carlito" w:cs="Carlito"/>
+          <w:sz w:val="32"/>
+          <w:szCs w:val="32"/>
+        </w:rPr>
+        <w:t># Then go back and we can see workspace inactive, toggle it to active to enable the workflow</w:t>
+      </w:r>
+    </w:p>
+    <w:p>
+      <w:pPr>
+        <w:jc w:val="both"/>
+        <w:rPr>
+          <w:rFonts w:ascii="Carlito" w:hAnsi="Carlito" w:cs="Carlito"/>
+          <w:sz w:val="32"/>
+          <w:szCs w:val="32"/>
+        </w:rPr>
+      </w:pPr>
+    </w:p>
+    <w:p>
+      <w:pPr>
+        <w:jc w:val="both"/>
+        <w:rPr>
+          <w:rFonts w:ascii="Carlito" w:hAnsi="Carlito" w:cs="Carlito"/>
+          <w:sz w:val="32"/>
+          <w:szCs w:val="32"/>
+        </w:rPr>
+      </w:pPr>
+      <w:r>
+        <w:rPr>
+          <w:rFonts w:ascii="Carlito" w:hAnsi="Carlito" w:cs="Carlito"/>
+          <w:sz w:val="32"/>
+          <w:szCs w:val="32"/>
+        </w:rPr>
+        <w:t>Saving to Google Calendar in Detail:</w:t>
+      </w:r>
+    </w:p>
+    <w:p>
+      <w:pPr>
+        <w:jc w:val="both"/>
+        <w:rPr>
+          <w:rFonts w:ascii="Carlito" w:hAnsi="Carlito" w:cs="Carlito"/>
+          <w:sz w:val="32"/>
+          <w:szCs w:val="32"/>
+        </w:rPr>
+      </w:pPr>
+      <w:r>
+        <w:rPr>
+          <w:rFonts w:ascii="Carlito" w:hAnsi="Carlito" w:cs="Carlito"/>
+          <w:sz w:val="32"/>
+          <w:szCs w:val="32"/>
+        </w:rPr>
+        <w:t xml:space="preserve"># </w:t>
+      </w:r>
+      <w:r>
+        <w:rPr>
+          <w:rFonts w:ascii="Carlito" w:hAnsi="Carlito" w:cs="Carlito"/>
+          <w:sz w:val="32"/>
+          <w:szCs w:val="32"/>
+        </w:rPr>
+        <w:t xml:space="preserve">Open </w:t>
+      </w:r>
+      <w:r>
+        <w:rPr>
+          <w:rFonts w:ascii="Carlito" w:hAnsi="Carlito" w:cs="Carlito"/>
+          <w:b/>
+          <w:bCs/>
+          <w:sz w:val="32"/>
+          <w:szCs w:val="32"/>
+        </w:rPr>
+        <w:t>Google Calendar</w:t>
+      </w:r>
+      <w:r>
+        <w:rPr>
+          <w:rFonts w:ascii="Carlito" w:hAnsi="Carlito" w:cs="Carlito"/>
+          <w:sz w:val="32"/>
+          <w:szCs w:val="32"/>
+        </w:rPr>
+        <w:t xml:space="preserve"> module, in </w:t>
+      </w:r>
+      <w:r>
+        <w:rPr>
+          <w:rFonts w:ascii="Carlito" w:hAnsi="Carlito" w:cs="Carlito"/>
+          <w:b/>
+          <w:bCs/>
+          <w:sz w:val="32"/>
+          <w:szCs w:val="32"/>
+        </w:rPr>
+        <w:t>Create an Event</w:t>
+      </w:r>
+      <w:r>
+        <w:rPr>
+          <w:rFonts w:ascii="Carlito" w:hAnsi="Carlito" w:cs="Carlito"/>
+          <w:sz w:val="32"/>
+          <w:szCs w:val="32"/>
+        </w:rPr>
+        <w:t xml:space="preserve"> section select</w:t>
+      </w:r>
+      <w:r>
+        <w:rPr>
+          <w:rFonts w:ascii="Carlito" w:hAnsi="Carlito" w:cs="Carlito"/>
+          <w:b/>
+          <w:bCs/>
+          <w:sz w:val="32"/>
+          <w:szCs w:val="32"/>
+        </w:rPr>
+        <w:t xml:space="preserve"> In Detail</w:t>
+      </w:r>
+      <w:r>
+        <w:rPr>
+          <w:rFonts w:ascii="Carlito" w:hAnsi="Carlito" w:cs="Carlito"/>
+          <w:sz w:val="32"/>
+          <w:szCs w:val="32"/>
+        </w:rPr>
+        <w:t xml:space="preserve">. Then in </w:t>
+      </w:r>
+      <w:r>
+        <w:rPr>
+          <w:rFonts w:ascii="Carlito" w:hAnsi="Carlito" w:cs="Carlito"/>
+          <w:b/>
+          <w:bCs/>
+          <w:sz w:val="32"/>
+          <w:szCs w:val="32"/>
+        </w:rPr>
+        <w:t>Calendar ID</w:t>
+      </w:r>
+      <w:r>
+        <w:rPr>
+          <w:rFonts w:ascii="Carlito" w:hAnsi="Carlito" w:cs="Carlito"/>
+          <w:sz w:val="32"/>
+          <w:szCs w:val="32"/>
+        </w:rPr>
+        <w:t xml:space="preserve"> select our email (primary calendar)</w:t>
+      </w:r>
+    </w:p>
+    <w:p>
+      <w:pPr>
+        <w:jc w:val="both"/>
+        <w:rPr>
+          <w:rFonts w:ascii="Carlito" w:hAnsi="Carlito" w:cs="Carlito"/>
+          <w:sz w:val="32"/>
+          <w:szCs w:val="32"/>
+        </w:rPr>
+      </w:pPr>
+      <w:r>
+        <w:rPr>
+          <w:rFonts w:ascii="Carlito" w:hAnsi="Carlito" w:cs="Carlito"/>
+          <w:sz w:val="32"/>
+          <w:szCs w:val="32"/>
         </w:rPr>
         <w:t xml:space="preserve"># Then in </w:t>
       </w:r>
-      <w:proofErr w:type="gramStart"/>
-      <w:r>
-        <w:rPr>
-          <w:b/>
-          <w:bCs/>
-          <w:sz w:val="36"/>
-          <w:szCs w:val="36"/>
-        </w:rPr>
-        <w:t>To</w:t>
-      </w:r>
-      <w:proofErr w:type="gramEnd"/>
-      <w:r>
-        <w:rPr>
-          <w:sz w:val="36"/>
-          <w:szCs w:val="36"/>
-        </w:rPr>
-        <w:t xml:space="preserve"> section enable Map so we can drag-and-drop</w:t>
-      </w:r>
-      <w:r>
-        <w:rPr>
-          <w:sz w:val="36"/>
-          <w:szCs w:val="36"/>
-        </w:rPr>
-        <w:t xml:space="preserve"> email from responses (to send them an email)</w:t>
-      </w:r>
-      <w:r>
-        <w:rPr>
-          <w:sz w:val="36"/>
-          <w:szCs w:val="36"/>
-        </w:rPr>
-        <w:t>. Scroll down and drop email from Sheets</w:t>
-      </w:r>
-    </w:p>
-    <w:p>
-      <w:pPr>
-        <w:jc w:val="both"/>
-        <w:rPr>
-          <w:sz w:val="36"/>
-          <w:szCs w:val="36"/>
-        </w:rPr>
-      </w:pPr>
-      <w:r>
-        <w:rPr>
-          <w:sz w:val="36"/>
-          <w:szCs w:val="36"/>
-        </w:rPr>
-        <w:t xml:space="preserve"># </w:t>
-      </w:r>
-      <w:r>
-        <w:rPr>
-          <w:sz w:val="36"/>
-          <w:szCs w:val="36"/>
-        </w:rPr>
-        <w:t xml:space="preserve">In </w:t>
-      </w:r>
-      <w:r>
-        <w:rPr>
-          <w:b/>
-          <w:bCs/>
-          <w:sz w:val="36"/>
-          <w:szCs w:val="36"/>
-        </w:rPr>
-        <w:t>Subject</w:t>
-      </w:r>
-      <w:r>
-        <w:rPr>
-          <w:sz w:val="36"/>
-          <w:szCs w:val="36"/>
-        </w:rPr>
-        <w:t xml:space="preserve"> section drag-and-drop topic of meeting and customize it by adding some texts</w:t>
-      </w:r>
-    </w:p>
-    <w:p>
-      <w:pPr>
-        <w:jc w:val="both"/>
-        <w:rPr>
-          <w:sz w:val="36"/>
-          <w:szCs w:val="36"/>
-        </w:rPr>
-      </w:pPr>
-      <w:r>
-        <w:rPr>
-          <w:sz w:val="36"/>
-          <w:szCs w:val="36"/>
-        </w:rPr>
-        <w:t># In</w:t>
-      </w:r>
-      <w:r>
-        <w:rPr>
-          <w:b/>
-          <w:bCs/>
-          <w:sz w:val="36"/>
-          <w:szCs w:val="36"/>
-        </w:rPr>
-        <w:t xml:space="preserve"> Body type</w:t>
-      </w:r>
-      <w:r>
-        <w:rPr>
-          <w:sz w:val="36"/>
-          <w:szCs w:val="36"/>
-        </w:rPr>
-        <w:t xml:space="preserve"> select </w:t>
-      </w:r>
-      <w:r>
-        <w:rPr>
-          <w:sz w:val="36"/>
-          <w:szCs w:val="36"/>
-        </w:rPr>
-        <w:t>Raw HTML</w:t>
-      </w:r>
-      <w:r>
-        <w:rPr>
-          <w:sz w:val="36"/>
-          <w:szCs w:val="36"/>
-        </w:rPr>
-        <w:t xml:space="preserve">. Then in </w:t>
-      </w:r>
-      <w:r>
-        <w:rPr>
-          <w:b/>
-          <w:bCs/>
-          <w:sz w:val="36"/>
-          <w:szCs w:val="36"/>
-        </w:rPr>
-        <w:t>Body contents</w:t>
-      </w:r>
-      <w:r>
-        <w:rPr>
-          <w:sz w:val="36"/>
-          <w:szCs w:val="36"/>
-        </w:rPr>
-        <w:t xml:space="preserve"> enable map and drag-and-drop</w:t>
-      </w:r>
-      <w:r>
-        <w:rPr>
-          <w:sz w:val="36"/>
-          <w:szCs w:val="36"/>
-        </w:rPr>
-        <w:t xml:space="preserve"> data from sheets and customize it.</w:t>
-      </w:r>
-      <w:r>
-        <w:rPr>
-          <w:sz w:val="36"/>
-          <w:szCs w:val="36"/>
-        </w:rPr>
-        <w:t xml:space="preserve"> We can also drop data from calendar</w:t>
-      </w:r>
-    </w:p>
-    <w:p>
-      <w:pPr>
-        <w:jc w:val="both"/>
-        <w:rPr>
-          <w:sz w:val="36"/>
-          <w:szCs w:val="36"/>
-        </w:rPr>
-      </w:pPr>
-      <w:r>
-        <w:rPr>
-          <w:sz w:val="36"/>
-          <w:szCs w:val="36"/>
-        </w:rPr>
-        <w:t xml:space="preserve"># </w:t>
-      </w:r>
-      <w:r>
-        <w:rPr>
-          <w:sz w:val="36"/>
-          <w:szCs w:val="36"/>
-        </w:rPr>
-        <w:t>Then hit save</w:t>
-      </w:r>
-    </w:p>
-    <w:p>
-      <w:pPr>
-        <w:jc w:val="both"/>
-        <w:rPr>
-          <w:sz w:val="36"/>
-          <w:szCs w:val="36"/>
-        </w:rPr>
-      </w:pPr>
-    </w:p>
-    <w:p>
-      <w:pPr>
-        <w:jc w:val="both"/>
-        <w:rPr>
-          <w:sz w:val="36"/>
-          <w:szCs w:val="36"/>
-        </w:rPr>
-      </w:pPr>
-      <w:r>
-        <w:rPr>
-          <w:sz w:val="36"/>
-          <w:szCs w:val="36"/>
-        </w:rPr>
-        <w:t>Run</w:t>
-      </w:r>
-      <w:r>
-        <w:rPr>
-          <w:sz w:val="36"/>
-          <w:szCs w:val="36"/>
-        </w:rPr>
-        <w:t xml:space="preserve"> and Save</w:t>
-      </w:r>
-      <w:r>
-        <w:rPr>
-          <w:sz w:val="36"/>
-          <w:szCs w:val="36"/>
-        </w:rPr>
-        <w:t>:</w:t>
-      </w:r>
-    </w:p>
-    <w:p>
-      <w:pPr>
-        <w:jc w:val="both"/>
-        <w:rPr>
-          <w:sz w:val="36"/>
-          <w:szCs w:val="36"/>
-        </w:rPr>
-      </w:pPr>
-      <w:r>
-        <w:rPr>
-          <w:sz w:val="36"/>
-          <w:szCs w:val="36"/>
-        </w:rPr>
-        <w:t xml:space="preserve"># Click on the play button to execute it once. </w:t>
-      </w:r>
-      <w:r>
-        <w:rPr>
-          <w:sz w:val="36"/>
-          <w:szCs w:val="36"/>
-        </w:rPr>
-        <w:t>And save it by clicking on the save icon</w:t>
-      </w:r>
-      <w:r>
-        <w:rPr>
-          <w:sz w:val="36"/>
-          <w:szCs w:val="36"/>
-        </w:rPr>
-        <w:t>.</w:t>
-      </w:r>
-    </w:p>
-    <w:p>
-      <w:pPr>
-        <w:jc w:val="both"/>
-        <w:rPr>
-          <w:sz w:val="36"/>
-          <w:szCs w:val="36"/>
-        </w:rPr>
-      </w:pPr>
-      <w:r>
-        <w:rPr>
-          <w:sz w:val="36"/>
-          <w:szCs w:val="36"/>
-        </w:rPr>
-        <w:t># We can also click on bulb icon to see the workflow simulation.</w:t>
-      </w:r>
-    </w:p>
-    <w:p>
-      <w:pPr>
-        <w:jc w:val="both"/>
-        <w:rPr>
-          <w:sz w:val="36"/>
-          <w:szCs w:val="36"/>
-        </w:rPr>
-      </w:pPr>
-      <w:r>
-        <w:rPr>
-          <w:sz w:val="36"/>
-          <w:szCs w:val="36"/>
-        </w:rPr>
-        <w:t># Then go back and we can see workspace inactive, toggle it to active to enable the workflow</w:t>
-      </w:r>
-    </w:p>
-    <w:p>
-      <w:pPr>
-        <w:jc w:val="both"/>
-        <w:rPr>
-          <w:sz w:val="36"/>
-          <w:szCs w:val="36"/>
-        </w:rPr>
-      </w:pPr>
-    </w:p>
-    <w:p>
-      <w:pPr>
-        <w:jc w:val="both"/>
-        <w:rPr>
-          <w:sz w:val="36"/>
-          <w:szCs w:val="36"/>
-        </w:rPr>
-      </w:pPr>
-      <w:r>
-        <w:rPr>
-          <w:sz w:val="36"/>
-          <w:szCs w:val="36"/>
-        </w:rPr>
-        <w:t>Saving to Google Calendar in Detail:</w:t>
-      </w:r>
-    </w:p>
-    <w:p>
-      <w:pPr>
-        <w:jc w:val="both"/>
-        <w:rPr>
-          <w:sz w:val="36"/>
-          <w:szCs w:val="36"/>
-        </w:rPr>
-      </w:pPr>
-      <w:r>
-        <w:rPr>
-          <w:sz w:val="36"/>
-          <w:szCs w:val="36"/>
-        </w:rPr>
-        <w:t xml:space="preserve"># </w:t>
-      </w:r>
-      <w:r>
-        <w:rPr>
-          <w:sz w:val="36"/>
-          <w:szCs w:val="36"/>
-        </w:rPr>
-        <w:t xml:space="preserve">Open </w:t>
-      </w:r>
-      <w:r>
-        <w:rPr>
-          <w:b/>
-          <w:bCs/>
-          <w:sz w:val="36"/>
-          <w:szCs w:val="36"/>
-        </w:rPr>
-        <w:t>Google Calendar</w:t>
-      </w:r>
-      <w:r>
-        <w:rPr>
-          <w:sz w:val="36"/>
-          <w:szCs w:val="36"/>
-        </w:rPr>
-        <w:t xml:space="preserve"> module, in </w:t>
-      </w:r>
-      <w:r>
-        <w:rPr>
-          <w:b/>
-          <w:bCs/>
-          <w:sz w:val="36"/>
-          <w:szCs w:val="36"/>
-        </w:rPr>
-        <w:t>Create an Event</w:t>
-      </w:r>
-      <w:r>
-        <w:rPr>
-          <w:sz w:val="36"/>
-          <w:szCs w:val="36"/>
-        </w:rPr>
-        <w:t xml:space="preserve"> section select</w:t>
-      </w:r>
-      <w:r>
-        <w:rPr>
-          <w:b/>
-          <w:bCs/>
-          <w:sz w:val="36"/>
-          <w:szCs w:val="36"/>
-        </w:rPr>
-        <w:t xml:space="preserve"> In Detail</w:t>
-      </w:r>
-      <w:r>
-        <w:rPr>
-          <w:sz w:val="36"/>
-          <w:szCs w:val="36"/>
-        </w:rPr>
-        <w:t xml:space="preserve">. Then in </w:t>
-      </w:r>
-      <w:r>
-        <w:rPr>
-          <w:b/>
-          <w:bCs/>
-          <w:sz w:val="36"/>
-          <w:szCs w:val="36"/>
-        </w:rPr>
-        <w:t>Calendar ID</w:t>
-      </w:r>
-      <w:r>
-        <w:rPr>
-          <w:sz w:val="36"/>
-          <w:szCs w:val="36"/>
-        </w:rPr>
-        <w:t xml:space="preserve"> select our email (primary calendar)</w:t>
-      </w:r>
-    </w:p>
-    <w:p>
-      <w:pPr>
-        <w:jc w:val="both"/>
-        <w:rPr>
-          <w:sz w:val="36"/>
-          <w:szCs w:val="36"/>
-        </w:rPr>
-      </w:pPr>
-      <w:r>
-        <w:rPr>
-          <w:sz w:val="36"/>
-          <w:szCs w:val="36"/>
-        </w:rPr>
-        <w:t xml:space="preserve"># Then in </w:t>
-      </w:r>
-      <w:r>
-        <w:rPr>
-          <w:b/>
-          <w:bCs/>
-          <w:sz w:val="36"/>
-          <w:szCs w:val="36"/>
+      <w:r>
+        <w:rPr>
+          <w:rFonts w:ascii="Carlito" w:hAnsi="Carlito" w:cs="Carlito"/>
+          <w:b/>
+          <w:bCs/>
+          <w:sz w:val="32"/>
+          <w:szCs w:val="32"/>
         </w:rPr>
         <w:t>Event Name</w:t>
       </w:r>
       <w:r>
         <w:rPr>
-          <w:sz w:val="36"/>
-          <w:szCs w:val="36"/>
+          <w:rFonts w:ascii="Carlito" w:hAnsi="Carlito" w:cs="Carlito"/>
+          <w:sz w:val="32"/>
+          <w:szCs w:val="32"/>
         </w:rPr>
         <w:t xml:space="preserve"> we add custom text, drag-and-drop name, topic of meeting. Also, in </w:t>
       </w:r>
       <w:r>
         <w:rPr>
-          <w:b/>
-          <w:bCs/>
-          <w:sz w:val="36"/>
-          <w:szCs w:val="36"/>
+          <w:rFonts w:ascii="Carlito" w:hAnsi="Carlito" w:cs="Carlito"/>
+          <w:b/>
+          <w:bCs/>
+          <w:sz w:val="32"/>
+          <w:szCs w:val="32"/>
         </w:rPr>
         <w:t>Start Date</w:t>
       </w:r>
       <w:r>
         <w:rPr>
-          <w:sz w:val="36"/>
-          <w:szCs w:val="36"/>
+          <w:rFonts w:ascii="Carlito" w:hAnsi="Carlito" w:cs="Carlito"/>
+          <w:sz w:val="32"/>
+          <w:szCs w:val="32"/>
         </w:rPr>
         <w:t xml:space="preserve"> drag-and-drop preferred date from form and preferred start time. Similarly drop preferred date for</w:t>
       </w:r>
       <w:r>
         <w:rPr>
-          <w:b/>
-          <w:bCs/>
-          <w:sz w:val="36"/>
-          <w:szCs w:val="36"/>
+          <w:rFonts w:ascii="Carlito" w:hAnsi="Carlito" w:cs="Carlito"/>
+          <w:b/>
+          <w:bCs/>
+          <w:sz w:val="32"/>
+          <w:szCs w:val="32"/>
         </w:rPr>
         <w:t xml:space="preserve"> End Date</w:t>
       </w:r>
       <w:r>
         <w:rPr>
-          <w:sz w:val="36"/>
-          <w:szCs w:val="36"/>
+          <w:rFonts w:ascii="Carlito" w:hAnsi="Carlito" w:cs="Carlito"/>
+          <w:sz w:val="32"/>
+          <w:szCs w:val="32"/>
         </w:rPr>
         <w:t xml:space="preserve"> and also drop preferred end time.</w:t>
       </w:r>
@@ -1854,14 +2059,16 @@
       <w:pPr>
         <w:jc w:val="both"/>
         <w:rPr>
-          <w:sz w:val="36"/>
-          <w:szCs w:val="36"/>
-        </w:rPr>
-      </w:pPr>
-      <w:r>
-        <w:rPr>
-          <w:sz w:val="36"/>
-          <w:szCs w:val="36"/>
+          <w:rFonts w:ascii="Carlito" w:hAnsi="Carlito" w:cs="Carlito"/>
+          <w:sz w:val="32"/>
+          <w:szCs w:val="32"/>
+        </w:rPr>
+      </w:pPr>
+      <w:r>
+        <w:rPr>
+          <w:rFonts w:ascii="Carlito" w:hAnsi="Carlito" w:cs="Carlito"/>
+          <w:sz w:val="32"/>
+          <w:szCs w:val="32"/>
         </w:rPr>
         <w:t># Then click save and we are done.</w:t>
       </w:r>
@@ -1870,14 +2077,16 @@
       <w:pPr>
         <w:jc w:val="both"/>
         <w:rPr>
-          <w:sz w:val="36"/>
-          <w:szCs w:val="36"/>
-        </w:rPr>
-      </w:pPr>
-      <w:r>
-        <w:rPr>
-          <w:sz w:val="36"/>
-          <w:szCs w:val="36"/>
+          <w:rFonts w:ascii="Carlito" w:hAnsi="Carlito" w:cs="Carlito"/>
+          <w:sz w:val="32"/>
+          <w:szCs w:val="32"/>
+        </w:rPr>
+      </w:pPr>
+      <w:r>
+        <w:rPr>
+          <w:rFonts w:ascii="Carlito" w:hAnsi="Carlito" w:cs="Carlito"/>
+          <w:sz w:val="32"/>
+          <w:szCs w:val="32"/>
         </w:rPr>
         <w:t># We can also customize it furthermore.</w:t>
       </w:r>
@@ -1886,77 +2095,86 @@
       <w:pPr>
         <w:jc w:val="both"/>
         <w:rPr>
-          <w:sz w:val="36"/>
-          <w:szCs w:val="36"/>
-        </w:rPr>
-      </w:pPr>
-    </w:p>
-    <w:p>
-      <w:pPr>
-        <w:jc w:val="both"/>
-        <w:rPr>
-          <w:sz w:val="36"/>
-          <w:szCs w:val="36"/>
-        </w:rPr>
-      </w:pPr>
-    </w:p>
-    <w:p>
-      <w:pPr>
-        <w:jc w:val="both"/>
-        <w:rPr>
-          <w:sz w:val="36"/>
-          <w:szCs w:val="36"/>
-        </w:rPr>
-      </w:pPr>
-    </w:p>
-    <w:p>
-      <w:pPr>
-        <w:jc w:val="both"/>
-        <w:rPr>
-          <w:sz w:val="36"/>
-          <w:szCs w:val="36"/>
-        </w:rPr>
-      </w:pPr>
-    </w:p>
-    <w:p>
-      <w:pPr>
-        <w:jc w:val="both"/>
-        <w:rPr>
-          <w:sz w:val="36"/>
-          <w:szCs w:val="36"/>
-        </w:rPr>
-      </w:pPr>
-    </w:p>
-    <w:p>
-      <w:pPr>
-        <w:jc w:val="both"/>
-        <w:rPr>
-          <w:sz w:val="36"/>
-          <w:szCs w:val="36"/>
-        </w:rPr>
-      </w:pPr>
-    </w:p>
-    <w:p>
-      <w:pPr>
-        <w:jc w:val="both"/>
-        <w:rPr>
-          <w:sz w:val="36"/>
-          <w:szCs w:val="36"/>
-        </w:rPr>
-      </w:pPr>
-    </w:p>
-    <w:p>
-      <w:pPr>
-        <w:jc w:val="both"/>
-        <w:rPr>
-          <w:sz w:val="36"/>
-          <w:szCs w:val="36"/>
-        </w:rPr>
-      </w:pPr>
-      <w:r>
-        <w:rPr>
-          <w:sz w:val="36"/>
-          <w:szCs w:val="36"/>
+          <w:rFonts w:ascii="Carlito" w:hAnsi="Carlito" w:cs="Carlito"/>
+          <w:sz w:val="32"/>
+          <w:szCs w:val="32"/>
+        </w:rPr>
+      </w:pPr>
+    </w:p>
+    <w:p>
+      <w:pPr>
+        <w:jc w:val="both"/>
+        <w:rPr>
+          <w:rFonts w:ascii="Carlito" w:hAnsi="Carlito" w:cs="Carlito"/>
+          <w:sz w:val="32"/>
+          <w:szCs w:val="32"/>
+        </w:rPr>
+      </w:pPr>
+    </w:p>
+    <w:p>
+      <w:pPr>
+        <w:jc w:val="both"/>
+        <w:rPr>
+          <w:rFonts w:ascii="Carlito" w:hAnsi="Carlito" w:cs="Carlito"/>
+          <w:sz w:val="32"/>
+          <w:szCs w:val="32"/>
+        </w:rPr>
+      </w:pPr>
+    </w:p>
+    <w:p>
+      <w:pPr>
+        <w:jc w:val="both"/>
+        <w:rPr>
+          <w:rFonts w:ascii="Carlito" w:hAnsi="Carlito" w:cs="Carlito"/>
+          <w:sz w:val="32"/>
+          <w:szCs w:val="32"/>
+        </w:rPr>
+      </w:pPr>
+    </w:p>
+    <w:p>
+      <w:pPr>
+        <w:jc w:val="both"/>
+        <w:rPr>
+          <w:rFonts w:ascii="Carlito" w:hAnsi="Carlito" w:cs="Carlito"/>
+          <w:sz w:val="32"/>
+          <w:szCs w:val="32"/>
+        </w:rPr>
+      </w:pPr>
+    </w:p>
+    <w:p>
+      <w:pPr>
+        <w:jc w:val="both"/>
+        <w:rPr>
+          <w:rFonts w:ascii="Carlito" w:hAnsi="Carlito" w:cs="Carlito"/>
+          <w:sz w:val="32"/>
+          <w:szCs w:val="32"/>
+        </w:rPr>
+      </w:pPr>
+    </w:p>
+    <w:p>
+      <w:pPr>
+        <w:jc w:val="both"/>
+        <w:rPr>
+          <w:rFonts w:ascii="Carlito" w:hAnsi="Carlito" w:cs="Carlito"/>
+          <w:sz w:val="32"/>
+          <w:szCs w:val="32"/>
+        </w:rPr>
+      </w:pPr>
+    </w:p>
+    <w:p>
+      <w:pPr>
+        <w:jc w:val="both"/>
+        <w:rPr>
+          <w:rFonts w:ascii="Carlito" w:hAnsi="Carlito" w:cs="Carlito"/>
+          <w:sz w:val="32"/>
+          <w:szCs w:val="32"/>
+        </w:rPr>
+      </w:pPr>
+      <w:r>
+        <w:rPr>
+          <w:rFonts w:ascii="Carlito" w:hAnsi="Carlito" w:cs="Carlito"/>
+          <w:sz w:val="32"/>
+          <w:szCs w:val="32"/>
         </w:rPr>
         <w:t xml:space="preserve"> </w:t>
       </w:r>
@@ -1965,17 +2183,19 @@
       <w:pPr>
         <w:jc w:val="both"/>
         <w:rPr>
-          <w:sz w:val="36"/>
-          <w:szCs w:val="36"/>
-        </w:rPr>
-      </w:pPr>
-    </w:p>
-    <w:p>
-      <w:pPr>
-        <w:jc w:val="both"/>
-        <w:rPr>
-          <w:sz w:val="36"/>
-          <w:szCs w:val="36"/>
+          <w:rFonts w:ascii="Carlito" w:hAnsi="Carlito" w:cs="Carlito"/>
+          <w:sz w:val="32"/>
+          <w:szCs w:val="32"/>
+        </w:rPr>
+      </w:pPr>
+    </w:p>
+    <w:p>
+      <w:pPr>
+        <w:jc w:val="both"/>
+        <w:rPr>
+          <w:rFonts w:ascii="Carlito" w:hAnsi="Carlito" w:cs="Carlito"/>
+          <w:sz w:val="32"/>
+          <w:szCs w:val="32"/>
         </w:rPr>
       </w:pPr>
     </w:p>

--- a/ai_automation/m1_automation_using_make_dot_com.docx
+++ b/ai_automation/m1_automation_using_make_dot_com.docx
@@ -6,27 +6,36 @@
       <w:pPr>
         <w:jc w:val="center"/>
         <w:rPr>
-          <w:rFonts w:ascii="Carlito" w:hAnsi="Carlito" w:cs="Carlito"/>
+          <w:rFonts w:ascii="Calibri" w:hAnsi="Calibri" w:cs="Calibri"/>
+          <w:sz w:val="36"/>
+          <w:szCs w:val="36"/>
+        </w:rPr>
+      </w:pPr>
+      <w:r>
+        <w:rPr>
+          <w:rFonts w:ascii="Calibri" w:hAnsi="Calibri" w:cs="Calibri"/>
+          <w:b/>
+          <w:bCs/>
+          <w:sz w:val="44"/>
+          <w:szCs w:val="44"/>
+        </w:rPr>
+        <w:t>INDEX</w:t>
+      </w:r>
+    </w:p>
+    <w:p>
+      <w:pPr>
+        <w:jc w:val="both"/>
+        <w:rPr>
+          <w:rFonts w:ascii="Calibri" w:hAnsi="Calibri" w:cs="Calibri"/>
           <w:sz w:val="32"/>
           <w:szCs w:val="32"/>
         </w:rPr>
       </w:pPr>
-      <w:r>
-        <w:rPr>
-          <w:rFonts w:ascii="Carlito" w:hAnsi="Carlito" w:cs="Carlito"/>
-          <w:b/>
-          <w:bCs/>
-          <w:sz w:val="40"/>
-          <w:szCs w:val="40"/>
-        </w:rPr>
-        <w:t>INDEX</w:t>
-      </w:r>
-    </w:p>
-    <w:p>
-      <w:pPr>
-        <w:jc w:val="both"/>
-        <w:rPr>
-          <w:rFonts w:ascii="Carlito" w:hAnsi="Carlito" w:cs="Carlito"/>
+    </w:p>
+    <w:p>
+      <w:pPr>
+        <w:rPr>
+          <w:rFonts w:ascii="Calibri" w:hAnsi="Calibri" w:cs="Calibri"/>
           <w:sz w:val="32"/>
           <w:szCs w:val="32"/>
         </w:rPr>
@@ -35,26 +44,17 @@
     <w:p>
       <w:pPr>
         <w:rPr>
-          <w:rFonts w:ascii="Carlito" w:hAnsi="Carlito" w:cs="Carlito"/>
+          <w:rFonts w:ascii="Calibri" w:hAnsi="Calibri" w:cs="Calibri"/>
           <w:sz w:val="32"/>
           <w:szCs w:val="32"/>
         </w:rPr>
       </w:pPr>
-    </w:p>
-    <w:p>
-      <w:pPr>
-        <w:rPr>
-          <w:rFonts w:ascii="Carlito" w:hAnsi="Carlito" w:cs="Carlito"/>
+      <w:r>
+        <w:rPr>
+          <w:rFonts w:ascii="Calibri" w:hAnsi="Calibri" w:cs="Calibri"/>
           <w:sz w:val="32"/>
           <w:szCs w:val="32"/>
         </w:rPr>
-      </w:pPr>
-      <w:r>
-        <w:rPr>
-          <w:rFonts w:ascii="Carlito" w:hAnsi="Carlito" w:cs="Carlito"/>
-          <w:sz w:val="32"/>
-          <w:szCs w:val="32"/>
-        </w:rPr>
         <w:br w:type="page"/>
       </w:r>
     </w:p>
@@ -62,20 +62,20 @@
       <w:pPr>
         <w:jc w:val="both"/>
         <w:rPr>
-          <w:rFonts w:ascii="Carlito" w:hAnsi="Carlito" w:cs="Carlito"/>
-          <w:b/>
-          <w:bCs/>
-          <w:sz w:val="32"/>
-          <w:szCs w:val="32"/>
-        </w:rPr>
-      </w:pPr>
-      <w:r>
-        <w:rPr>
-          <w:rFonts w:ascii="Carlito" w:hAnsi="Carlito" w:cs="Carlito"/>
-          <w:b/>
-          <w:bCs/>
-          <w:sz w:val="32"/>
-          <w:szCs w:val="32"/>
+          <w:rFonts w:ascii="Calibri" w:hAnsi="Calibri" w:cs="Calibri"/>
+          <w:b/>
+          <w:bCs/>
+          <w:sz w:val="36"/>
+          <w:szCs w:val="36"/>
+        </w:rPr>
+      </w:pPr>
+      <w:r>
+        <w:rPr>
+          <w:rFonts w:ascii="Calibri" w:hAnsi="Calibri" w:cs="Calibri"/>
+          <w:b/>
+          <w:bCs/>
+          <w:sz w:val="36"/>
+          <w:szCs w:val="36"/>
         </w:rPr>
         <w:lastRenderedPageBreak/>
         <w:t>Create Account in Make.com:</w:t>
@@ -85,16 +85,16 @@
       <w:pPr>
         <w:jc w:val="both"/>
         <w:rPr>
-          <w:rFonts w:ascii="Carlito" w:hAnsi="Carlito" w:cs="Carlito"/>
-          <w:sz w:val="32"/>
-          <w:szCs w:val="32"/>
-        </w:rPr>
-      </w:pPr>
-      <w:r>
-        <w:rPr>
-          <w:rFonts w:ascii="Carlito" w:hAnsi="Carlito" w:cs="Carlito"/>
-          <w:sz w:val="32"/>
-          <w:szCs w:val="32"/>
+          <w:rFonts w:ascii="Calibri" w:hAnsi="Calibri" w:cs="Calibri"/>
+          <w:sz w:val="36"/>
+          <w:szCs w:val="36"/>
+        </w:rPr>
+      </w:pPr>
+      <w:r>
+        <w:rPr>
+          <w:rFonts w:ascii="Calibri" w:hAnsi="Calibri" w:cs="Calibri"/>
+          <w:sz w:val="36"/>
+          <w:szCs w:val="36"/>
         </w:rPr>
         <w:t># Unlike n8n its free but credit-based system so if we run out of credit our workflow stops. Login as usual</w:t>
       </w:r>
@@ -103,50 +103,50 @@
       <w:pPr>
         <w:jc w:val="both"/>
         <w:rPr>
-          <w:rFonts w:ascii="Carlito" w:hAnsi="Carlito" w:cs="Carlito"/>
-          <w:sz w:val="32"/>
-          <w:szCs w:val="32"/>
-        </w:rPr>
-      </w:pPr>
-    </w:p>
-    <w:p>
-      <w:pPr>
-        <w:jc w:val="both"/>
-        <w:rPr>
-          <w:rFonts w:ascii="Carlito" w:hAnsi="Carlito" w:cs="Carlito"/>
-          <w:b/>
-          <w:bCs/>
-          <w:sz w:val="32"/>
-          <w:szCs w:val="32"/>
-        </w:rPr>
-      </w:pPr>
-      <w:r>
-        <w:rPr>
-          <w:rFonts w:ascii="Carlito" w:hAnsi="Carlito" w:cs="Carlito"/>
-          <w:b/>
-          <w:bCs/>
-          <w:sz w:val="32"/>
-          <w:szCs w:val="32"/>
+          <w:rFonts w:ascii="Calibri" w:hAnsi="Calibri" w:cs="Calibri"/>
+          <w:sz w:val="36"/>
+          <w:szCs w:val="36"/>
+        </w:rPr>
+      </w:pPr>
+    </w:p>
+    <w:p>
+      <w:pPr>
+        <w:jc w:val="both"/>
+        <w:rPr>
+          <w:rFonts w:ascii="Calibri" w:hAnsi="Calibri" w:cs="Calibri"/>
+          <w:b/>
+          <w:bCs/>
+          <w:sz w:val="36"/>
+          <w:szCs w:val="36"/>
+        </w:rPr>
+      </w:pPr>
+      <w:r>
+        <w:rPr>
+          <w:rFonts w:ascii="Calibri" w:hAnsi="Calibri" w:cs="Calibri"/>
+          <w:b/>
+          <w:bCs/>
+          <w:sz w:val="36"/>
+          <w:szCs w:val="36"/>
         </w:rPr>
         <w:t>Meeting Schedule Agent using Make.com (with Google F</w:t>
       </w:r>
       <w:r>
         <w:rPr>
-          <w:rFonts w:ascii="Carlito" w:hAnsi="Carlito" w:cs="Carlito"/>
-          <w:b/>
-          <w:bCs/>
-          <w:sz w:val="32"/>
-          <w:szCs w:val="32"/>
+          <w:rFonts w:ascii="Calibri" w:hAnsi="Calibri" w:cs="Calibri"/>
+          <w:b/>
+          <w:bCs/>
+          <w:sz w:val="36"/>
+          <w:szCs w:val="36"/>
         </w:rPr>
         <w:t>orm</w:t>
       </w:r>
       <w:r>
         <w:rPr>
-          <w:rFonts w:ascii="Carlito" w:hAnsi="Carlito" w:cs="Carlito"/>
-          <w:b/>
-          <w:bCs/>
-          <w:sz w:val="32"/>
-          <w:szCs w:val="32"/>
+          <w:rFonts w:ascii="Calibri" w:hAnsi="Calibri" w:cs="Calibri"/>
+          <w:b/>
+          <w:bCs/>
+          <w:sz w:val="36"/>
+          <w:szCs w:val="36"/>
         </w:rPr>
         <w:t>):</w:t>
       </w:r>
@@ -155,42 +155,42 @@
       <w:pPr>
         <w:jc w:val="both"/>
         <w:rPr>
-          <w:rFonts w:ascii="Carlito" w:hAnsi="Carlito" w:cs="Carlito"/>
-          <w:sz w:val="32"/>
-          <w:szCs w:val="32"/>
-        </w:rPr>
-      </w:pPr>
-      <w:r>
-        <w:rPr>
-          <w:rFonts w:ascii="Carlito" w:hAnsi="Carlito" w:cs="Carlito"/>
-          <w:sz w:val="32"/>
-          <w:szCs w:val="32"/>
+          <w:rFonts w:ascii="Calibri" w:hAnsi="Calibri" w:cs="Calibri"/>
+          <w:sz w:val="36"/>
+          <w:szCs w:val="36"/>
+        </w:rPr>
+      </w:pPr>
+      <w:r>
+        <w:rPr>
+          <w:rFonts w:ascii="Calibri" w:hAnsi="Calibri" w:cs="Calibri"/>
+          <w:sz w:val="36"/>
+          <w:szCs w:val="36"/>
         </w:rPr>
         <w:t xml:space="preserve"># First </w:t>
       </w:r>
       <w:r>
         <w:rPr>
-          <w:rFonts w:ascii="Carlito" w:hAnsi="Carlito" w:cs="Carlito"/>
-          <w:sz w:val="32"/>
-          <w:szCs w:val="32"/>
+          <w:rFonts w:ascii="Calibri" w:hAnsi="Calibri" w:cs="Calibri"/>
+          <w:sz w:val="36"/>
+          <w:szCs w:val="36"/>
         </w:rPr>
         <w:t xml:space="preserve">go to dashboard and click on </w:t>
       </w:r>
       <w:r>
         <w:rPr>
-          <w:rFonts w:ascii="Carlito" w:hAnsi="Carlito" w:cs="Carlito"/>
-          <w:b/>
-          <w:bCs/>
-          <w:sz w:val="32"/>
-          <w:szCs w:val="32"/>
+          <w:rFonts w:ascii="Calibri" w:hAnsi="Calibri" w:cs="Calibri"/>
+          <w:b/>
+          <w:bCs/>
+          <w:sz w:val="36"/>
+          <w:szCs w:val="36"/>
         </w:rPr>
         <w:t>Create Scenario</w:t>
       </w:r>
       <w:r>
         <w:rPr>
-          <w:rFonts w:ascii="Carlito" w:hAnsi="Carlito" w:cs="Carlito"/>
-          <w:sz w:val="32"/>
-          <w:szCs w:val="32"/>
+          <w:rFonts w:ascii="Calibri" w:hAnsi="Calibri" w:cs="Calibri"/>
+          <w:sz w:val="36"/>
+          <w:szCs w:val="36"/>
         </w:rPr>
         <w:t>.</w:t>
       </w:r>
@@ -199,26 +199,26 @@
       <w:pPr>
         <w:jc w:val="both"/>
         <w:rPr>
-          <w:rFonts w:ascii="Carlito" w:hAnsi="Carlito" w:cs="Carlito"/>
-          <w:sz w:val="32"/>
-          <w:szCs w:val="32"/>
-        </w:rPr>
-      </w:pPr>
-    </w:p>
-    <w:p>
-      <w:pPr>
-        <w:jc w:val="both"/>
-        <w:rPr>
-          <w:rFonts w:ascii="Carlito" w:hAnsi="Carlito" w:cs="Carlito"/>
-          <w:sz w:val="32"/>
-          <w:szCs w:val="32"/>
-        </w:rPr>
-      </w:pPr>
-      <w:r>
-        <w:rPr>
-          <w:rFonts w:ascii="Carlito" w:hAnsi="Carlito" w:cs="Carlito"/>
-          <w:sz w:val="32"/>
-          <w:szCs w:val="32"/>
+          <w:rFonts w:ascii="Calibri" w:hAnsi="Calibri" w:cs="Calibri"/>
+          <w:sz w:val="36"/>
+          <w:szCs w:val="36"/>
+        </w:rPr>
+      </w:pPr>
+    </w:p>
+    <w:p>
+      <w:pPr>
+        <w:jc w:val="both"/>
+        <w:rPr>
+          <w:rFonts w:ascii="Calibri" w:hAnsi="Calibri" w:cs="Calibri"/>
+          <w:sz w:val="36"/>
+          <w:szCs w:val="36"/>
+        </w:rPr>
+      </w:pPr>
+      <w:r>
+        <w:rPr>
+          <w:rFonts w:ascii="Calibri" w:hAnsi="Calibri" w:cs="Calibri"/>
+          <w:sz w:val="36"/>
+          <w:szCs w:val="36"/>
         </w:rPr>
         <w:t>Step-1, Create Google Form:</w:t>
       </w:r>
@@ -227,140 +227,140 @@
       <w:pPr>
         <w:jc w:val="both"/>
         <w:rPr>
-          <w:rFonts w:ascii="Carlito" w:hAnsi="Carlito" w:cs="Carlito"/>
-          <w:sz w:val="32"/>
-          <w:szCs w:val="32"/>
-        </w:rPr>
-      </w:pPr>
-      <w:r>
-        <w:rPr>
-          <w:rFonts w:ascii="Carlito" w:hAnsi="Carlito" w:cs="Carlito"/>
-          <w:sz w:val="32"/>
-          <w:szCs w:val="32"/>
+          <w:rFonts w:ascii="Calibri" w:hAnsi="Calibri" w:cs="Calibri"/>
+          <w:sz w:val="36"/>
+          <w:szCs w:val="36"/>
+        </w:rPr>
+      </w:pPr>
+      <w:r>
+        <w:rPr>
+          <w:rFonts w:ascii="Calibri" w:hAnsi="Calibri" w:cs="Calibri"/>
+          <w:sz w:val="36"/>
+          <w:szCs w:val="36"/>
         </w:rPr>
         <w:t># Go to Google Form and create a form where we take info</w:t>
       </w:r>
       <w:r>
         <w:rPr>
-          <w:rFonts w:ascii="Carlito" w:hAnsi="Carlito" w:cs="Carlito"/>
-          <w:sz w:val="32"/>
-          <w:szCs w:val="32"/>
+          <w:rFonts w:ascii="Calibri" w:hAnsi="Calibri" w:cs="Calibri"/>
+          <w:sz w:val="36"/>
+          <w:szCs w:val="36"/>
         </w:rPr>
         <w:t xml:space="preserve"> like name, email address, topic of the meeting, date and time. Then</w:t>
       </w:r>
       <w:r>
         <w:rPr>
-          <w:rFonts w:ascii="Carlito" w:hAnsi="Carlito" w:cs="Carlito"/>
-          <w:sz w:val="32"/>
-          <w:szCs w:val="32"/>
+          <w:rFonts w:ascii="Calibri" w:hAnsi="Calibri" w:cs="Calibri"/>
+          <w:sz w:val="36"/>
+          <w:szCs w:val="36"/>
         </w:rPr>
         <w:t xml:space="preserve"> publish the</w:t>
       </w:r>
       <w:r>
         <w:rPr>
-          <w:rFonts w:ascii="Carlito" w:hAnsi="Carlito" w:cs="Carlito"/>
-          <w:sz w:val="32"/>
-          <w:szCs w:val="32"/>
+          <w:rFonts w:ascii="Calibri" w:hAnsi="Calibri" w:cs="Calibri"/>
+          <w:sz w:val="36"/>
+          <w:szCs w:val="36"/>
         </w:rPr>
         <w:t xml:space="preserve"> form </w:t>
       </w:r>
       <w:r>
         <w:rPr>
-          <w:rFonts w:ascii="Carlito" w:hAnsi="Carlito" w:cs="Carlito"/>
-          <w:sz w:val="32"/>
-          <w:szCs w:val="32"/>
+          <w:rFonts w:ascii="Calibri" w:hAnsi="Calibri" w:cs="Calibri"/>
+          <w:sz w:val="36"/>
+          <w:szCs w:val="36"/>
         </w:rPr>
         <w:t>and share shortened link</w:t>
       </w:r>
       <w:r>
         <w:rPr>
-          <w:rFonts w:ascii="Carlito" w:hAnsi="Carlito" w:cs="Carlito"/>
-          <w:sz w:val="32"/>
-          <w:szCs w:val="32"/>
+          <w:rFonts w:ascii="Calibri" w:hAnsi="Calibri" w:cs="Calibri"/>
+          <w:sz w:val="36"/>
+          <w:szCs w:val="36"/>
         </w:rPr>
         <w:t xml:space="preserve">. Then in </w:t>
       </w:r>
       <w:r>
         <w:rPr>
-          <w:rFonts w:ascii="Carlito" w:hAnsi="Carlito" w:cs="Carlito"/>
-          <w:b/>
-          <w:bCs/>
-          <w:sz w:val="32"/>
-          <w:szCs w:val="32"/>
+          <w:rFonts w:ascii="Calibri" w:hAnsi="Calibri" w:cs="Calibri"/>
+          <w:b/>
+          <w:bCs/>
+          <w:sz w:val="36"/>
+          <w:szCs w:val="36"/>
         </w:rPr>
         <w:t>Responses</w:t>
       </w:r>
       <w:r>
         <w:rPr>
-          <w:rFonts w:ascii="Carlito" w:hAnsi="Carlito" w:cs="Carlito"/>
-          <w:sz w:val="32"/>
-          <w:szCs w:val="32"/>
+          <w:rFonts w:ascii="Calibri" w:hAnsi="Calibri" w:cs="Calibri"/>
+          <w:sz w:val="36"/>
+          <w:szCs w:val="36"/>
         </w:rPr>
         <w:t xml:space="preserve"> click on </w:t>
       </w:r>
       <w:r>
         <w:rPr>
-          <w:rFonts w:ascii="Carlito" w:hAnsi="Carlito" w:cs="Carlito"/>
-          <w:b/>
-          <w:bCs/>
-          <w:sz w:val="32"/>
-          <w:szCs w:val="32"/>
+          <w:rFonts w:ascii="Calibri" w:hAnsi="Calibri" w:cs="Calibri"/>
+          <w:b/>
+          <w:bCs/>
+          <w:sz w:val="36"/>
+          <w:szCs w:val="36"/>
         </w:rPr>
         <w:t>Link to Sheets</w:t>
       </w:r>
       <w:r>
         <w:rPr>
-          <w:rFonts w:ascii="Carlito" w:hAnsi="Carlito" w:cs="Carlito"/>
-          <w:sz w:val="32"/>
-          <w:szCs w:val="32"/>
+          <w:rFonts w:ascii="Calibri" w:hAnsi="Calibri" w:cs="Calibri"/>
+          <w:sz w:val="36"/>
+          <w:szCs w:val="36"/>
         </w:rPr>
         <w:t xml:space="preserve"> </w:t>
       </w:r>
       <w:r>
         <w:rPr>
-          <w:rFonts w:ascii="Carlito" w:hAnsi="Carlito" w:cs="Carlito"/>
-          <w:sz w:val="32"/>
-          <w:szCs w:val="32"/>
+          <w:rFonts w:ascii="Calibri" w:hAnsi="Calibri" w:cs="Calibri"/>
+          <w:sz w:val="36"/>
+          <w:szCs w:val="36"/>
         </w:rPr>
         <w:t>and select create new spread sheet and set its name. S</w:t>
       </w:r>
       <w:r>
         <w:rPr>
-          <w:rFonts w:ascii="Carlito" w:hAnsi="Carlito" w:cs="Carlito"/>
-          <w:sz w:val="32"/>
-          <w:szCs w:val="32"/>
+          <w:rFonts w:ascii="Calibri" w:hAnsi="Calibri" w:cs="Calibri"/>
+          <w:sz w:val="36"/>
+          <w:szCs w:val="36"/>
         </w:rPr>
         <w:t>o</w:t>
       </w:r>
       <w:r>
         <w:rPr>
-          <w:rFonts w:ascii="Carlito" w:hAnsi="Carlito" w:cs="Carlito"/>
-          <w:sz w:val="32"/>
-          <w:szCs w:val="32"/>
+          <w:rFonts w:ascii="Calibri" w:hAnsi="Calibri" w:cs="Calibri"/>
+          <w:sz w:val="36"/>
+          <w:szCs w:val="36"/>
         </w:rPr>
         <w:t>,</w:t>
       </w:r>
       <w:r>
         <w:rPr>
-          <w:rFonts w:ascii="Carlito" w:hAnsi="Carlito" w:cs="Carlito"/>
-          <w:sz w:val="32"/>
-          <w:szCs w:val="32"/>
+          <w:rFonts w:ascii="Calibri" w:hAnsi="Calibri" w:cs="Calibri"/>
+          <w:sz w:val="36"/>
+          <w:szCs w:val="36"/>
         </w:rPr>
         <w:t xml:space="preserve"> </w:t>
       </w:r>
       <w:r>
         <w:rPr>
-          <w:rFonts w:ascii="Carlito" w:hAnsi="Carlito" w:cs="Carlito"/>
-          <w:sz w:val="32"/>
-          <w:szCs w:val="32"/>
+          <w:rFonts w:ascii="Calibri" w:hAnsi="Calibri" w:cs="Calibri"/>
+          <w:sz w:val="36"/>
+          <w:szCs w:val="36"/>
         </w:rPr>
         <w:t>responses are saved in a Google Sheet</w:t>
       </w:r>
       <w:r>
         <w:rPr>
-          <w:rFonts w:ascii="Carlito" w:hAnsi="Carlito" w:cs="Carlito"/>
-          <w:sz w:val="32"/>
-          <w:szCs w:val="32"/>
+          <w:rFonts w:ascii="Calibri" w:hAnsi="Calibri" w:cs="Calibri"/>
+          <w:sz w:val="36"/>
+          <w:szCs w:val="36"/>
         </w:rPr>
         <w:t xml:space="preserve"> (to that name)</w:t>
       </w:r>
@@ -369,58 +369,58 @@
       <w:pPr>
         <w:jc w:val="both"/>
         <w:rPr>
-          <w:rFonts w:ascii="Carlito" w:hAnsi="Carlito" w:cs="Carlito"/>
-          <w:sz w:val="32"/>
-          <w:szCs w:val="32"/>
-        </w:rPr>
-      </w:pPr>
-    </w:p>
-    <w:p>
-      <w:pPr>
-        <w:jc w:val="both"/>
-        <w:rPr>
-          <w:rFonts w:ascii="Carlito" w:hAnsi="Carlito" w:cs="Carlito"/>
-          <w:sz w:val="32"/>
-          <w:szCs w:val="32"/>
-        </w:rPr>
-      </w:pPr>
-      <w:r>
-        <w:rPr>
-          <w:rFonts w:ascii="Carlito" w:hAnsi="Carlito" w:cs="Carlito"/>
-          <w:sz w:val="32"/>
-          <w:szCs w:val="32"/>
+          <w:rFonts w:ascii="Calibri" w:hAnsi="Calibri" w:cs="Calibri"/>
+          <w:sz w:val="36"/>
+          <w:szCs w:val="36"/>
+        </w:rPr>
+      </w:pPr>
+    </w:p>
+    <w:p>
+      <w:pPr>
+        <w:jc w:val="both"/>
+        <w:rPr>
+          <w:rFonts w:ascii="Calibri" w:hAnsi="Calibri" w:cs="Calibri"/>
+          <w:sz w:val="36"/>
+          <w:szCs w:val="36"/>
+        </w:rPr>
+      </w:pPr>
+      <w:r>
+        <w:rPr>
+          <w:rFonts w:ascii="Calibri" w:hAnsi="Calibri" w:cs="Calibri"/>
+          <w:sz w:val="36"/>
+          <w:szCs w:val="36"/>
         </w:rPr>
         <w:t>Step-</w:t>
       </w:r>
       <w:r>
         <w:rPr>
-          <w:rFonts w:ascii="Carlito" w:hAnsi="Carlito" w:cs="Carlito"/>
-          <w:sz w:val="32"/>
-          <w:szCs w:val="32"/>
+          <w:rFonts w:ascii="Calibri" w:hAnsi="Calibri" w:cs="Calibri"/>
+          <w:sz w:val="36"/>
+          <w:szCs w:val="36"/>
         </w:rPr>
         <w:t>2</w:t>
       </w:r>
       <w:r>
         <w:rPr>
-          <w:rFonts w:ascii="Carlito" w:hAnsi="Carlito" w:cs="Carlito"/>
-          <w:sz w:val="32"/>
-          <w:szCs w:val="32"/>
+          <w:rFonts w:ascii="Calibri" w:hAnsi="Calibri" w:cs="Calibri"/>
+          <w:sz w:val="36"/>
+          <w:szCs w:val="36"/>
         </w:rPr>
         <w:t xml:space="preserve">, Add </w:t>
       </w:r>
       <w:r>
         <w:rPr>
-          <w:rFonts w:ascii="Carlito" w:hAnsi="Carlito" w:cs="Carlito"/>
-          <w:sz w:val="32"/>
-          <w:szCs w:val="32"/>
+          <w:rFonts w:ascii="Calibri" w:hAnsi="Calibri" w:cs="Calibri"/>
+          <w:sz w:val="36"/>
+          <w:szCs w:val="36"/>
         </w:rPr>
         <w:t xml:space="preserve">and Set up </w:t>
       </w:r>
       <w:r>
         <w:rPr>
-          <w:rFonts w:ascii="Carlito" w:hAnsi="Carlito" w:cs="Carlito"/>
-          <w:sz w:val="32"/>
-          <w:szCs w:val="32"/>
+          <w:rFonts w:ascii="Calibri" w:hAnsi="Calibri" w:cs="Calibri"/>
+          <w:sz w:val="36"/>
+          <w:szCs w:val="36"/>
         </w:rPr>
         <w:t>Google Sheets:</w:t>
       </w:r>
@@ -429,84 +429,84 @@
       <w:pPr>
         <w:jc w:val="both"/>
         <w:rPr>
-          <w:rFonts w:ascii="Carlito" w:hAnsi="Carlito" w:cs="Carlito"/>
-          <w:sz w:val="32"/>
-          <w:szCs w:val="32"/>
-        </w:rPr>
-      </w:pPr>
-      <w:r>
-        <w:rPr>
-          <w:rFonts w:ascii="Carlito" w:hAnsi="Carlito" w:cs="Carlito"/>
-          <w:sz w:val="32"/>
-          <w:szCs w:val="32"/>
+          <w:rFonts w:ascii="Calibri" w:hAnsi="Calibri" w:cs="Calibri"/>
+          <w:sz w:val="36"/>
+          <w:szCs w:val="36"/>
+        </w:rPr>
+      </w:pPr>
+      <w:r>
+        <w:rPr>
+          <w:rFonts w:ascii="Calibri" w:hAnsi="Calibri" w:cs="Calibri"/>
+          <w:sz w:val="36"/>
+          <w:szCs w:val="36"/>
         </w:rPr>
         <w:t xml:space="preserve"># </w:t>
       </w:r>
       <w:r>
         <w:rPr>
-          <w:rFonts w:ascii="Carlito" w:hAnsi="Carlito" w:cs="Carlito"/>
-          <w:sz w:val="32"/>
-          <w:szCs w:val="32"/>
+          <w:rFonts w:ascii="Calibri" w:hAnsi="Calibri" w:cs="Calibri"/>
+          <w:sz w:val="36"/>
+          <w:szCs w:val="36"/>
         </w:rPr>
         <w:t>Then click on “</w:t>
       </w:r>
       <w:r>
         <w:rPr>
-          <w:rFonts w:ascii="Carlito" w:hAnsi="Carlito" w:cs="Carlito"/>
-          <w:b/>
-          <w:bCs/>
-          <w:sz w:val="32"/>
-          <w:szCs w:val="32"/>
+          <w:rFonts w:ascii="Calibri" w:hAnsi="Calibri" w:cs="Calibri"/>
+          <w:b/>
+          <w:bCs/>
+          <w:sz w:val="36"/>
+          <w:szCs w:val="36"/>
         </w:rPr>
         <w:t>+</w:t>
       </w:r>
       <w:r>
         <w:rPr>
-          <w:rFonts w:ascii="Carlito" w:hAnsi="Carlito" w:cs="Carlito"/>
-          <w:sz w:val="32"/>
-          <w:szCs w:val="32"/>
+          <w:rFonts w:ascii="Calibri" w:hAnsi="Calibri" w:cs="Calibri"/>
+          <w:sz w:val="36"/>
+          <w:szCs w:val="36"/>
         </w:rPr>
         <w:t xml:space="preserve">” plus </w:t>
       </w:r>
       <w:r>
         <w:rPr>
-          <w:rFonts w:ascii="Carlito" w:hAnsi="Carlito" w:cs="Carlito"/>
-          <w:sz w:val="32"/>
-          <w:szCs w:val="32"/>
+          <w:rFonts w:ascii="Calibri" w:hAnsi="Calibri" w:cs="Calibri"/>
+          <w:sz w:val="36"/>
+          <w:szCs w:val="36"/>
         </w:rPr>
         <w:t xml:space="preserve">icon and search for </w:t>
       </w:r>
       <w:r>
         <w:rPr>
-          <w:rFonts w:ascii="Carlito" w:hAnsi="Carlito" w:cs="Carlito"/>
-          <w:b/>
-          <w:bCs/>
-          <w:sz w:val="32"/>
-          <w:szCs w:val="32"/>
+          <w:rFonts w:ascii="Calibri" w:hAnsi="Calibri" w:cs="Calibri"/>
+          <w:b/>
+          <w:bCs/>
+          <w:sz w:val="36"/>
+          <w:szCs w:val="36"/>
         </w:rPr>
         <w:t>Google Sheets</w:t>
       </w:r>
       <w:r>
         <w:rPr>
-          <w:rFonts w:ascii="Carlito" w:hAnsi="Carlito" w:cs="Carlito"/>
-          <w:sz w:val="32"/>
-          <w:szCs w:val="32"/>
+          <w:rFonts w:ascii="Calibri" w:hAnsi="Calibri" w:cs="Calibri"/>
+          <w:sz w:val="36"/>
+          <w:szCs w:val="36"/>
         </w:rPr>
         <w:t xml:space="preserve"> and click on it</w:t>
       </w:r>
       <w:r>
         <w:rPr>
-          <w:rFonts w:ascii="Carlito" w:hAnsi="Carlito" w:cs="Carlito"/>
-          <w:sz w:val="32"/>
-          <w:szCs w:val="32"/>
+          <w:rFonts w:ascii="Calibri" w:hAnsi="Calibri" w:cs="Calibri"/>
+          <w:sz w:val="36"/>
+          <w:szCs w:val="36"/>
         </w:rPr>
         <w:t>.</w:t>
       </w:r>
       <w:r>
         <w:rPr>
-          <w:rFonts w:ascii="Carlito" w:hAnsi="Carlito" w:cs="Carlito"/>
-          <w:sz w:val="32"/>
-          <w:szCs w:val="32"/>
+          <w:rFonts w:ascii="Calibri" w:hAnsi="Calibri" w:cs="Calibri"/>
+          <w:sz w:val="36"/>
+          <w:szCs w:val="36"/>
         </w:rPr>
         <w:t xml:space="preserve"> We have to login to our account for authorization</w:t>
       </w:r>
@@ -515,78 +515,78 @@
       <w:pPr>
         <w:jc w:val="both"/>
         <w:rPr>
-          <w:rFonts w:ascii="Carlito" w:hAnsi="Carlito" w:cs="Carlito"/>
-          <w:sz w:val="32"/>
-          <w:szCs w:val="32"/>
-        </w:rPr>
-      </w:pPr>
-      <w:r>
-        <w:rPr>
-          <w:rFonts w:ascii="Carlito" w:hAnsi="Carlito" w:cs="Carlito"/>
-          <w:sz w:val="32"/>
-          <w:szCs w:val="32"/>
+          <w:rFonts w:ascii="Calibri" w:hAnsi="Calibri" w:cs="Calibri"/>
+          <w:sz w:val="36"/>
+          <w:szCs w:val="36"/>
+        </w:rPr>
+      </w:pPr>
+      <w:r>
+        <w:rPr>
+          <w:rFonts w:ascii="Calibri" w:hAnsi="Calibri" w:cs="Calibri"/>
+          <w:sz w:val="36"/>
+          <w:szCs w:val="36"/>
         </w:rPr>
         <w:t xml:space="preserve"># </w:t>
       </w:r>
       <w:r>
         <w:rPr>
-          <w:rFonts w:ascii="Carlito" w:hAnsi="Carlito" w:cs="Carlito"/>
-          <w:sz w:val="32"/>
-          <w:szCs w:val="32"/>
+          <w:rFonts w:ascii="Calibri" w:hAnsi="Calibri" w:cs="Calibri"/>
+          <w:sz w:val="36"/>
+          <w:szCs w:val="36"/>
         </w:rPr>
         <w:t xml:space="preserve">Then in </w:t>
       </w:r>
       <w:r>
         <w:rPr>
-          <w:rFonts w:ascii="Carlito" w:hAnsi="Carlito" w:cs="Carlito"/>
-          <w:b/>
-          <w:bCs/>
-          <w:sz w:val="32"/>
-          <w:szCs w:val="32"/>
+          <w:rFonts w:ascii="Calibri" w:hAnsi="Calibri" w:cs="Calibri"/>
+          <w:b/>
+          <w:bCs/>
+          <w:sz w:val="36"/>
+          <w:szCs w:val="36"/>
         </w:rPr>
         <w:t>Rows section</w:t>
       </w:r>
       <w:r>
         <w:rPr>
-          <w:rFonts w:ascii="Carlito" w:hAnsi="Carlito" w:cs="Carlito"/>
-          <w:sz w:val="32"/>
-          <w:szCs w:val="32"/>
+          <w:rFonts w:ascii="Calibri" w:hAnsi="Calibri" w:cs="Calibri"/>
+          <w:sz w:val="36"/>
+          <w:szCs w:val="36"/>
         </w:rPr>
         <w:t xml:space="preserve">, select </w:t>
       </w:r>
       <w:r>
         <w:rPr>
-          <w:rFonts w:ascii="Carlito" w:hAnsi="Carlito" w:cs="Carlito"/>
-          <w:b/>
-          <w:bCs/>
-          <w:sz w:val="32"/>
-          <w:szCs w:val="32"/>
+          <w:rFonts w:ascii="Calibri" w:hAnsi="Calibri" w:cs="Calibri"/>
+          <w:b/>
+          <w:bCs/>
+          <w:sz w:val="36"/>
+          <w:szCs w:val="36"/>
         </w:rPr>
         <w:t>W</w:t>
       </w:r>
       <w:r>
         <w:rPr>
-          <w:rFonts w:ascii="Carlito" w:hAnsi="Carlito" w:cs="Carlito"/>
-          <w:b/>
-          <w:bCs/>
-          <w:sz w:val="32"/>
-          <w:szCs w:val="32"/>
+          <w:rFonts w:ascii="Calibri" w:hAnsi="Calibri" w:cs="Calibri"/>
+          <w:b/>
+          <w:bCs/>
+          <w:sz w:val="36"/>
+          <w:szCs w:val="36"/>
         </w:rPr>
         <w:t>atch New Rows</w:t>
       </w:r>
       <w:r>
         <w:rPr>
-          <w:rFonts w:ascii="Carlito" w:hAnsi="Carlito" w:cs="Carlito"/>
-          <w:sz w:val="32"/>
-          <w:szCs w:val="32"/>
+          <w:rFonts w:ascii="Calibri" w:hAnsi="Calibri" w:cs="Calibri"/>
+          <w:sz w:val="36"/>
+          <w:szCs w:val="36"/>
         </w:rPr>
         <w:t xml:space="preserve"> (it’s a trigger and runs when new row is added)</w:t>
       </w:r>
       <w:r>
         <w:rPr>
-          <w:rFonts w:ascii="Carlito" w:hAnsi="Carlito" w:cs="Carlito"/>
-          <w:sz w:val="32"/>
-          <w:szCs w:val="32"/>
+          <w:rFonts w:ascii="Calibri" w:hAnsi="Calibri" w:cs="Calibri"/>
+          <w:sz w:val="36"/>
+          <w:szCs w:val="36"/>
         </w:rPr>
         <w:t>.</w:t>
       </w:r>
@@ -595,68 +595,68 @@
       <w:pPr>
         <w:jc w:val="both"/>
         <w:rPr>
-          <w:rFonts w:ascii="Carlito" w:hAnsi="Carlito" w:cs="Carlito"/>
-          <w:sz w:val="32"/>
-          <w:szCs w:val="32"/>
-        </w:rPr>
-      </w:pPr>
-      <w:r>
-        <w:rPr>
-          <w:rFonts w:ascii="Carlito" w:hAnsi="Carlito" w:cs="Carlito"/>
-          <w:sz w:val="32"/>
-          <w:szCs w:val="32"/>
+          <w:rFonts w:ascii="Calibri" w:hAnsi="Calibri" w:cs="Calibri"/>
+          <w:sz w:val="36"/>
+          <w:szCs w:val="36"/>
+        </w:rPr>
+      </w:pPr>
+      <w:r>
+        <w:rPr>
+          <w:rFonts w:ascii="Calibri" w:hAnsi="Calibri" w:cs="Calibri"/>
+          <w:sz w:val="36"/>
+          <w:szCs w:val="36"/>
         </w:rPr>
         <w:t xml:space="preserve"># </w:t>
       </w:r>
       <w:r>
         <w:rPr>
-          <w:rFonts w:ascii="Carlito" w:hAnsi="Carlito" w:cs="Carlito"/>
-          <w:sz w:val="32"/>
-          <w:szCs w:val="32"/>
+          <w:rFonts w:ascii="Calibri" w:hAnsi="Calibri" w:cs="Calibri"/>
+          <w:sz w:val="36"/>
+          <w:szCs w:val="36"/>
         </w:rPr>
         <w:t xml:space="preserve">After that </w:t>
       </w:r>
       <w:r>
         <w:rPr>
-          <w:rFonts w:ascii="Carlito" w:hAnsi="Carlito" w:cs="Carlito"/>
-          <w:sz w:val="32"/>
-          <w:szCs w:val="32"/>
+          <w:rFonts w:ascii="Calibri" w:hAnsi="Calibri" w:cs="Calibri"/>
+          <w:sz w:val="36"/>
+          <w:szCs w:val="36"/>
         </w:rPr>
         <w:t xml:space="preserve">in </w:t>
       </w:r>
       <w:r>
         <w:rPr>
-          <w:rFonts w:ascii="Carlito" w:hAnsi="Carlito" w:cs="Carlito"/>
-          <w:b/>
-          <w:bCs/>
-          <w:sz w:val="32"/>
-          <w:szCs w:val="32"/>
+          <w:rFonts w:ascii="Calibri" w:hAnsi="Calibri" w:cs="Calibri"/>
+          <w:b/>
+          <w:bCs/>
+          <w:sz w:val="36"/>
+          <w:szCs w:val="36"/>
         </w:rPr>
         <w:t>Connection</w:t>
       </w:r>
       <w:r>
         <w:rPr>
-          <w:rFonts w:ascii="Carlito" w:hAnsi="Carlito" w:cs="Carlito"/>
-          <w:sz w:val="32"/>
-          <w:szCs w:val="32"/>
+          <w:rFonts w:ascii="Calibri" w:hAnsi="Calibri" w:cs="Calibri"/>
+          <w:sz w:val="36"/>
+          <w:szCs w:val="36"/>
         </w:rPr>
         <w:t xml:space="preserve"> section select</w:t>
       </w:r>
       <w:r>
         <w:rPr>
-          <w:rFonts w:ascii="Carlito" w:hAnsi="Carlito" w:cs="Carlito"/>
-          <w:b/>
-          <w:bCs/>
-          <w:sz w:val="32"/>
-          <w:szCs w:val="32"/>
+          <w:rFonts w:ascii="Calibri" w:hAnsi="Calibri" w:cs="Calibri"/>
+          <w:b/>
+          <w:bCs/>
+          <w:sz w:val="36"/>
+          <w:szCs w:val="36"/>
         </w:rPr>
         <w:t xml:space="preserve"> My Google Connection</w:t>
       </w:r>
       <w:r>
         <w:rPr>
-          <w:rFonts w:ascii="Carlito" w:hAnsi="Carlito" w:cs="Carlito"/>
-          <w:sz w:val="32"/>
-          <w:szCs w:val="32"/>
+          <w:rFonts w:ascii="Calibri" w:hAnsi="Calibri" w:cs="Calibri"/>
+          <w:sz w:val="36"/>
+          <w:szCs w:val="36"/>
         </w:rPr>
         <w:t xml:space="preserve"> (by default). Also:</w:t>
       </w:r>
@@ -670,62 +670,63 @@
         </w:numPr>
         <w:jc w:val="both"/>
         <w:rPr>
-          <w:rFonts w:ascii="Carlito" w:hAnsi="Carlito" w:cs="Carlito"/>
-          <w:sz w:val="32"/>
-          <w:szCs w:val="32"/>
-        </w:rPr>
-      </w:pPr>
-      <w:r>
-        <w:rPr>
-          <w:rFonts w:ascii="Carlito" w:hAnsi="Carlito" w:cs="Carlito"/>
-          <w:sz w:val="32"/>
-          <w:szCs w:val="32"/>
-        </w:rPr>
+          <w:rFonts w:ascii="Calibri" w:hAnsi="Calibri" w:cs="Calibri"/>
+          <w:sz w:val="36"/>
+          <w:szCs w:val="36"/>
+        </w:rPr>
+      </w:pPr>
+      <w:r>
+        <w:rPr>
+          <w:rFonts w:ascii="Calibri" w:hAnsi="Calibri" w:cs="Calibri"/>
+          <w:sz w:val="36"/>
+          <w:szCs w:val="36"/>
+        </w:rPr>
+        <w:lastRenderedPageBreak/>
         <w:t xml:space="preserve">In </w:t>
       </w:r>
       <w:r>
         <w:rPr>
-          <w:rFonts w:ascii="Carlito" w:hAnsi="Carlito" w:cs="Carlito"/>
-          <w:b/>
-          <w:bCs/>
-          <w:sz w:val="32"/>
-          <w:szCs w:val="32"/>
+          <w:rFonts w:ascii="Calibri" w:hAnsi="Calibri" w:cs="Calibri"/>
+          <w:b/>
+          <w:bCs/>
+          <w:sz w:val="36"/>
+          <w:szCs w:val="36"/>
         </w:rPr>
         <w:t>S</w:t>
       </w:r>
       <w:r>
         <w:rPr>
-          <w:rFonts w:ascii="Carlito" w:hAnsi="Carlito" w:cs="Carlito"/>
-          <w:b/>
-          <w:bCs/>
-          <w:sz w:val="32"/>
-          <w:szCs w:val="32"/>
+          <w:rFonts w:ascii="Calibri" w:hAnsi="Calibri" w:cs="Calibri"/>
+          <w:b/>
+          <w:bCs/>
+          <w:sz w:val="36"/>
+          <w:szCs w:val="36"/>
         </w:rPr>
         <w:t>earch Method</w:t>
       </w:r>
       <w:r>
         <w:rPr>
-          <w:rFonts w:ascii="Carlito" w:hAnsi="Carlito" w:cs="Carlito"/>
-          <w:sz w:val="32"/>
-          <w:szCs w:val="32"/>
+          <w:rFonts w:ascii="Calibri" w:hAnsi="Calibri" w:cs="Calibri"/>
+          <w:sz w:val="36"/>
+          <w:szCs w:val="36"/>
         </w:rPr>
         <w:t xml:space="preserve"> select </w:t>
       </w:r>
       <w:r>
         <w:rPr>
-          <w:rFonts w:ascii="Carlito" w:hAnsi="Carlito" w:cs="Carlito"/>
-          <w:b/>
-          <w:bCs/>
-          <w:sz w:val="32"/>
-          <w:szCs w:val="32"/>
+          <w:rFonts w:ascii="Calibri" w:hAnsi="Calibri" w:cs="Calibri"/>
+          <w:b/>
+          <w:bCs/>
+          <w:sz w:val="36"/>
+          <w:szCs w:val="36"/>
         </w:rPr>
         <w:t>Search by path</w:t>
       </w:r>
       <w:r>
         <w:rPr>
-          <w:rFonts w:ascii="Carlito" w:hAnsi="Carlito" w:cs="Carlito"/>
-          <w:sz w:val="32"/>
-          <w:szCs w:val="32"/>
+          <w:rFonts w:ascii="Calibri" w:hAnsi="Calibri" w:cs="Calibri"/>
+          <w:sz w:val="36"/>
+          <w:szCs w:val="36"/>
         </w:rPr>
         <w:t xml:space="preserve"> (by default)</w:t>
       </w:r>
@@ -739,52 +740,52 @@
         </w:numPr>
         <w:jc w:val="both"/>
         <w:rPr>
-          <w:rFonts w:ascii="Carlito" w:hAnsi="Carlito" w:cs="Carlito"/>
-          <w:sz w:val="32"/>
-          <w:szCs w:val="32"/>
-        </w:rPr>
-      </w:pPr>
-      <w:r>
-        <w:rPr>
-          <w:rFonts w:ascii="Carlito" w:hAnsi="Carlito" w:cs="Carlito"/>
-          <w:sz w:val="32"/>
-          <w:szCs w:val="32"/>
+          <w:rFonts w:ascii="Calibri" w:hAnsi="Calibri" w:cs="Calibri"/>
+          <w:sz w:val="36"/>
+          <w:szCs w:val="36"/>
+        </w:rPr>
+      </w:pPr>
+      <w:r>
+        <w:rPr>
+          <w:rFonts w:ascii="Calibri" w:hAnsi="Calibri" w:cs="Calibri"/>
+          <w:sz w:val="36"/>
+          <w:szCs w:val="36"/>
         </w:rPr>
         <w:t>In</w:t>
       </w:r>
       <w:r>
         <w:rPr>
-          <w:rFonts w:ascii="Carlito" w:hAnsi="Carlito" w:cs="Carlito"/>
-          <w:b/>
-          <w:bCs/>
-          <w:sz w:val="32"/>
-          <w:szCs w:val="32"/>
+          <w:rFonts w:ascii="Calibri" w:hAnsi="Calibri" w:cs="Calibri"/>
+          <w:b/>
+          <w:bCs/>
+          <w:sz w:val="36"/>
+          <w:szCs w:val="36"/>
         </w:rPr>
         <w:t xml:space="preserve"> Drive</w:t>
       </w:r>
       <w:r>
         <w:rPr>
-          <w:rFonts w:ascii="Carlito" w:hAnsi="Carlito" w:cs="Carlito"/>
-          <w:sz w:val="32"/>
-          <w:szCs w:val="32"/>
+          <w:rFonts w:ascii="Calibri" w:hAnsi="Calibri" w:cs="Calibri"/>
+          <w:sz w:val="36"/>
+          <w:szCs w:val="36"/>
         </w:rPr>
         <w:t xml:space="preserve"> select </w:t>
       </w:r>
       <w:r>
         <w:rPr>
-          <w:rFonts w:ascii="Carlito" w:hAnsi="Carlito" w:cs="Carlito"/>
-          <w:b/>
-          <w:bCs/>
-          <w:sz w:val="32"/>
-          <w:szCs w:val="32"/>
+          <w:rFonts w:ascii="Calibri" w:hAnsi="Calibri" w:cs="Calibri"/>
+          <w:b/>
+          <w:bCs/>
+          <w:sz w:val="36"/>
+          <w:szCs w:val="36"/>
         </w:rPr>
         <w:t>My Drive</w:t>
       </w:r>
       <w:r>
         <w:rPr>
-          <w:rFonts w:ascii="Carlito" w:hAnsi="Carlito" w:cs="Carlito"/>
-          <w:sz w:val="32"/>
-          <w:szCs w:val="32"/>
+          <w:rFonts w:ascii="Calibri" w:hAnsi="Calibri" w:cs="Calibri"/>
+          <w:sz w:val="36"/>
+          <w:szCs w:val="36"/>
         </w:rPr>
         <w:t xml:space="preserve"> (default)</w:t>
       </w:r>
@@ -798,66 +799,66 @@
         </w:numPr>
         <w:jc w:val="both"/>
         <w:rPr>
-          <w:rFonts w:ascii="Carlito" w:hAnsi="Carlito" w:cs="Carlito"/>
-          <w:sz w:val="32"/>
-          <w:szCs w:val="32"/>
-        </w:rPr>
-      </w:pPr>
-      <w:r>
-        <w:rPr>
-          <w:rFonts w:ascii="Carlito" w:hAnsi="Carlito" w:cs="Carlito"/>
-          <w:sz w:val="32"/>
-          <w:szCs w:val="32"/>
+          <w:rFonts w:ascii="Calibri" w:hAnsi="Calibri" w:cs="Calibri"/>
+          <w:sz w:val="36"/>
+          <w:szCs w:val="36"/>
+        </w:rPr>
+      </w:pPr>
+      <w:r>
+        <w:rPr>
+          <w:rFonts w:ascii="Calibri" w:hAnsi="Calibri" w:cs="Calibri"/>
+          <w:sz w:val="36"/>
+          <w:szCs w:val="36"/>
         </w:rPr>
         <w:t xml:space="preserve">In </w:t>
       </w:r>
       <w:r>
         <w:rPr>
-          <w:rFonts w:ascii="Carlito" w:hAnsi="Carlito" w:cs="Carlito"/>
-          <w:b/>
-          <w:bCs/>
-          <w:sz w:val="32"/>
-          <w:szCs w:val="32"/>
+          <w:rFonts w:ascii="Calibri" w:hAnsi="Calibri" w:cs="Calibri"/>
+          <w:b/>
+          <w:bCs/>
+          <w:sz w:val="36"/>
+          <w:szCs w:val="36"/>
         </w:rPr>
         <w:t xml:space="preserve">Spread ID </w:t>
       </w:r>
       <w:r>
         <w:rPr>
-          <w:rFonts w:ascii="Carlito" w:hAnsi="Carlito" w:cs="Carlito"/>
-          <w:sz w:val="32"/>
-          <w:szCs w:val="32"/>
+          <w:rFonts w:ascii="Calibri" w:hAnsi="Calibri" w:cs="Calibri"/>
+          <w:sz w:val="36"/>
+          <w:szCs w:val="36"/>
         </w:rPr>
         <w:t xml:space="preserve">select </w:t>
       </w:r>
       <w:r>
         <w:rPr>
-          <w:rFonts w:ascii="Carlito" w:hAnsi="Carlito" w:cs="Carlito"/>
-          <w:sz w:val="32"/>
-          <w:szCs w:val="32"/>
+          <w:rFonts w:ascii="Calibri" w:hAnsi="Calibri" w:cs="Calibri"/>
+          <w:sz w:val="36"/>
+          <w:szCs w:val="36"/>
         </w:rPr>
         <w:t>our sheet name (responses</w:t>
       </w:r>
       <w:r>
         <w:rPr>
-          <w:rFonts w:ascii="Carlito" w:hAnsi="Carlito" w:cs="Carlito"/>
-          <w:sz w:val="32"/>
-          <w:szCs w:val="32"/>
+          <w:rFonts w:ascii="Calibri" w:hAnsi="Calibri" w:cs="Calibri"/>
+          <w:sz w:val="36"/>
+          <w:szCs w:val="36"/>
         </w:rPr>
         <w:t xml:space="preserve"> sheet which are</w:t>
       </w:r>
       <w:r>
         <w:rPr>
-          <w:rFonts w:ascii="Carlito" w:hAnsi="Carlito" w:cs="Carlito"/>
-          <w:sz w:val="32"/>
-          <w:szCs w:val="32"/>
+          <w:rFonts w:ascii="Calibri" w:hAnsi="Calibri" w:cs="Calibri"/>
+          <w:sz w:val="36"/>
+          <w:szCs w:val="36"/>
         </w:rPr>
         <w:t xml:space="preserve"> coming from the form</w:t>
       </w:r>
       <w:r>
         <w:rPr>
-          <w:rFonts w:ascii="Carlito" w:hAnsi="Carlito" w:cs="Carlito"/>
-          <w:sz w:val="32"/>
-          <w:szCs w:val="32"/>
+          <w:rFonts w:ascii="Calibri" w:hAnsi="Calibri" w:cs="Calibri"/>
+          <w:sz w:val="36"/>
+          <w:szCs w:val="36"/>
         </w:rPr>
         <w:t>)</w:t>
       </w:r>
@@ -871,72 +872,72 @@
         </w:numPr>
         <w:jc w:val="both"/>
         <w:rPr>
-          <w:rFonts w:ascii="Carlito" w:hAnsi="Carlito" w:cs="Carlito"/>
-          <w:sz w:val="32"/>
-          <w:szCs w:val="32"/>
-        </w:rPr>
-      </w:pPr>
-      <w:r>
-        <w:rPr>
-          <w:rFonts w:ascii="Carlito" w:hAnsi="Carlito" w:cs="Carlito"/>
-          <w:sz w:val="32"/>
-          <w:szCs w:val="32"/>
+          <w:rFonts w:ascii="Calibri" w:hAnsi="Calibri" w:cs="Calibri"/>
+          <w:sz w:val="36"/>
+          <w:szCs w:val="36"/>
+        </w:rPr>
+      </w:pPr>
+      <w:r>
+        <w:rPr>
+          <w:rFonts w:ascii="Calibri" w:hAnsi="Calibri" w:cs="Calibri"/>
+          <w:sz w:val="36"/>
+          <w:szCs w:val="36"/>
         </w:rPr>
         <w:t xml:space="preserve">In </w:t>
       </w:r>
       <w:r>
         <w:rPr>
-          <w:rFonts w:ascii="Carlito" w:hAnsi="Carlito" w:cs="Carlito"/>
-          <w:b/>
-          <w:bCs/>
-          <w:sz w:val="32"/>
-          <w:szCs w:val="32"/>
+          <w:rFonts w:ascii="Calibri" w:hAnsi="Calibri" w:cs="Calibri"/>
+          <w:b/>
+          <w:bCs/>
+          <w:sz w:val="36"/>
+          <w:szCs w:val="36"/>
         </w:rPr>
         <w:t>Sheet Name</w:t>
       </w:r>
       <w:r>
         <w:rPr>
-          <w:rFonts w:ascii="Carlito" w:hAnsi="Carlito" w:cs="Carlito"/>
-          <w:sz w:val="32"/>
-          <w:szCs w:val="32"/>
+          <w:rFonts w:ascii="Calibri" w:hAnsi="Calibri" w:cs="Calibri"/>
+          <w:sz w:val="36"/>
+          <w:szCs w:val="36"/>
         </w:rPr>
         <w:t xml:space="preserve"> select </w:t>
       </w:r>
       <w:r>
         <w:rPr>
-          <w:rFonts w:ascii="Carlito" w:hAnsi="Carlito" w:cs="Carlito"/>
-          <w:b/>
-          <w:bCs/>
-          <w:sz w:val="32"/>
-          <w:szCs w:val="32"/>
+          <w:rFonts w:ascii="Calibri" w:hAnsi="Calibri" w:cs="Calibri"/>
+          <w:b/>
+          <w:bCs/>
+          <w:sz w:val="36"/>
+          <w:szCs w:val="36"/>
         </w:rPr>
         <w:t>Fo</w:t>
       </w:r>
       <w:r>
         <w:rPr>
-          <w:rFonts w:ascii="Carlito" w:hAnsi="Carlito" w:cs="Carlito"/>
-          <w:b/>
-          <w:bCs/>
-          <w:sz w:val="32"/>
-          <w:szCs w:val="32"/>
+          <w:rFonts w:ascii="Calibri" w:hAnsi="Calibri" w:cs="Calibri"/>
+          <w:b/>
+          <w:bCs/>
+          <w:sz w:val="36"/>
+          <w:szCs w:val="36"/>
         </w:rPr>
         <w:t>r</w:t>
       </w:r>
       <w:r>
         <w:rPr>
-          <w:rFonts w:ascii="Carlito" w:hAnsi="Carlito" w:cs="Carlito"/>
-          <w:b/>
-          <w:bCs/>
-          <w:sz w:val="32"/>
-          <w:szCs w:val="32"/>
+          <w:rFonts w:ascii="Calibri" w:hAnsi="Calibri" w:cs="Calibri"/>
+          <w:b/>
+          <w:bCs/>
+          <w:sz w:val="36"/>
+          <w:szCs w:val="36"/>
         </w:rPr>
         <w:t>m Responses1</w:t>
       </w:r>
       <w:r>
         <w:rPr>
-          <w:rFonts w:ascii="Carlito" w:hAnsi="Carlito" w:cs="Carlito"/>
-          <w:sz w:val="32"/>
-          <w:szCs w:val="32"/>
+          <w:rFonts w:ascii="Calibri" w:hAnsi="Calibri" w:cs="Calibri"/>
+          <w:sz w:val="36"/>
+          <w:szCs w:val="36"/>
         </w:rPr>
         <w:t xml:space="preserve"> (default)</w:t>
       </w:r>
@@ -950,69 +951,68 @@
         </w:numPr>
         <w:jc w:val="both"/>
         <w:rPr>
-          <w:rFonts w:ascii="Carlito" w:hAnsi="Carlito" w:cs="Carlito"/>
-          <w:sz w:val="32"/>
-          <w:szCs w:val="32"/>
-        </w:rPr>
-      </w:pPr>
-      <w:r>
-        <w:rPr>
-          <w:rFonts w:ascii="Carlito" w:hAnsi="Carlito" w:cs="Carlito"/>
-          <w:sz w:val="32"/>
-          <w:szCs w:val="32"/>
-        </w:rPr>
-        <w:lastRenderedPageBreak/>
+          <w:rFonts w:ascii="Calibri" w:hAnsi="Calibri" w:cs="Calibri"/>
+          <w:sz w:val="36"/>
+          <w:szCs w:val="36"/>
+        </w:rPr>
+      </w:pPr>
+      <w:r>
+        <w:rPr>
+          <w:rFonts w:ascii="Calibri" w:hAnsi="Calibri" w:cs="Calibri"/>
+          <w:sz w:val="36"/>
+          <w:szCs w:val="36"/>
+        </w:rPr>
         <w:t>In</w:t>
       </w:r>
       <w:r>
         <w:rPr>
-          <w:rFonts w:ascii="Carlito" w:hAnsi="Carlito" w:cs="Carlito"/>
-          <w:b/>
-          <w:bCs/>
-          <w:sz w:val="32"/>
-          <w:szCs w:val="32"/>
+          <w:rFonts w:ascii="Calibri" w:hAnsi="Calibri" w:cs="Calibri"/>
+          <w:b/>
+          <w:bCs/>
+          <w:sz w:val="36"/>
+          <w:szCs w:val="36"/>
         </w:rPr>
         <w:t xml:space="preserve"> Row with headers</w:t>
       </w:r>
       <w:r>
         <w:rPr>
-          <w:rFonts w:ascii="Carlito" w:hAnsi="Carlito" w:cs="Carlito"/>
-          <w:sz w:val="32"/>
-          <w:szCs w:val="32"/>
+          <w:rFonts w:ascii="Calibri" w:hAnsi="Calibri" w:cs="Calibri"/>
+          <w:sz w:val="36"/>
+          <w:szCs w:val="36"/>
         </w:rPr>
         <w:t xml:space="preserve"> select the rows we need from the responses in this case all so</w:t>
       </w:r>
       <w:r>
         <w:rPr>
-          <w:rFonts w:ascii="Carlito" w:hAnsi="Carlito" w:cs="Carlito"/>
-          <w:sz w:val="32"/>
-          <w:szCs w:val="32"/>
+          <w:rFonts w:ascii="Calibri" w:hAnsi="Calibri" w:cs="Calibri"/>
+          <w:sz w:val="36"/>
+          <w:szCs w:val="36"/>
         </w:rPr>
         <w:t xml:space="preserve"> A1:Z1 (default) and set</w:t>
       </w:r>
       <w:r>
         <w:rPr>
-          <w:rFonts w:ascii="Carlito" w:hAnsi="Carlito" w:cs="Carlito"/>
-          <w:b/>
-          <w:bCs/>
-          <w:sz w:val="32"/>
-          <w:szCs w:val="32"/>
+          <w:rFonts w:ascii="Calibri" w:hAnsi="Calibri" w:cs="Calibri"/>
+          <w:b/>
+          <w:bCs/>
+          <w:sz w:val="36"/>
+          <w:szCs w:val="36"/>
         </w:rPr>
         <w:t xml:space="preserve"> Table Contain Headers</w:t>
       </w:r>
       <w:r>
         <w:rPr>
-          <w:rFonts w:ascii="Carlito" w:hAnsi="Carlito" w:cs="Carlito"/>
-          <w:sz w:val="32"/>
-          <w:szCs w:val="32"/>
+          <w:rFonts w:ascii="Calibri" w:hAnsi="Calibri" w:cs="Calibri"/>
+          <w:sz w:val="36"/>
+          <w:szCs w:val="36"/>
         </w:rPr>
         <w:t xml:space="preserve"> to true since </w:t>
       </w:r>
       <w:r>
         <w:rPr>
-          <w:rFonts w:ascii="Carlito" w:hAnsi="Carlito" w:cs="Carlito"/>
-          <w:sz w:val="32"/>
-          <w:szCs w:val="32"/>
+          <w:rFonts w:ascii="Calibri" w:hAnsi="Calibri" w:cs="Calibri"/>
+          <w:sz w:val="36"/>
+          <w:szCs w:val="36"/>
         </w:rPr>
         <w:t>we have headers</w:t>
       </w:r>
@@ -1026,42 +1026,42 @@
         </w:numPr>
         <w:jc w:val="both"/>
         <w:rPr>
-          <w:rFonts w:ascii="Carlito" w:hAnsi="Carlito" w:cs="Carlito"/>
-          <w:sz w:val="32"/>
-          <w:szCs w:val="32"/>
-        </w:rPr>
-      </w:pPr>
-      <w:r>
-        <w:rPr>
-          <w:rFonts w:ascii="Carlito" w:hAnsi="Carlito" w:cs="Carlito"/>
-          <w:sz w:val="32"/>
-          <w:szCs w:val="32"/>
+          <w:rFonts w:ascii="Calibri" w:hAnsi="Calibri" w:cs="Calibri"/>
+          <w:sz w:val="36"/>
+          <w:szCs w:val="36"/>
+        </w:rPr>
+      </w:pPr>
+      <w:r>
+        <w:rPr>
+          <w:rFonts w:ascii="Calibri" w:hAnsi="Calibri" w:cs="Calibri"/>
+          <w:sz w:val="36"/>
+          <w:szCs w:val="36"/>
         </w:rPr>
         <w:t xml:space="preserve">In </w:t>
       </w:r>
       <w:r>
         <w:rPr>
-          <w:rFonts w:ascii="Carlito" w:hAnsi="Carlito" w:cs="Carlito"/>
-          <w:b/>
-          <w:bCs/>
-          <w:sz w:val="32"/>
-          <w:szCs w:val="32"/>
+          <w:rFonts w:ascii="Calibri" w:hAnsi="Calibri" w:cs="Calibri"/>
+          <w:b/>
+          <w:bCs/>
+          <w:sz w:val="36"/>
+          <w:szCs w:val="36"/>
         </w:rPr>
         <w:t>Limit</w:t>
       </w:r>
       <w:r>
         <w:rPr>
-          <w:rFonts w:ascii="Carlito" w:hAnsi="Carlito" w:cs="Carlito"/>
-          <w:sz w:val="32"/>
-          <w:szCs w:val="32"/>
+          <w:rFonts w:ascii="Calibri" w:hAnsi="Calibri" w:cs="Calibri"/>
+          <w:sz w:val="36"/>
+          <w:szCs w:val="36"/>
         </w:rPr>
         <w:t xml:space="preserve"> set </w:t>
       </w:r>
       <w:r>
         <w:rPr>
-          <w:rFonts w:ascii="Carlito" w:hAnsi="Carlito" w:cs="Carlito"/>
-          <w:sz w:val="32"/>
-          <w:szCs w:val="32"/>
+          <w:rFonts w:ascii="Calibri" w:hAnsi="Calibri" w:cs="Calibri"/>
+          <w:sz w:val="36"/>
+          <w:szCs w:val="36"/>
         </w:rPr>
         <w:t>10. It means how many rows or email will agent take from the sheet for the workflow</w:t>
       </w:r>
@@ -1070,70 +1070,70 @@
       <w:pPr>
         <w:jc w:val="both"/>
         <w:rPr>
-          <w:rFonts w:ascii="Carlito" w:hAnsi="Carlito" w:cs="Carlito"/>
-          <w:sz w:val="32"/>
-          <w:szCs w:val="32"/>
-        </w:rPr>
-      </w:pPr>
-      <w:r>
-        <w:rPr>
-          <w:rFonts w:ascii="Carlito" w:hAnsi="Carlito" w:cs="Carlito"/>
-          <w:sz w:val="32"/>
-          <w:szCs w:val="32"/>
+          <w:rFonts w:ascii="Calibri" w:hAnsi="Calibri" w:cs="Calibri"/>
+          <w:sz w:val="36"/>
+          <w:szCs w:val="36"/>
+        </w:rPr>
+      </w:pPr>
+      <w:r>
+        <w:rPr>
+          <w:rFonts w:ascii="Calibri" w:hAnsi="Calibri" w:cs="Calibri"/>
+          <w:sz w:val="36"/>
+          <w:szCs w:val="36"/>
         </w:rPr>
         <w:t xml:space="preserve"># Then in choose </w:t>
       </w:r>
       <w:r>
         <w:rPr>
-          <w:rFonts w:ascii="Carlito" w:hAnsi="Carlito" w:cs="Carlito"/>
-          <w:b/>
-          <w:bCs/>
-          <w:sz w:val="32"/>
-          <w:szCs w:val="32"/>
+          <w:rFonts w:ascii="Calibri" w:hAnsi="Calibri" w:cs="Calibri"/>
+          <w:b/>
+          <w:bCs/>
+          <w:sz w:val="36"/>
+          <w:szCs w:val="36"/>
         </w:rPr>
         <w:t>where</w:t>
       </w:r>
       <w:r>
         <w:rPr>
-          <w:rFonts w:ascii="Carlito" w:hAnsi="Carlito" w:cs="Carlito"/>
-          <w:b/>
-          <w:bCs/>
-          <w:sz w:val="32"/>
-          <w:szCs w:val="32"/>
+          <w:rFonts w:ascii="Calibri" w:hAnsi="Calibri" w:cs="Calibri"/>
+          <w:b/>
+          <w:bCs/>
+          <w:sz w:val="36"/>
+          <w:szCs w:val="36"/>
         </w:rPr>
         <w:t xml:space="preserve"> to</w:t>
       </w:r>
       <w:r>
         <w:rPr>
-          <w:rFonts w:ascii="Carlito" w:hAnsi="Carlito" w:cs="Carlito"/>
-          <w:b/>
-          <w:bCs/>
-          <w:sz w:val="32"/>
-          <w:szCs w:val="32"/>
+          <w:rFonts w:ascii="Calibri" w:hAnsi="Calibri" w:cs="Calibri"/>
+          <w:b/>
+          <w:bCs/>
+          <w:sz w:val="36"/>
+          <w:szCs w:val="36"/>
         </w:rPr>
         <w:t xml:space="preserve"> start</w:t>
       </w:r>
       <w:r>
         <w:rPr>
-          <w:rFonts w:ascii="Carlito" w:hAnsi="Carlito" w:cs="Carlito"/>
-          <w:sz w:val="32"/>
-          <w:szCs w:val="32"/>
+          <w:rFonts w:ascii="Calibri" w:hAnsi="Calibri" w:cs="Calibri"/>
+          <w:sz w:val="36"/>
+          <w:szCs w:val="36"/>
         </w:rPr>
         <w:t xml:space="preserve"> </w:t>
       </w:r>
       <w:r>
         <w:rPr>
-          <w:rFonts w:ascii="Carlito" w:hAnsi="Carlito" w:cs="Carlito"/>
-          <w:sz w:val="32"/>
-          <w:szCs w:val="32"/>
+          <w:rFonts w:ascii="Calibri" w:hAnsi="Calibri" w:cs="Calibri"/>
+          <w:sz w:val="36"/>
+          <w:szCs w:val="36"/>
         </w:rPr>
         <w:t xml:space="preserve">select all. Basically, where </w:t>
       </w:r>
       <w:r>
         <w:rPr>
-          <w:rFonts w:ascii="Carlito" w:hAnsi="Carlito" w:cs="Carlito"/>
-          <w:sz w:val="32"/>
-          <w:szCs w:val="32"/>
+          <w:rFonts w:ascii="Calibri" w:hAnsi="Calibri" w:cs="Calibri"/>
+          <w:sz w:val="36"/>
+          <w:szCs w:val="36"/>
         </w:rPr>
         <w:t>should it start to process our data for now all</w:t>
       </w:r>
@@ -1142,26 +1142,26 @@
       <w:pPr>
         <w:jc w:val="both"/>
         <w:rPr>
-          <w:rFonts w:ascii="Carlito" w:hAnsi="Carlito" w:cs="Carlito"/>
-          <w:sz w:val="32"/>
-          <w:szCs w:val="32"/>
-        </w:rPr>
-      </w:pPr>
-    </w:p>
-    <w:p>
-      <w:pPr>
-        <w:jc w:val="both"/>
-        <w:rPr>
-          <w:rFonts w:ascii="Carlito" w:hAnsi="Carlito" w:cs="Carlito"/>
-          <w:sz w:val="32"/>
-          <w:szCs w:val="32"/>
-        </w:rPr>
-      </w:pPr>
-      <w:r>
-        <w:rPr>
-          <w:rFonts w:ascii="Carlito" w:hAnsi="Carlito" w:cs="Carlito"/>
-          <w:sz w:val="32"/>
-          <w:szCs w:val="32"/>
+          <w:rFonts w:ascii="Calibri" w:hAnsi="Calibri" w:cs="Calibri"/>
+          <w:sz w:val="36"/>
+          <w:szCs w:val="36"/>
+        </w:rPr>
+      </w:pPr>
+    </w:p>
+    <w:p>
+      <w:pPr>
+        <w:jc w:val="both"/>
+        <w:rPr>
+          <w:rFonts w:ascii="Calibri" w:hAnsi="Calibri" w:cs="Calibri"/>
+          <w:sz w:val="36"/>
+          <w:szCs w:val="36"/>
+        </w:rPr>
+      </w:pPr>
+      <w:r>
+        <w:rPr>
+          <w:rFonts w:ascii="Calibri" w:hAnsi="Calibri" w:cs="Calibri"/>
+          <w:sz w:val="36"/>
+          <w:szCs w:val="36"/>
         </w:rPr>
         <w:t>Step-3, Set up Google Calendar:</w:t>
       </w:r>
@@ -1170,48 +1170,48 @@
       <w:pPr>
         <w:jc w:val="both"/>
         <w:rPr>
-          <w:rFonts w:ascii="Carlito" w:hAnsi="Carlito" w:cs="Carlito"/>
-          <w:sz w:val="32"/>
-          <w:szCs w:val="32"/>
-        </w:rPr>
-      </w:pPr>
-      <w:r>
-        <w:rPr>
-          <w:rFonts w:ascii="Carlito" w:hAnsi="Carlito" w:cs="Carlito"/>
-          <w:sz w:val="32"/>
-          <w:szCs w:val="32"/>
+          <w:rFonts w:ascii="Calibri" w:hAnsi="Calibri" w:cs="Calibri"/>
+          <w:sz w:val="36"/>
+          <w:szCs w:val="36"/>
+        </w:rPr>
+      </w:pPr>
+      <w:r>
+        <w:rPr>
+          <w:rFonts w:ascii="Calibri" w:hAnsi="Calibri" w:cs="Calibri"/>
+          <w:sz w:val="36"/>
+          <w:szCs w:val="36"/>
         </w:rPr>
         <w:t xml:space="preserve"># Now click on plus icon and add module. Search for </w:t>
       </w:r>
       <w:r>
         <w:rPr>
-          <w:rFonts w:ascii="Carlito" w:hAnsi="Carlito" w:cs="Carlito"/>
-          <w:sz w:val="32"/>
-          <w:szCs w:val="32"/>
+          <w:rFonts w:ascii="Calibri" w:hAnsi="Calibri" w:cs="Calibri"/>
+          <w:sz w:val="36"/>
+          <w:szCs w:val="36"/>
         </w:rPr>
         <w:t xml:space="preserve">Google Calendar and login. Then select </w:t>
       </w:r>
       <w:r>
         <w:rPr>
-          <w:rFonts w:ascii="Carlito" w:hAnsi="Carlito" w:cs="Carlito"/>
-          <w:sz w:val="32"/>
-          <w:szCs w:val="32"/>
+          <w:rFonts w:ascii="Calibri" w:hAnsi="Calibri" w:cs="Calibri"/>
+          <w:sz w:val="36"/>
+          <w:szCs w:val="36"/>
         </w:rPr>
         <w:t xml:space="preserve">event in this case Create </w:t>
       </w:r>
       <w:r>
         <w:rPr>
-          <w:rFonts w:ascii="Carlito" w:hAnsi="Carlito" w:cs="Carlito"/>
-          <w:sz w:val="32"/>
-          <w:szCs w:val="32"/>
+          <w:rFonts w:ascii="Calibri" w:hAnsi="Calibri" w:cs="Calibri"/>
+          <w:sz w:val="36"/>
+          <w:szCs w:val="36"/>
         </w:rPr>
         <w:t>an</w:t>
       </w:r>
       <w:r>
         <w:rPr>
-          <w:rFonts w:ascii="Carlito" w:hAnsi="Carlito" w:cs="Carlito"/>
-          <w:sz w:val="32"/>
-          <w:szCs w:val="32"/>
+          <w:rFonts w:ascii="Calibri" w:hAnsi="Calibri" w:cs="Calibri"/>
+          <w:sz w:val="36"/>
+          <w:szCs w:val="36"/>
         </w:rPr>
         <w:t xml:space="preserve"> Event</w:t>
       </w:r>
@@ -1220,42 +1220,42 @@
       <w:pPr>
         <w:jc w:val="both"/>
         <w:rPr>
-          <w:rFonts w:ascii="Carlito" w:hAnsi="Carlito" w:cs="Carlito"/>
-          <w:sz w:val="32"/>
-          <w:szCs w:val="32"/>
-        </w:rPr>
-      </w:pPr>
-      <w:r>
-        <w:rPr>
-          <w:rFonts w:ascii="Carlito" w:hAnsi="Carlito" w:cs="Carlito"/>
-          <w:sz w:val="32"/>
-          <w:szCs w:val="32"/>
+          <w:rFonts w:ascii="Calibri" w:hAnsi="Calibri" w:cs="Calibri"/>
+          <w:sz w:val="36"/>
+          <w:szCs w:val="36"/>
+        </w:rPr>
+      </w:pPr>
+      <w:r>
+        <w:rPr>
+          <w:rFonts w:ascii="Calibri" w:hAnsi="Calibri" w:cs="Calibri"/>
+          <w:sz w:val="36"/>
+          <w:szCs w:val="36"/>
         </w:rPr>
         <w:t xml:space="preserve"># </w:t>
       </w:r>
       <w:r>
         <w:rPr>
-          <w:rFonts w:ascii="Carlito" w:hAnsi="Carlito" w:cs="Carlito"/>
-          <w:sz w:val="32"/>
-          <w:szCs w:val="32"/>
+          <w:rFonts w:ascii="Calibri" w:hAnsi="Calibri" w:cs="Calibri"/>
+          <w:sz w:val="36"/>
+          <w:szCs w:val="36"/>
         </w:rPr>
         <w:t xml:space="preserve">Then in </w:t>
       </w:r>
       <w:r>
         <w:rPr>
-          <w:rFonts w:ascii="Carlito" w:hAnsi="Carlito" w:cs="Carlito"/>
-          <w:b/>
-          <w:bCs/>
-          <w:sz w:val="32"/>
-          <w:szCs w:val="32"/>
+          <w:rFonts w:ascii="Calibri" w:hAnsi="Calibri" w:cs="Calibri"/>
+          <w:b/>
+          <w:bCs/>
+          <w:sz w:val="36"/>
+          <w:szCs w:val="36"/>
         </w:rPr>
         <w:t>Create an Event Section</w:t>
       </w:r>
       <w:r>
         <w:rPr>
-          <w:rFonts w:ascii="Carlito" w:hAnsi="Carlito" w:cs="Carlito"/>
-          <w:sz w:val="32"/>
-          <w:szCs w:val="32"/>
+          <w:rFonts w:ascii="Calibri" w:hAnsi="Calibri" w:cs="Calibri"/>
+          <w:sz w:val="36"/>
+          <w:szCs w:val="36"/>
         </w:rPr>
         <w:t xml:space="preserve"> select quickly. Turn on the Map toggle and click on it.</w:t>
       </w:r>
@@ -1264,58 +1264,34 @@
       <w:pPr>
         <w:jc w:val="both"/>
         <w:rPr>
-          <w:rFonts w:ascii="Carlito" w:hAnsi="Carlito" w:cs="Carlito"/>
-          <w:sz w:val="32"/>
-          <w:szCs w:val="32"/>
-        </w:rPr>
-      </w:pPr>
-      <w:r>
-        <w:rPr>
-          <w:rFonts w:ascii="Carlito" w:hAnsi="Carlito" w:cs="Carlito"/>
-          <w:sz w:val="32"/>
-          <w:szCs w:val="32"/>
+          <w:rFonts w:ascii="Calibri" w:hAnsi="Calibri" w:cs="Calibri"/>
+          <w:sz w:val="36"/>
+          <w:szCs w:val="36"/>
+        </w:rPr>
+      </w:pPr>
+      <w:r>
+        <w:rPr>
+          <w:rFonts w:ascii="Calibri" w:hAnsi="Calibri" w:cs="Calibri"/>
+          <w:sz w:val="36"/>
+          <w:szCs w:val="36"/>
         </w:rPr>
         <w:t xml:space="preserve"># Set the Event Id to </w:t>
       </w:r>
-      <w:proofErr w:type="spellStart"/>
-      <w:r>
-        <w:rPr>
-          <w:rFonts w:ascii="Carlito" w:hAnsi="Carlito" w:cs="Carlito"/>
-          <w:b/>
-          <w:bCs/>
-          <w:sz w:val="32"/>
-          <w:szCs w:val="32"/>
-        </w:rPr>
-        <w:t>our_email</w:t>
-      </w:r>
-      <w:proofErr w:type="spellEnd"/>
-      <w:proofErr w:type="gramStart"/>
-      <w:r>
-        <w:rPr>
-          <w:rFonts w:ascii="Carlito" w:hAnsi="Carlito" w:cs="Carlito"/>
-          <w:b/>
-          <w:bCs/>
-          <w:sz w:val="32"/>
-          <w:szCs w:val="32"/>
-        </w:rPr>
-        <w:t>@..</w:t>
-      </w:r>
-      <w:proofErr w:type="gramEnd"/>
-      <w:r>
-        <w:rPr>
-          <w:rFonts w:ascii="Carlito" w:hAnsi="Carlito" w:cs="Carlito"/>
-          <w:b/>
-          <w:bCs/>
-          <w:sz w:val="32"/>
-          <w:szCs w:val="32"/>
-        </w:rPr>
-        <w:t xml:space="preserve"> </w:t>
-      </w:r>
-      <w:r>
-        <w:rPr>
-          <w:rFonts w:ascii="Carlito" w:hAnsi="Carlito" w:cs="Carlito"/>
-          <w:sz w:val="32"/>
-          <w:szCs w:val="32"/>
+      <w:r>
+        <w:rPr>
+          <w:rFonts w:ascii="Calibri" w:hAnsi="Calibri" w:cs="Calibri"/>
+          <w:b/>
+          <w:bCs/>
+          <w:sz w:val="36"/>
+          <w:szCs w:val="36"/>
+        </w:rPr>
+        <w:t xml:space="preserve">our_email@.. </w:t>
+      </w:r>
+      <w:r>
+        <w:rPr>
+          <w:rFonts w:ascii="Calibri" w:hAnsi="Calibri" w:cs="Calibri"/>
+          <w:sz w:val="36"/>
+          <w:szCs w:val="36"/>
         </w:rPr>
         <w:t>(Primary Calendar)</w:t>
       </w:r>
@@ -1324,56 +1300,56 @@
       <w:pPr>
         <w:jc w:val="both"/>
         <w:rPr>
-          <w:rFonts w:ascii="Carlito" w:hAnsi="Carlito" w:cs="Carlito"/>
-          <w:sz w:val="32"/>
-          <w:szCs w:val="32"/>
-        </w:rPr>
-      </w:pPr>
-      <w:r>
-        <w:rPr>
-          <w:rFonts w:ascii="Carlito" w:hAnsi="Carlito" w:cs="Carlito"/>
-          <w:sz w:val="32"/>
-          <w:szCs w:val="32"/>
+          <w:rFonts w:ascii="Calibri" w:hAnsi="Calibri" w:cs="Calibri"/>
+          <w:sz w:val="36"/>
+          <w:szCs w:val="36"/>
+        </w:rPr>
+      </w:pPr>
+      <w:r>
+        <w:rPr>
+          <w:rFonts w:ascii="Calibri" w:hAnsi="Calibri" w:cs="Calibri"/>
+          <w:sz w:val="36"/>
+          <w:szCs w:val="36"/>
         </w:rPr>
         <w:t xml:space="preserve"># </w:t>
       </w:r>
       <w:r>
         <w:rPr>
-          <w:rFonts w:ascii="Carlito" w:hAnsi="Carlito" w:cs="Carlito"/>
-          <w:sz w:val="32"/>
-          <w:szCs w:val="32"/>
+          <w:rFonts w:ascii="Calibri" w:hAnsi="Calibri" w:cs="Calibri"/>
+          <w:sz w:val="36"/>
+          <w:szCs w:val="36"/>
         </w:rPr>
         <w:t xml:space="preserve">Then </w:t>
       </w:r>
       <w:r>
         <w:rPr>
-          <w:rFonts w:ascii="Carlito" w:hAnsi="Carlito" w:cs="Carlito"/>
-          <w:sz w:val="32"/>
-          <w:szCs w:val="32"/>
+          <w:rFonts w:ascii="Calibri" w:hAnsi="Calibri" w:cs="Calibri"/>
+          <w:sz w:val="36"/>
+          <w:szCs w:val="36"/>
         </w:rPr>
         <w:t xml:space="preserve">using </w:t>
       </w:r>
       <w:r>
         <w:rPr>
-          <w:rFonts w:ascii="Carlito" w:hAnsi="Carlito" w:cs="Carlito"/>
-          <w:sz w:val="32"/>
-          <w:szCs w:val="32"/>
+          <w:rFonts w:ascii="Calibri" w:hAnsi="Calibri" w:cs="Calibri"/>
+          <w:sz w:val="36"/>
+          <w:szCs w:val="36"/>
         </w:rPr>
         <w:t>drag-and-drop</w:t>
       </w:r>
       <w:r>
         <w:rPr>
-          <w:rFonts w:ascii="Carlito" w:hAnsi="Carlito" w:cs="Carlito"/>
-          <w:sz w:val="32"/>
-          <w:szCs w:val="32"/>
+          <w:rFonts w:ascii="Calibri" w:hAnsi="Calibri" w:cs="Calibri"/>
+          <w:sz w:val="36"/>
+          <w:szCs w:val="36"/>
         </w:rPr>
         <w:t xml:space="preserve"> in</w:t>
       </w:r>
       <w:r>
         <w:rPr>
-          <w:rFonts w:ascii="Carlito" w:hAnsi="Carlito" w:cs="Carlito"/>
-          <w:sz w:val="32"/>
-          <w:szCs w:val="32"/>
+          <w:rFonts w:ascii="Calibri" w:hAnsi="Calibri" w:cs="Calibri"/>
+          <w:sz w:val="36"/>
+          <w:szCs w:val="36"/>
         </w:rPr>
         <w:t xml:space="preserve"> event name drop name and topic of the meeting and then save</w:t>
       </w:r>
@@ -1382,72 +1358,72 @@
       <w:pPr>
         <w:jc w:val="both"/>
         <w:rPr>
-          <w:rFonts w:ascii="Carlito" w:hAnsi="Carlito" w:cs="Carlito"/>
-          <w:sz w:val="32"/>
-          <w:szCs w:val="32"/>
-        </w:rPr>
-      </w:pPr>
-      <w:r>
-        <w:rPr>
-          <w:rFonts w:ascii="Carlito" w:hAnsi="Carlito" w:cs="Carlito"/>
-          <w:sz w:val="32"/>
-          <w:szCs w:val="32"/>
+          <w:rFonts w:ascii="Calibri" w:hAnsi="Calibri" w:cs="Calibri"/>
+          <w:sz w:val="36"/>
+          <w:szCs w:val="36"/>
+        </w:rPr>
+      </w:pPr>
+      <w:r>
+        <w:rPr>
+          <w:rFonts w:ascii="Calibri" w:hAnsi="Calibri" w:cs="Calibri"/>
+          <w:sz w:val="36"/>
+          <w:szCs w:val="36"/>
         </w:rPr>
         <w:t># We can also customize it us</w:t>
       </w:r>
       <w:r>
         <w:rPr>
-          <w:rFonts w:ascii="Carlito" w:hAnsi="Carlito" w:cs="Carlito"/>
-          <w:sz w:val="32"/>
-          <w:szCs w:val="32"/>
+          <w:rFonts w:ascii="Calibri" w:hAnsi="Calibri" w:cs="Calibri"/>
+          <w:sz w:val="36"/>
+          <w:szCs w:val="36"/>
         </w:rPr>
         <w:t>ing</w:t>
       </w:r>
       <w:r>
         <w:rPr>
-          <w:rFonts w:ascii="Carlito" w:hAnsi="Carlito" w:cs="Carlito"/>
-          <w:sz w:val="32"/>
-          <w:szCs w:val="32"/>
+          <w:rFonts w:ascii="Calibri" w:hAnsi="Calibri" w:cs="Calibri"/>
+          <w:sz w:val="36"/>
+          <w:szCs w:val="36"/>
         </w:rPr>
         <w:t xml:space="preserve"> data from responses using dra</w:t>
       </w:r>
       <w:r>
         <w:rPr>
-          <w:rFonts w:ascii="Carlito" w:hAnsi="Carlito" w:cs="Carlito"/>
-          <w:sz w:val="32"/>
-          <w:szCs w:val="32"/>
+          <w:rFonts w:ascii="Calibri" w:hAnsi="Calibri" w:cs="Calibri"/>
+          <w:sz w:val="36"/>
+          <w:szCs w:val="36"/>
         </w:rPr>
         <w:t>g</w:t>
       </w:r>
       <w:r>
         <w:rPr>
-          <w:rFonts w:ascii="Carlito" w:hAnsi="Carlito" w:cs="Carlito"/>
-          <w:sz w:val="32"/>
-          <w:szCs w:val="32"/>
+          <w:rFonts w:ascii="Calibri" w:hAnsi="Calibri" w:cs="Calibri"/>
+          <w:sz w:val="36"/>
+          <w:szCs w:val="36"/>
         </w:rPr>
         <w:t>-and-drop</w:t>
       </w:r>
       <w:r>
         <w:rPr>
-          <w:rFonts w:ascii="Carlito" w:hAnsi="Carlito" w:cs="Carlito"/>
-          <w:sz w:val="32"/>
-          <w:szCs w:val="32"/>
+          <w:rFonts w:ascii="Calibri" w:hAnsi="Calibri" w:cs="Calibri"/>
+          <w:sz w:val="36"/>
+          <w:szCs w:val="36"/>
         </w:rPr>
         <w:t xml:space="preserve"> (by </w:t>
       </w:r>
       <w:r>
         <w:rPr>
-          <w:rFonts w:ascii="Carlito" w:hAnsi="Carlito" w:cs="Carlito"/>
-          <w:sz w:val="32"/>
-          <w:szCs w:val="32"/>
+          <w:rFonts w:ascii="Calibri" w:hAnsi="Calibri" w:cs="Calibri"/>
+          <w:sz w:val="36"/>
+          <w:szCs w:val="36"/>
         </w:rPr>
         <w:t>enabling Map</w:t>
       </w:r>
       <w:r>
         <w:rPr>
-          <w:rFonts w:ascii="Carlito" w:hAnsi="Carlito" w:cs="Carlito"/>
-          <w:sz w:val="32"/>
-          <w:szCs w:val="32"/>
+          <w:rFonts w:ascii="Calibri" w:hAnsi="Calibri" w:cs="Calibri"/>
+          <w:sz w:val="36"/>
+          <w:szCs w:val="36"/>
         </w:rPr>
         <w:t>)</w:t>
       </w:r>
@@ -1456,26 +1432,26 @@
       <w:pPr>
         <w:jc w:val="both"/>
         <w:rPr>
-          <w:rFonts w:ascii="Carlito" w:hAnsi="Carlito" w:cs="Carlito"/>
-          <w:sz w:val="32"/>
-          <w:szCs w:val="32"/>
-        </w:rPr>
-      </w:pPr>
-    </w:p>
-    <w:p>
-      <w:pPr>
-        <w:jc w:val="both"/>
-        <w:rPr>
-          <w:rFonts w:ascii="Carlito" w:hAnsi="Carlito" w:cs="Carlito"/>
-          <w:sz w:val="32"/>
-          <w:szCs w:val="32"/>
-        </w:rPr>
-      </w:pPr>
-      <w:r>
-        <w:rPr>
-          <w:rFonts w:ascii="Carlito" w:hAnsi="Carlito" w:cs="Carlito"/>
-          <w:sz w:val="32"/>
-          <w:szCs w:val="32"/>
+          <w:rFonts w:ascii="Calibri" w:hAnsi="Calibri" w:cs="Calibri"/>
+          <w:sz w:val="36"/>
+          <w:szCs w:val="36"/>
+        </w:rPr>
+      </w:pPr>
+    </w:p>
+    <w:p>
+      <w:pPr>
+        <w:jc w:val="both"/>
+        <w:rPr>
+          <w:rFonts w:ascii="Calibri" w:hAnsi="Calibri" w:cs="Calibri"/>
+          <w:sz w:val="36"/>
+          <w:szCs w:val="36"/>
+        </w:rPr>
+      </w:pPr>
+      <w:r>
+        <w:rPr>
+          <w:rFonts w:ascii="Calibri" w:hAnsi="Calibri" w:cs="Calibri"/>
+          <w:sz w:val="36"/>
+          <w:szCs w:val="36"/>
         </w:rPr>
         <w:t>Step-4, Setup Gmail:</w:t>
       </w:r>
@@ -1484,50 +1460,50 @@
       <w:pPr>
         <w:jc w:val="both"/>
         <w:rPr>
-          <w:rFonts w:ascii="Carlito" w:hAnsi="Carlito" w:cs="Carlito"/>
-          <w:sz w:val="32"/>
-          <w:szCs w:val="32"/>
-        </w:rPr>
-      </w:pPr>
-      <w:r>
-        <w:rPr>
-          <w:rFonts w:ascii="Carlito" w:hAnsi="Carlito" w:cs="Carlito"/>
-          <w:sz w:val="32"/>
-          <w:szCs w:val="32"/>
+          <w:rFonts w:ascii="Calibri" w:hAnsi="Calibri" w:cs="Calibri"/>
+          <w:sz w:val="36"/>
+          <w:szCs w:val="36"/>
+        </w:rPr>
+      </w:pPr>
+      <w:r>
+        <w:rPr>
+          <w:rFonts w:ascii="Calibri" w:hAnsi="Calibri" w:cs="Calibri"/>
+          <w:sz w:val="36"/>
+          <w:szCs w:val="36"/>
         </w:rPr>
         <w:t xml:space="preserve"># Add module and search for </w:t>
       </w:r>
       <w:r>
         <w:rPr>
-          <w:rFonts w:ascii="Carlito" w:hAnsi="Carlito" w:cs="Carlito"/>
-          <w:sz w:val="32"/>
-          <w:szCs w:val="32"/>
+          <w:rFonts w:ascii="Calibri" w:hAnsi="Calibri" w:cs="Calibri"/>
+          <w:sz w:val="36"/>
+          <w:szCs w:val="36"/>
         </w:rPr>
         <w:t xml:space="preserve">Gmail. Then select </w:t>
       </w:r>
       <w:r>
         <w:rPr>
-          <w:rFonts w:ascii="Carlito" w:hAnsi="Carlito" w:cs="Carlito"/>
-          <w:b/>
-          <w:bCs/>
-          <w:sz w:val="32"/>
-          <w:szCs w:val="32"/>
+          <w:rFonts w:ascii="Calibri" w:hAnsi="Calibri" w:cs="Calibri"/>
+          <w:b/>
+          <w:bCs/>
+          <w:sz w:val="36"/>
+          <w:szCs w:val="36"/>
         </w:rPr>
         <w:t>Send an email</w:t>
       </w:r>
       <w:r>
         <w:rPr>
-          <w:rFonts w:ascii="Carlito" w:hAnsi="Carlito" w:cs="Carlito"/>
-          <w:sz w:val="32"/>
-          <w:szCs w:val="32"/>
+          <w:rFonts w:ascii="Calibri" w:hAnsi="Calibri" w:cs="Calibri"/>
+          <w:sz w:val="36"/>
+          <w:szCs w:val="36"/>
         </w:rPr>
         <w:t>.</w:t>
       </w:r>
       <w:r>
         <w:rPr>
-          <w:rFonts w:ascii="Carlito" w:hAnsi="Carlito" w:cs="Carlito"/>
-          <w:sz w:val="32"/>
-          <w:szCs w:val="32"/>
+          <w:rFonts w:ascii="Calibri" w:hAnsi="Calibri" w:cs="Calibri"/>
+          <w:sz w:val="36"/>
+          <w:szCs w:val="36"/>
         </w:rPr>
         <w:t xml:space="preserve"> We have to login here too</w:t>
       </w:r>
@@ -1536,52 +1512,50 @@
       <w:pPr>
         <w:jc w:val="both"/>
         <w:rPr>
-          <w:rFonts w:ascii="Carlito" w:hAnsi="Carlito" w:cs="Carlito"/>
-          <w:sz w:val="32"/>
-          <w:szCs w:val="32"/>
-        </w:rPr>
-      </w:pPr>
-      <w:r>
-        <w:rPr>
-          <w:rFonts w:ascii="Carlito" w:hAnsi="Carlito" w:cs="Carlito"/>
-          <w:sz w:val="32"/>
-          <w:szCs w:val="32"/>
+          <w:rFonts w:ascii="Calibri" w:hAnsi="Calibri" w:cs="Calibri"/>
+          <w:sz w:val="36"/>
+          <w:szCs w:val="36"/>
+        </w:rPr>
+      </w:pPr>
+      <w:r>
+        <w:rPr>
+          <w:rFonts w:ascii="Calibri" w:hAnsi="Calibri" w:cs="Calibri"/>
+          <w:sz w:val="36"/>
+          <w:szCs w:val="36"/>
         </w:rPr>
         <w:t xml:space="preserve"># Then in </w:t>
       </w:r>
-      <w:proofErr w:type="gramStart"/>
-      <w:r>
-        <w:rPr>
-          <w:rFonts w:ascii="Carlito" w:hAnsi="Carlito" w:cs="Carlito"/>
-          <w:b/>
-          <w:bCs/>
-          <w:sz w:val="32"/>
-          <w:szCs w:val="32"/>
+      <w:r>
+        <w:rPr>
+          <w:rFonts w:ascii="Calibri" w:hAnsi="Calibri" w:cs="Calibri"/>
+          <w:b/>
+          <w:bCs/>
+          <w:sz w:val="36"/>
+          <w:szCs w:val="36"/>
         </w:rPr>
         <w:t>To</w:t>
       </w:r>
-      <w:proofErr w:type="gramEnd"/>
-      <w:r>
-        <w:rPr>
-          <w:rFonts w:ascii="Carlito" w:hAnsi="Carlito" w:cs="Carlito"/>
-          <w:sz w:val="32"/>
-          <w:szCs w:val="32"/>
+      <w:r>
+        <w:rPr>
+          <w:rFonts w:ascii="Calibri" w:hAnsi="Calibri" w:cs="Calibri"/>
+          <w:sz w:val="36"/>
+          <w:szCs w:val="36"/>
         </w:rPr>
         <w:t xml:space="preserve"> section enable Map so we can drag-and-drop</w:t>
       </w:r>
       <w:r>
         <w:rPr>
-          <w:rFonts w:ascii="Carlito" w:hAnsi="Carlito" w:cs="Carlito"/>
-          <w:sz w:val="32"/>
-          <w:szCs w:val="32"/>
+          <w:rFonts w:ascii="Calibri" w:hAnsi="Calibri" w:cs="Calibri"/>
+          <w:sz w:val="36"/>
+          <w:szCs w:val="36"/>
         </w:rPr>
         <w:t xml:space="preserve"> email from responses (to send them an email)</w:t>
       </w:r>
       <w:r>
         <w:rPr>
-          <w:rFonts w:ascii="Carlito" w:hAnsi="Carlito" w:cs="Carlito"/>
-          <w:sz w:val="32"/>
-          <w:szCs w:val="32"/>
+          <w:rFonts w:ascii="Calibri" w:hAnsi="Calibri" w:cs="Calibri"/>
+          <w:sz w:val="36"/>
+          <w:szCs w:val="36"/>
         </w:rPr>
         <w:t>. Scroll down and drop email from Sheets</w:t>
       </w:r>
@@ -1590,395 +1564,395 @@
       <w:pPr>
         <w:jc w:val="both"/>
         <w:rPr>
-          <w:rFonts w:ascii="Carlito" w:hAnsi="Carlito" w:cs="Carlito"/>
-          <w:sz w:val="32"/>
-          <w:szCs w:val="32"/>
-        </w:rPr>
-      </w:pPr>
-      <w:r>
-        <w:rPr>
-          <w:rFonts w:ascii="Carlito" w:hAnsi="Carlito" w:cs="Carlito"/>
-          <w:sz w:val="32"/>
-          <w:szCs w:val="32"/>
+          <w:rFonts w:ascii="Calibri" w:hAnsi="Calibri" w:cs="Calibri"/>
+          <w:sz w:val="36"/>
+          <w:szCs w:val="36"/>
+        </w:rPr>
+      </w:pPr>
+      <w:r>
+        <w:rPr>
+          <w:rFonts w:ascii="Calibri" w:hAnsi="Calibri" w:cs="Calibri"/>
+          <w:sz w:val="36"/>
+          <w:szCs w:val="36"/>
+        </w:rPr>
+        <w:t xml:space="preserve"># </w:t>
+      </w:r>
+      <w:r>
+        <w:rPr>
+          <w:rFonts w:ascii="Calibri" w:hAnsi="Calibri" w:cs="Calibri"/>
+          <w:sz w:val="36"/>
+          <w:szCs w:val="36"/>
+        </w:rPr>
+        <w:t xml:space="preserve">In </w:t>
+      </w:r>
+      <w:r>
+        <w:rPr>
+          <w:rFonts w:ascii="Calibri" w:hAnsi="Calibri" w:cs="Calibri"/>
+          <w:b/>
+          <w:bCs/>
+          <w:sz w:val="36"/>
+          <w:szCs w:val="36"/>
+        </w:rPr>
+        <w:t>Subject</w:t>
+      </w:r>
+      <w:r>
+        <w:rPr>
+          <w:rFonts w:ascii="Calibri" w:hAnsi="Calibri" w:cs="Calibri"/>
+          <w:sz w:val="36"/>
+          <w:szCs w:val="36"/>
+        </w:rPr>
+        <w:t xml:space="preserve"> section drag-and-drop topic of meeting and customize it by adding some texts</w:t>
+      </w:r>
+    </w:p>
+    <w:p>
+      <w:pPr>
+        <w:jc w:val="both"/>
+        <w:rPr>
+          <w:rFonts w:ascii="Calibri" w:hAnsi="Calibri" w:cs="Calibri"/>
+          <w:sz w:val="36"/>
+          <w:szCs w:val="36"/>
+        </w:rPr>
+      </w:pPr>
+      <w:r>
+        <w:rPr>
+          <w:rFonts w:ascii="Calibri" w:hAnsi="Calibri" w:cs="Calibri"/>
+          <w:sz w:val="36"/>
+          <w:szCs w:val="36"/>
+        </w:rPr>
+        <w:t># In</w:t>
+      </w:r>
+      <w:r>
+        <w:rPr>
+          <w:rFonts w:ascii="Calibri" w:hAnsi="Calibri" w:cs="Calibri"/>
+          <w:b/>
+          <w:bCs/>
+          <w:sz w:val="36"/>
+          <w:szCs w:val="36"/>
+        </w:rPr>
+        <w:t xml:space="preserve"> Body type</w:t>
+      </w:r>
+      <w:r>
+        <w:rPr>
+          <w:rFonts w:ascii="Calibri" w:hAnsi="Calibri" w:cs="Calibri"/>
+          <w:sz w:val="36"/>
+          <w:szCs w:val="36"/>
+        </w:rPr>
+        <w:t xml:space="preserve"> select </w:t>
+      </w:r>
+      <w:r>
+        <w:rPr>
+          <w:rFonts w:ascii="Calibri" w:hAnsi="Calibri" w:cs="Calibri"/>
+          <w:sz w:val="36"/>
+          <w:szCs w:val="36"/>
+        </w:rPr>
+        <w:t>Raw HTML</w:t>
+      </w:r>
+      <w:r>
+        <w:rPr>
+          <w:rFonts w:ascii="Calibri" w:hAnsi="Calibri" w:cs="Calibri"/>
+          <w:sz w:val="36"/>
+          <w:szCs w:val="36"/>
+        </w:rPr>
+        <w:t xml:space="preserve">. Then in </w:t>
+      </w:r>
+      <w:r>
+        <w:rPr>
+          <w:rFonts w:ascii="Calibri" w:hAnsi="Calibri" w:cs="Calibri"/>
+          <w:b/>
+          <w:bCs/>
+          <w:sz w:val="36"/>
+          <w:szCs w:val="36"/>
+        </w:rPr>
+        <w:t>Body contents</w:t>
+      </w:r>
+      <w:r>
+        <w:rPr>
+          <w:rFonts w:ascii="Calibri" w:hAnsi="Calibri" w:cs="Calibri"/>
+          <w:sz w:val="36"/>
+          <w:szCs w:val="36"/>
+        </w:rPr>
+        <w:t xml:space="preserve"> enable map and drag-and-drop</w:t>
+      </w:r>
+      <w:r>
+        <w:rPr>
+          <w:rFonts w:ascii="Calibri" w:hAnsi="Calibri" w:cs="Calibri"/>
+          <w:sz w:val="36"/>
+          <w:szCs w:val="36"/>
+        </w:rPr>
+        <w:t xml:space="preserve"> data from sheets and customize it.</w:t>
+      </w:r>
+      <w:r>
+        <w:rPr>
+          <w:rFonts w:ascii="Calibri" w:hAnsi="Calibri" w:cs="Calibri"/>
+          <w:sz w:val="36"/>
+          <w:szCs w:val="36"/>
+        </w:rPr>
+        <w:t xml:space="preserve"> We can also drop data from calendar</w:t>
+      </w:r>
+    </w:p>
+    <w:p>
+      <w:pPr>
+        <w:jc w:val="both"/>
+        <w:rPr>
+          <w:rFonts w:ascii="Calibri" w:hAnsi="Calibri" w:cs="Calibri"/>
+          <w:sz w:val="36"/>
+          <w:szCs w:val="36"/>
+        </w:rPr>
+      </w:pPr>
+      <w:r>
+        <w:rPr>
+          <w:rFonts w:ascii="Calibri" w:hAnsi="Calibri" w:cs="Calibri"/>
+          <w:sz w:val="36"/>
+          <w:szCs w:val="36"/>
+        </w:rPr>
+        <w:t xml:space="preserve"># </w:t>
+      </w:r>
+      <w:r>
+        <w:rPr>
+          <w:rFonts w:ascii="Calibri" w:hAnsi="Calibri" w:cs="Calibri"/>
+          <w:sz w:val="36"/>
+          <w:szCs w:val="36"/>
+        </w:rPr>
+        <w:t>Then hit save</w:t>
+      </w:r>
+    </w:p>
+    <w:p>
+      <w:pPr>
+        <w:jc w:val="both"/>
+        <w:rPr>
+          <w:rFonts w:ascii="Calibri" w:hAnsi="Calibri" w:cs="Calibri"/>
+          <w:sz w:val="36"/>
+          <w:szCs w:val="36"/>
+        </w:rPr>
+      </w:pPr>
+    </w:p>
+    <w:p>
+      <w:pPr>
+        <w:jc w:val="both"/>
+        <w:rPr>
+          <w:rFonts w:ascii="Calibri" w:hAnsi="Calibri" w:cs="Calibri"/>
+          <w:sz w:val="36"/>
+          <w:szCs w:val="36"/>
+        </w:rPr>
+      </w:pPr>
+      <w:r>
+        <w:rPr>
+          <w:rFonts w:ascii="Calibri" w:hAnsi="Calibri" w:cs="Calibri"/>
+          <w:sz w:val="36"/>
+          <w:szCs w:val="36"/>
+        </w:rPr>
+        <w:t>Run</w:t>
+      </w:r>
+      <w:r>
+        <w:rPr>
+          <w:rFonts w:ascii="Calibri" w:hAnsi="Calibri" w:cs="Calibri"/>
+          <w:sz w:val="36"/>
+          <w:szCs w:val="36"/>
+        </w:rPr>
+        <w:t xml:space="preserve"> and Save</w:t>
+      </w:r>
+      <w:r>
+        <w:rPr>
+          <w:rFonts w:ascii="Calibri" w:hAnsi="Calibri" w:cs="Calibri"/>
+          <w:sz w:val="36"/>
+          <w:szCs w:val="36"/>
+        </w:rPr>
+        <w:t>:</w:t>
+      </w:r>
+    </w:p>
+    <w:p>
+      <w:pPr>
+        <w:jc w:val="both"/>
+        <w:rPr>
+          <w:rFonts w:ascii="Calibri" w:hAnsi="Calibri" w:cs="Calibri"/>
+          <w:sz w:val="36"/>
+          <w:szCs w:val="36"/>
+        </w:rPr>
+      </w:pPr>
+      <w:r>
+        <w:rPr>
+          <w:rFonts w:ascii="Calibri" w:hAnsi="Calibri" w:cs="Calibri"/>
+          <w:sz w:val="36"/>
+          <w:szCs w:val="36"/>
+        </w:rPr>
+        <w:t xml:space="preserve"># Click on the play button to execute it once. </w:t>
+      </w:r>
+      <w:r>
+        <w:rPr>
+          <w:rFonts w:ascii="Calibri" w:hAnsi="Calibri" w:cs="Calibri"/>
+          <w:sz w:val="36"/>
+          <w:szCs w:val="36"/>
+        </w:rPr>
+        <w:t>And save it by clicking on the save icon</w:t>
+      </w:r>
+      <w:r>
+        <w:rPr>
+          <w:rFonts w:ascii="Calibri" w:hAnsi="Calibri" w:cs="Calibri"/>
+          <w:sz w:val="36"/>
+          <w:szCs w:val="36"/>
+        </w:rPr>
+        <w:t>.</w:t>
+      </w:r>
+    </w:p>
+    <w:p>
+      <w:pPr>
+        <w:jc w:val="both"/>
+        <w:rPr>
+          <w:rFonts w:ascii="Calibri" w:hAnsi="Calibri" w:cs="Calibri"/>
+          <w:sz w:val="36"/>
+          <w:szCs w:val="36"/>
+        </w:rPr>
+      </w:pPr>
+      <w:r>
+        <w:rPr>
+          <w:rFonts w:ascii="Calibri" w:hAnsi="Calibri" w:cs="Calibri"/>
+          <w:sz w:val="36"/>
+          <w:szCs w:val="36"/>
+        </w:rPr>
+        <w:t># We can also click on bulb icon to see the workflow simulation.</w:t>
+      </w:r>
+    </w:p>
+    <w:p>
+      <w:pPr>
+        <w:jc w:val="both"/>
+        <w:rPr>
+          <w:rFonts w:ascii="Calibri" w:hAnsi="Calibri" w:cs="Calibri"/>
+          <w:sz w:val="36"/>
+          <w:szCs w:val="36"/>
+        </w:rPr>
+      </w:pPr>
+      <w:r>
+        <w:rPr>
+          <w:rFonts w:ascii="Calibri" w:hAnsi="Calibri" w:cs="Calibri"/>
+          <w:sz w:val="36"/>
+          <w:szCs w:val="36"/>
+        </w:rPr>
+        <w:t># Then go back and we can see workspace inactive, toggle it to active to enable the workflow</w:t>
+      </w:r>
+    </w:p>
+    <w:p>
+      <w:pPr>
+        <w:jc w:val="both"/>
+        <w:rPr>
+          <w:rFonts w:ascii="Calibri" w:hAnsi="Calibri" w:cs="Calibri"/>
+          <w:sz w:val="36"/>
+          <w:szCs w:val="36"/>
+        </w:rPr>
+      </w:pPr>
+    </w:p>
+    <w:p>
+      <w:pPr>
+        <w:jc w:val="both"/>
+        <w:rPr>
+          <w:rFonts w:ascii="Calibri" w:hAnsi="Calibri" w:cs="Calibri"/>
+          <w:sz w:val="36"/>
+          <w:szCs w:val="36"/>
+        </w:rPr>
+      </w:pPr>
+      <w:r>
+        <w:rPr>
+          <w:rFonts w:ascii="Calibri" w:hAnsi="Calibri" w:cs="Calibri"/>
+          <w:sz w:val="36"/>
+          <w:szCs w:val="36"/>
+        </w:rPr>
+        <w:t>Saving to Google Calendar in Detail:</w:t>
+      </w:r>
+    </w:p>
+    <w:p>
+      <w:pPr>
+        <w:jc w:val="both"/>
+        <w:rPr>
+          <w:rFonts w:ascii="Calibri" w:hAnsi="Calibri" w:cs="Calibri"/>
+          <w:sz w:val="36"/>
+          <w:szCs w:val="36"/>
+        </w:rPr>
+      </w:pPr>
+      <w:r>
+        <w:rPr>
+          <w:rFonts w:ascii="Calibri" w:hAnsi="Calibri" w:cs="Calibri"/>
+          <w:sz w:val="36"/>
+          <w:szCs w:val="36"/>
         </w:rPr>
         <w:lastRenderedPageBreak/>
         <w:t xml:space="preserve"># </w:t>
       </w:r>
       <w:r>
         <w:rPr>
-          <w:rFonts w:ascii="Carlito" w:hAnsi="Carlito" w:cs="Carlito"/>
-          <w:sz w:val="32"/>
-          <w:szCs w:val="32"/>
-        </w:rPr>
-        <w:t xml:space="preserve">In </w:t>
-      </w:r>
-      <w:r>
-        <w:rPr>
-          <w:rFonts w:ascii="Carlito" w:hAnsi="Carlito" w:cs="Carlito"/>
-          <w:b/>
-          <w:bCs/>
-          <w:sz w:val="32"/>
-          <w:szCs w:val="32"/>
-        </w:rPr>
-        <w:t>Subject</w:t>
-      </w:r>
-      <w:r>
-        <w:rPr>
-          <w:rFonts w:ascii="Carlito" w:hAnsi="Carlito" w:cs="Carlito"/>
-          <w:sz w:val="32"/>
-          <w:szCs w:val="32"/>
-        </w:rPr>
-        <w:t xml:space="preserve"> section drag-and-drop topic of meeting and customize it by adding some texts</w:t>
-      </w:r>
-    </w:p>
-    <w:p>
-      <w:pPr>
-        <w:jc w:val="both"/>
-        <w:rPr>
-          <w:rFonts w:ascii="Carlito" w:hAnsi="Carlito" w:cs="Carlito"/>
-          <w:sz w:val="32"/>
-          <w:szCs w:val="32"/>
-        </w:rPr>
-      </w:pPr>
-      <w:r>
-        <w:rPr>
-          <w:rFonts w:ascii="Carlito" w:hAnsi="Carlito" w:cs="Carlito"/>
-          <w:sz w:val="32"/>
-          <w:szCs w:val="32"/>
-        </w:rPr>
-        <w:t># In</w:t>
-      </w:r>
-      <w:r>
-        <w:rPr>
-          <w:rFonts w:ascii="Carlito" w:hAnsi="Carlito" w:cs="Carlito"/>
-          <w:b/>
-          <w:bCs/>
-          <w:sz w:val="32"/>
-          <w:szCs w:val="32"/>
-        </w:rPr>
-        <w:t xml:space="preserve"> Body type</w:t>
-      </w:r>
-      <w:r>
-        <w:rPr>
-          <w:rFonts w:ascii="Carlito" w:hAnsi="Carlito" w:cs="Carlito"/>
-          <w:sz w:val="32"/>
-          <w:szCs w:val="32"/>
-        </w:rPr>
-        <w:t xml:space="preserve"> select </w:t>
-      </w:r>
-      <w:r>
-        <w:rPr>
-          <w:rFonts w:ascii="Carlito" w:hAnsi="Carlito" w:cs="Carlito"/>
-          <w:sz w:val="32"/>
-          <w:szCs w:val="32"/>
-        </w:rPr>
-        <w:t>Raw HTML</w:t>
-      </w:r>
-      <w:r>
-        <w:rPr>
-          <w:rFonts w:ascii="Carlito" w:hAnsi="Carlito" w:cs="Carlito"/>
-          <w:sz w:val="32"/>
-          <w:szCs w:val="32"/>
+          <w:rFonts w:ascii="Calibri" w:hAnsi="Calibri" w:cs="Calibri"/>
+          <w:sz w:val="36"/>
+          <w:szCs w:val="36"/>
+        </w:rPr>
+        <w:t xml:space="preserve">Open </w:t>
+      </w:r>
+      <w:r>
+        <w:rPr>
+          <w:rFonts w:ascii="Calibri" w:hAnsi="Calibri" w:cs="Calibri"/>
+          <w:b/>
+          <w:bCs/>
+          <w:sz w:val="36"/>
+          <w:szCs w:val="36"/>
+        </w:rPr>
+        <w:t>Google Calendar</w:t>
+      </w:r>
+      <w:r>
+        <w:rPr>
+          <w:rFonts w:ascii="Calibri" w:hAnsi="Calibri" w:cs="Calibri"/>
+          <w:sz w:val="36"/>
+          <w:szCs w:val="36"/>
+        </w:rPr>
+        <w:t xml:space="preserve"> module, in </w:t>
+      </w:r>
+      <w:r>
+        <w:rPr>
+          <w:rFonts w:ascii="Calibri" w:hAnsi="Calibri" w:cs="Calibri"/>
+          <w:b/>
+          <w:bCs/>
+          <w:sz w:val="36"/>
+          <w:szCs w:val="36"/>
+        </w:rPr>
+        <w:t>Create an Event</w:t>
+      </w:r>
+      <w:r>
+        <w:rPr>
+          <w:rFonts w:ascii="Calibri" w:hAnsi="Calibri" w:cs="Calibri"/>
+          <w:sz w:val="36"/>
+          <w:szCs w:val="36"/>
+        </w:rPr>
+        <w:t xml:space="preserve"> section select</w:t>
+      </w:r>
+      <w:r>
+        <w:rPr>
+          <w:rFonts w:ascii="Calibri" w:hAnsi="Calibri" w:cs="Calibri"/>
+          <w:b/>
+          <w:bCs/>
+          <w:sz w:val="36"/>
+          <w:szCs w:val="36"/>
+        </w:rPr>
+        <w:t xml:space="preserve"> In Detail</w:t>
+      </w:r>
+      <w:r>
+        <w:rPr>
+          <w:rFonts w:ascii="Calibri" w:hAnsi="Calibri" w:cs="Calibri"/>
+          <w:sz w:val="36"/>
+          <w:szCs w:val="36"/>
         </w:rPr>
         <w:t xml:space="preserve">. Then in </w:t>
       </w:r>
       <w:r>
         <w:rPr>
-          <w:rFonts w:ascii="Carlito" w:hAnsi="Carlito" w:cs="Carlito"/>
-          <w:b/>
-          <w:bCs/>
-          <w:sz w:val="32"/>
-          <w:szCs w:val="32"/>
-        </w:rPr>
-        <w:t>Body contents</w:t>
-      </w:r>
-      <w:r>
-        <w:rPr>
-          <w:rFonts w:ascii="Carlito" w:hAnsi="Carlito" w:cs="Carlito"/>
-          <w:sz w:val="32"/>
-          <w:szCs w:val="32"/>
-        </w:rPr>
-        <w:t xml:space="preserve"> enable map and drag-and-drop</w:t>
-      </w:r>
-      <w:r>
-        <w:rPr>
-          <w:rFonts w:ascii="Carlito" w:hAnsi="Carlito" w:cs="Carlito"/>
-          <w:sz w:val="32"/>
-          <w:szCs w:val="32"/>
-        </w:rPr>
-        <w:t xml:space="preserve"> data from sheets and customize it.</w:t>
-      </w:r>
-      <w:r>
-        <w:rPr>
-          <w:rFonts w:ascii="Carlito" w:hAnsi="Carlito" w:cs="Carlito"/>
-          <w:sz w:val="32"/>
-          <w:szCs w:val="32"/>
-        </w:rPr>
-        <w:t xml:space="preserve"> We can also drop data from calendar</w:t>
-      </w:r>
-    </w:p>
-    <w:p>
-      <w:pPr>
-        <w:jc w:val="both"/>
-        <w:rPr>
-          <w:rFonts w:ascii="Carlito" w:hAnsi="Carlito" w:cs="Carlito"/>
-          <w:sz w:val="32"/>
-          <w:szCs w:val="32"/>
-        </w:rPr>
-      </w:pPr>
-      <w:r>
-        <w:rPr>
-          <w:rFonts w:ascii="Carlito" w:hAnsi="Carlito" w:cs="Carlito"/>
-          <w:sz w:val="32"/>
-          <w:szCs w:val="32"/>
-        </w:rPr>
-        <w:t xml:space="preserve"># </w:t>
-      </w:r>
-      <w:r>
-        <w:rPr>
-          <w:rFonts w:ascii="Carlito" w:hAnsi="Carlito" w:cs="Carlito"/>
-          <w:sz w:val="32"/>
-          <w:szCs w:val="32"/>
-        </w:rPr>
-        <w:t>Then hit save</w:t>
-      </w:r>
-    </w:p>
-    <w:p>
-      <w:pPr>
-        <w:jc w:val="both"/>
-        <w:rPr>
-          <w:rFonts w:ascii="Carlito" w:hAnsi="Carlito" w:cs="Carlito"/>
-          <w:sz w:val="32"/>
-          <w:szCs w:val="32"/>
-        </w:rPr>
-      </w:pPr>
-    </w:p>
-    <w:p>
-      <w:pPr>
-        <w:jc w:val="both"/>
-        <w:rPr>
-          <w:rFonts w:ascii="Carlito" w:hAnsi="Carlito" w:cs="Carlito"/>
-          <w:sz w:val="32"/>
-          <w:szCs w:val="32"/>
-        </w:rPr>
-      </w:pPr>
-      <w:r>
-        <w:rPr>
-          <w:rFonts w:ascii="Carlito" w:hAnsi="Carlito" w:cs="Carlito"/>
-          <w:sz w:val="32"/>
-          <w:szCs w:val="32"/>
-        </w:rPr>
-        <w:t>Run</w:t>
-      </w:r>
-      <w:r>
-        <w:rPr>
-          <w:rFonts w:ascii="Carlito" w:hAnsi="Carlito" w:cs="Carlito"/>
-          <w:sz w:val="32"/>
-          <w:szCs w:val="32"/>
-        </w:rPr>
-        <w:t xml:space="preserve"> and Save</w:t>
-      </w:r>
-      <w:r>
-        <w:rPr>
-          <w:rFonts w:ascii="Carlito" w:hAnsi="Carlito" w:cs="Carlito"/>
-          <w:sz w:val="32"/>
-          <w:szCs w:val="32"/>
-        </w:rPr>
-        <w:t>:</w:t>
-      </w:r>
-    </w:p>
-    <w:p>
-      <w:pPr>
-        <w:jc w:val="both"/>
-        <w:rPr>
-          <w:rFonts w:ascii="Carlito" w:hAnsi="Carlito" w:cs="Carlito"/>
-          <w:sz w:val="32"/>
-          <w:szCs w:val="32"/>
-        </w:rPr>
-      </w:pPr>
-      <w:r>
-        <w:rPr>
-          <w:rFonts w:ascii="Carlito" w:hAnsi="Carlito" w:cs="Carlito"/>
-          <w:sz w:val="32"/>
-          <w:szCs w:val="32"/>
-        </w:rPr>
-        <w:t xml:space="preserve"># Click on the play button to execute it once. </w:t>
-      </w:r>
-      <w:r>
-        <w:rPr>
-          <w:rFonts w:ascii="Carlito" w:hAnsi="Carlito" w:cs="Carlito"/>
-          <w:sz w:val="32"/>
-          <w:szCs w:val="32"/>
-        </w:rPr>
-        <w:t>And save it by clicking on the save icon</w:t>
-      </w:r>
-      <w:r>
-        <w:rPr>
-          <w:rFonts w:ascii="Carlito" w:hAnsi="Carlito" w:cs="Carlito"/>
-          <w:sz w:val="32"/>
-          <w:szCs w:val="32"/>
-        </w:rPr>
-        <w:t>.</w:t>
-      </w:r>
-    </w:p>
-    <w:p>
-      <w:pPr>
-        <w:jc w:val="both"/>
-        <w:rPr>
-          <w:rFonts w:ascii="Carlito" w:hAnsi="Carlito" w:cs="Carlito"/>
-          <w:sz w:val="32"/>
-          <w:szCs w:val="32"/>
-        </w:rPr>
-      </w:pPr>
-      <w:r>
-        <w:rPr>
-          <w:rFonts w:ascii="Carlito" w:hAnsi="Carlito" w:cs="Carlito"/>
-          <w:sz w:val="32"/>
-          <w:szCs w:val="32"/>
-        </w:rPr>
-        <w:t># We can also click on bulb icon to see the workflow simulation.</w:t>
-      </w:r>
-    </w:p>
-    <w:p>
-      <w:pPr>
-        <w:jc w:val="both"/>
-        <w:rPr>
-          <w:rFonts w:ascii="Carlito" w:hAnsi="Carlito" w:cs="Carlito"/>
-          <w:sz w:val="32"/>
-          <w:szCs w:val="32"/>
-        </w:rPr>
-      </w:pPr>
-      <w:r>
-        <w:rPr>
-          <w:rFonts w:ascii="Carlito" w:hAnsi="Carlito" w:cs="Carlito"/>
-          <w:sz w:val="32"/>
-          <w:szCs w:val="32"/>
-        </w:rPr>
-        <w:t># Then go back and we can see workspace inactive, toggle it to active to enable the workflow</w:t>
-      </w:r>
-    </w:p>
-    <w:p>
-      <w:pPr>
-        <w:jc w:val="both"/>
-        <w:rPr>
-          <w:rFonts w:ascii="Carlito" w:hAnsi="Carlito" w:cs="Carlito"/>
-          <w:sz w:val="32"/>
-          <w:szCs w:val="32"/>
-        </w:rPr>
-      </w:pPr>
-    </w:p>
-    <w:p>
-      <w:pPr>
-        <w:jc w:val="both"/>
-        <w:rPr>
-          <w:rFonts w:ascii="Carlito" w:hAnsi="Carlito" w:cs="Carlito"/>
-          <w:sz w:val="32"/>
-          <w:szCs w:val="32"/>
-        </w:rPr>
-      </w:pPr>
-      <w:r>
-        <w:rPr>
-          <w:rFonts w:ascii="Carlito" w:hAnsi="Carlito" w:cs="Carlito"/>
-          <w:sz w:val="32"/>
-          <w:szCs w:val="32"/>
-        </w:rPr>
-        <w:t>Saving to Google Calendar in Detail:</w:t>
-      </w:r>
-    </w:p>
-    <w:p>
-      <w:pPr>
-        <w:jc w:val="both"/>
-        <w:rPr>
-          <w:rFonts w:ascii="Carlito" w:hAnsi="Carlito" w:cs="Carlito"/>
-          <w:sz w:val="32"/>
-          <w:szCs w:val="32"/>
-        </w:rPr>
-      </w:pPr>
-      <w:r>
-        <w:rPr>
-          <w:rFonts w:ascii="Carlito" w:hAnsi="Carlito" w:cs="Carlito"/>
-          <w:sz w:val="32"/>
-          <w:szCs w:val="32"/>
-        </w:rPr>
-        <w:t xml:space="preserve"># </w:t>
-      </w:r>
-      <w:r>
-        <w:rPr>
-          <w:rFonts w:ascii="Carlito" w:hAnsi="Carlito" w:cs="Carlito"/>
-          <w:sz w:val="32"/>
-          <w:szCs w:val="32"/>
-        </w:rPr>
-        <w:t xml:space="preserve">Open </w:t>
-      </w:r>
-      <w:r>
-        <w:rPr>
-          <w:rFonts w:ascii="Carlito" w:hAnsi="Carlito" w:cs="Carlito"/>
-          <w:b/>
-          <w:bCs/>
-          <w:sz w:val="32"/>
-          <w:szCs w:val="32"/>
-        </w:rPr>
-        <w:t>Google Calendar</w:t>
-      </w:r>
-      <w:r>
-        <w:rPr>
-          <w:rFonts w:ascii="Carlito" w:hAnsi="Carlito" w:cs="Carlito"/>
-          <w:sz w:val="32"/>
-          <w:szCs w:val="32"/>
-        </w:rPr>
-        <w:t xml:space="preserve"> module, in </w:t>
-      </w:r>
-      <w:r>
-        <w:rPr>
-          <w:rFonts w:ascii="Carlito" w:hAnsi="Carlito" w:cs="Carlito"/>
-          <w:b/>
-          <w:bCs/>
-          <w:sz w:val="32"/>
-          <w:szCs w:val="32"/>
-        </w:rPr>
-        <w:t>Create an Event</w:t>
-      </w:r>
-      <w:r>
-        <w:rPr>
-          <w:rFonts w:ascii="Carlito" w:hAnsi="Carlito" w:cs="Carlito"/>
-          <w:sz w:val="32"/>
-          <w:szCs w:val="32"/>
-        </w:rPr>
-        <w:t xml:space="preserve"> section select</w:t>
-      </w:r>
-      <w:r>
-        <w:rPr>
-          <w:rFonts w:ascii="Carlito" w:hAnsi="Carlito" w:cs="Carlito"/>
-          <w:b/>
-          <w:bCs/>
-          <w:sz w:val="32"/>
-          <w:szCs w:val="32"/>
-        </w:rPr>
-        <w:t xml:space="preserve"> In Detail</w:t>
-      </w:r>
-      <w:r>
-        <w:rPr>
-          <w:rFonts w:ascii="Carlito" w:hAnsi="Carlito" w:cs="Carlito"/>
-          <w:sz w:val="32"/>
-          <w:szCs w:val="32"/>
-        </w:rPr>
-        <w:t xml:space="preserve">. Then in </w:t>
-      </w:r>
-      <w:r>
-        <w:rPr>
-          <w:rFonts w:ascii="Carlito" w:hAnsi="Carlito" w:cs="Carlito"/>
-          <w:b/>
-          <w:bCs/>
-          <w:sz w:val="32"/>
-          <w:szCs w:val="32"/>
+          <w:rFonts w:ascii="Calibri" w:hAnsi="Calibri" w:cs="Calibri"/>
+          <w:b/>
+          <w:bCs/>
+          <w:sz w:val="36"/>
+          <w:szCs w:val="36"/>
         </w:rPr>
         <w:t>Calendar ID</w:t>
       </w:r>
       <w:r>
         <w:rPr>
-          <w:rFonts w:ascii="Carlito" w:hAnsi="Carlito" w:cs="Carlito"/>
-          <w:sz w:val="32"/>
-          <w:szCs w:val="32"/>
+          <w:rFonts w:ascii="Calibri" w:hAnsi="Calibri" w:cs="Calibri"/>
+          <w:sz w:val="36"/>
+          <w:szCs w:val="36"/>
         </w:rPr>
         <w:t xml:space="preserve"> select our email (primary calendar)</w:t>
       </w:r>
@@ -1987,70 +1961,70 @@
       <w:pPr>
         <w:jc w:val="both"/>
         <w:rPr>
-          <w:rFonts w:ascii="Carlito" w:hAnsi="Carlito" w:cs="Carlito"/>
-          <w:sz w:val="32"/>
-          <w:szCs w:val="32"/>
-        </w:rPr>
-      </w:pPr>
-      <w:r>
-        <w:rPr>
-          <w:rFonts w:ascii="Carlito" w:hAnsi="Carlito" w:cs="Carlito"/>
-          <w:sz w:val="32"/>
-          <w:szCs w:val="32"/>
+          <w:rFonts w:ascii="Calibri" w:hAnsi="Calibri" w:cs="Calibri"/>
+          <w:sz w:val="36"/>
+          <w:szCs w:val="36"/>
+        </w:rPr>
+      </w:pPr>
+      <w:r>
+        <w:rPr>
+          <w:rFonts w:ascii="Calibri" w:hAnsi="Calibri" w:cs="Calibri"/>
+          <w:sz w:val="36"/>
+          <w:szCs w:val="36"/>
         </w:rPr>
         <w:t xml:space="preserve"># Then in </w:t>
       </w:r>
       <w:r>
         <w:rPr>
-          <w:rFonts w:ascii="Carlito" w:hAnsi="Carlito" w:cs="Carlito"/>
-          <w:b/>
-          <w:bCs/>
-          <w:sz w:val="32"/>
-          <w:szCs w:val="32"/>
+          <w:rFonts w:ascii="Calibri" w:hAnsi="Calibri" w:cs="Calibri"/>
+          <w:b/>
+          <w:bCs/>
+          <w:sz w:val="36"/>
+          <w:szCs w:val="36"/>
         </w:rPr>
         <w:t>Event Name</w:t>
       </w:r>
       <w:r>
         <w:rPr>
-          <w:rFonts w:ascii="Carlito" w:hAnsi="Carlito" w:cs="Carlito"/>
-          <w:sz w:val="32"/>
-          <w:szCs w:val="32"/>
+          <w:rFonts w:ascii="Calibri" w:hAnsi="Calibri" w:cs="Calibri"/>
+          <w:sz w:val="36"/>
+          <w:szCs w:val="36"/>
         </w:rPr>
         <w:t xml:space="preserve"> we add custom text, drag-and-drop name, topic of meeting. Also, in </w:t>
       </w:r>
       <w:r>
         <w:rPr>
-          <w:rFonts w:ascii="Carlito" w:hAnsi="Carlito" w:cs="Carlito"/>
-          <w:b/>
-          <w:bCs/>
-          <w:sz w:val="32"/>
-          <w:szCs w:val="32"/>
+          <w:rFonts w:ascii="Calibri" w:hAnsi="Calibri" w:cs="Calibri"/>
+          <w:b/>
+          <w:bCs/>
+          <w:sz w:val="36"/>
+          <w:szCs w:val="36"/>
         </w:rPr>
         <w:t>Start Date</w:t>
       </w:r>
       <w:r>
         <w:rPr>
-          <w:rFonts w:ascii="Carlito" w:hAnsi="Carlito" w:cs="Carlito"/>
-          <w:sz w:val="32"/>
-          <w:szCs w:val="32"/>
+          <w:rFonts w:ascii="Calibri" w:hAnsi="Calibri" w:cs="Calibri"/>
+          <w:sz w:val="36"/>
+          <w:szCs w:val="36"/>
         </w:rPr>
         <w:t xml:space="preserve"> drag-and-drop preferred date from form and preferred start time. Similarly drop preferred date for</w:t>
       </w:r>
       <w:r>
         <w:rPr>
-          <w:rFonts w:ascii="Carlito" w:hAnsi="Carlito" w:cs="Carlito"/>
-          <w:b/>
-          <w:bCs/>
-          <w:sz w:val="32"/>
-          <w:szCs w:val="32"/>
+          <w:rFonts w:ascii="Calibri" w:hAnsi="Calibri" w:cs="Calibri"/>
+          <w:b/>
+          <w:bCs/>
+          <w:sz w:val="36"/>
+          <w:szCs w:val="36"/>
         </w:rPr>
         <w:t xml:space="preserve"> End Date</w:t>
       </w:r>
       <w:r>
         <w:rPr>
-          <w:rFonts w:ascii="Carlito" w:hAnsi="Carlito" w:cs="Carlito"/>
-          <w:sz w:val="32"/>
-          <w:szCs w:val="32"/>
+          <w:rFonts w:ascii="Calibri" w:hAnsi="Calibri" w:cs="Calibri"/>
+          <w:sz w:val="36"/>
+          <w:szCs w:val="36"/>
         </w:rPr>
         <w:t xml:space="preserve"> and also drop preferred end time.</w:t>
       </w:r>
@@ -2059,16 +2033,16 @@
       <w:pPr>
         <w:jc w:val="both"/>
         <w:rPr>
-          <w:rFonts w:ascii="Carlito" w:hAnsi="Carlito" w:cs="Carlito"/>
-          <w:sz w:val="32"/>
-          <w:szCs w:val="32"/>
-        </w:rPr>
-      </w:pPr>
-      <w:r>
-        <w:rPr>
-          <w:rFonts w:ascii="Carlito" w:hAnsi="Carlito" w:cs="Carlito"/>
-          <w:sz w:val="32"/>
-          <w:szCs w:val="32"/>
+          <w:rFonts w:ascii="Calibri" w:hAnsi="Calibri" w:cs="Calibri"/>
+          <w:sz w:val="36"/>
+          <w:szCs w:val="36"/>
+        </w:rPr>
+      </w:pPr>
+      <w:r>
+        <w:rPr>
+          <w:rFonts w:ascii="Calibri" w:hAnsi="Calibri" w:cs="Calibri"/>
+          <w:sz w:val="36"/>
+          <w:szCs w:val="36"/>
         </w:rPr>
         <w:t># Then click save and we are done.</w:t>
       </w:r>
@@ -2077,16 +2051,16 @@
       <w:pPr>
         <w:jc w:val="both"/>
         <w:rPr>
-          <w:rFonts w:ascii="Carlito" w:hAnsi="Carlito" w:cs="Carlito"/>
-          <w:sz w:val="32"/>
-          <w:szCs w:val="32"/>
-        </w:rPr>
-      </w:pPr>
-      <w:r>
-        <w:rPr>
-          <w:rFonts w:ascii="Carlito" w:hAnsi="Carlito" w:cs="Carlito"/>
-          <w:sz w:val="32"/>
-          <w:szCs w:val="32"/>
+          <w:rFonts w:ascii="Calibri" w:hAnsi="Calibri" w:cs="Calibri"/>
+          <w:sz w:val="36"/>
+          <w:szCs w:val="36"/>
+        </w:rPr>
+      </w:pPr>
+      <w:r>
+        <w:rPr>
+          <w:rFonts w:ascii="Calibri" w:hAnsi="Calibri" w:cs="Calibri"/>
+          <w:sz w:val="36"/>
+          <w:szCs w:val="36"/>
         </w:rPr>
         <w:t># We can also customize it furthermore.</w:t>
       </w:r>
@@ -2095,86 +2069,86 @@
       <w:pPr>
         <w:jc w:val="both"/>
         <w:rPr>
-          <w:rFonts w:ascii="Carlito" w:hAnsi="Carlito" w:cs="Carlito"/>
-          <w:sz w:val="32"/>
-          <w:szCs w:val="32"/>
-        </w:rPr>
-      </w:pPr>
-    </w:p>
-    <w:p>
-      <w:pPr>
-        <w:jc w:val="both"/>
-        <w:rPr>
-          <w:rFonts w:ascii="Carlito" w:hAnsi="Carlito" w:cs="Carlito"/>
-          <w:sz w:val="32"/>
-          <w:szCs w:val="32"/>
-        </w:rPr>
-      </w:pPr>
-    </w:p>
-    <w:p>
-      <w:pPr>
-        <w:jc w:val="both"/>
-        <w:rPr>
-          <w:rFonts w:ascii="Carlito" w:hAnsi="Carlito" w:cs="Carlito"/>
-          <w:sz w:val="32"/>
-          <w:szCs w:val="32"/>
-        </w:rPr>
-      </w:pPr>
-    </w:p>
-    <w:p>
-      <w:pPr>
-        <w:jc w:val="both"/>
-        <w:rPr>
-          <w:rFonts w:ascii="Carlito" w:hAnsi="Carlito" w:cs="Carlito"/>
-          <w:sz w:val="32"/>
-          <w:szCs w:val="32"/>
-        </w:rPr>
-      </w:pPr>
-    </w:p>
-    <w:p>
-      <w:pPr>
-        <w:jc w:val="both"/>
-        <w:rPr>
-          <w:rFonts w:ascii="Carlito" w:hAnsi="Carlito" w:cs="Carlito"/>
-          <w:sz w:val="32"/>
-          <w:szCs w:val="32"/>
-        </w:rPr>
-      </w:pPr>
-    </w:p>
-    <w:p>
-      <w:pPr>
-        <w:jc w:val="both"/>
-        <w:rPr>
-          <w:rFonts w:ascii="Carlito" w:hAnsi="Carlito" w:cs="Carlito"/>
-          <w:sz w:val="32"/>
-          <w:szCs w:val="32"/>
-        </w:rPr>
-      </w:pPr>
-    </w:p>
-    <w:p>
-      <w:pPr>
-        <w:jc w:val="both"/>
-        <w:rPr>
-          <w:rFonts w:ascii="Carlito" w:hAnsi="Carlito" w:cs="Carlito"/>
-          <w:sz w:val="32"/>
-          <w:szCs w:val="32"/>
-        </w:rPr>
-      </w:pPr>
-    </w:p>
-    <w:p>
-      <w:pPr>
-        <w:jc w:val="both"/>
-        <w:rPr>
-          <w:rFonts w:ascii="Carlito" w:hAnsi="Carlito" w:cs="Carlito"/>
-          <w:sz w:val="32"/>
-          <w:szCs w:val="32"/>
-        </w:rPr>
-      </w:pPr>
-      <w:r>
-        <w:rPr>
-          <w:rFonts w:ascii="Carlito" w:hAnsi="Carlito" w:cs="Carlito"/>
-          <w:sz w:val="32"/>
-          <w:szCs w:val="32"/>
+          <w:rFonts w:ascii="Calibri" w:hAnsi="Calibri" w:cs="Calibri"/>
+          <w:sz w:val="36"/>
+          <w:szCs w:val="36"/>
+        </w:rPr>
+      </w:pPr>
+    </w:p>
+    <w:p>
+      <w:pPr>
+        <w:jc w:val="both"/>
+        <w:rPr>
+          <w:rFonts w:ascii="Calibri" w:hAnsi="Calibri" w:cs="Calibri"/>
+          <w:sz w:val="36"/>
+          <w:szCs w:val="36"/>
+        </w:rPr>
+      </w:pPr>
+    </w:p>
+    <w:p>
+      <w:pPr>
+        <w:jc w:val="both"/>
+        <w:rPr>
+          <w:rFonts w:ascii="Calibri" w:hAnsi="Calibri" w:cs="Calibri"/>
+          <w:sz w:val="36"/>
+          <w:szCs w:val="36"/>
+        </w:rPr>
+      </w:pPr>
+    </w:p>
+    <w:p>
+      <w:pPr>
+        <w:jc w:val="both"/>
+        <w:rPr>
+          <w:rFonts w:ascii="Calibri" w:hAnsi="Calibri" w:cs="Calibri"/>
+          <w:sz w:val="36"/>
+          <w:szCs w:val="36"/>
+        </w:rPr>
+      </w:pPr>
+    </w:p>
+    <w:p>
+      <w:pPr>
+        <w:jc w:val="both"/>
+        <w:rPr>
+          <w:rFonts w:ascii="Calibri" w:hAnsi="Calibri" w:cs="Calibri"/>
+          <w:sz w:val="36"/>
+          <w:szCs w:val="36"/>
+        </w:rPr>
+      </w:pPr>
+    </w:p>
+    <w:p>
+      <w:pPr>
+        <w:jc w:val="both"/>
+        <w:rPr>
+          <w:rFonts w:ascii="Calibri" w:hAnsi="Calibri" w:cs="Calibri"/>
+          <w:sz w:val="36"/>
+          <w:szCs w:val="36"/>
+        </w:rPr>
+      </w:pPr>
+    </w:p>
+    <w:p>
+      <w:pPr>
+        <w:jc w:val="both"/>
+        <w:rPr>
+          <w:rFonts w:ascii="Calibri" w:hAnsi="Calibri" w:cs="Calibri"/>
+          <w:sz w:val="36"/>
+          <w:szCs w:val="36"/>
+        </w:rPr>
+      </w:pPr>
+    </w:p>
+    <w:p>
+      <w:pPr>
+        <w:jc w:val="both"/>
+        <w:rPr>
+          <w:rFonts w:ascii="Calibri" w:hAnsi="Calibri" w:cs="Calibri"/>
+          <w:sz w:val="36"/>
+          <w:szCs w:val="36"/>
+        </w:rPr>
+      </w:pPr>
+      <w:r>
+        <w:rPr>
+          <w:rFonts w:ascii="Calibri" w:hAnsi="Calibri" w:cs="Calibri"/>
+          <w:sz w:val="36"/>
+          <w:szCs w:val="36"/>
         </w:rPr>
         <w:t xml:space="preserve"> </w:t>
       </w:r>
@@ -2183,19 +2157,19 @@
       <w:pPr>
         <w:jc w:val="both"/>
         <w:rPr>
-          <w:rFonts w:ascii="Carlito" w:hAnsi="Carlito" w:cs="Carlito"/>
-          <w:sz w:val="32"/>
-          <w:szCs w:val="32"/>
-        </w:rPr>
-      </w:pPr>
-    </w:p>
-    <w:p>
-      <w:pPr>
-        <w:jc w:val="both"/>
-        <w:rPr>
-          <w:rFonts w:ascii="Carlito" w:hAnsi="Carlito" w:cs="Carlito"/>
-          <w:sz w:val="32"/>
-          <w:szCs w:val="32"/>
+          <w:rFonts w:ascii="Calibri" w:hAnsi="Calibri" w:cs="Calibri"/>
+          <w:sz w:val="36"/>
+          <w:szCs w:val="36"/>
+        </w:rPr>
+      </w:pPr>
+    </w:p>
+    <w:p>
+      <w:pPr>
+        <w:jc w:val="both"/>
+        <w:rPr>
+          <w:rFonts w:ascii="Calibri" w:hAnsi="Calibri" w:cs="Calibri"/>
+          <w:sz w:val="36"/>
+          <w:szCs w:val="36"/>
         </w:rPr>
       </w:pPr>
     </w:p>
